--- a/문장별_해설/3부_29화_Der_Algorithmus_해설.docx
+++ b/문장별_해설/3부_29화_Der_Algorithmus_해설.docx
@@ -26,7 +26,7 @@
           <w:color w:val="595959"/>
           <w:sz w:val="20"/>
         </w:rPr>
-        <w:t>대화문 48턴 — 문장별 주요 단어 · 문법 · 표현 · 시제 해설</w:t>
+        <w:t>대화문 73턴 — 문장별 주요 단어 · 문법 · 표현 · 시제 해설</w:t>
       </w:r>
     </w:p>
     <w:p>
@@ -13811,7 +13811,7657 @@
           <w:i w:val="0"/>
           <w:sz w:val="22"/>
         </w:rPr>
-        <w:t>46. Milans Onkel: Dann trinken wir darauf. Aber vorsichtig: Heißer Tee, heiße Hoffnung. Beides verbrennt die Zunge, wenn man zu gierig ist.</w:t>
+        <w:t>46. Jonas: In den folgenden Wochen wandern die Notizbücher durch die Stadt. Sie landen in Rucksäcken, auf Fahrradlenkern, in Küchen zwischen Zwiebelschalen und Kaffeeflecken.</w:t>
+      </w:r>
+    </w:p>
+    <w:p>
+      <w:pPr>
+        <w:keepNext/>
+        <w:ind w:left="340"/>
+      </w:pPr>
+      <w:r>
+        <w:rPr>
+          <w:rFonts w:ascii="Malgun Gothic" w:hAnsi="Malgun Gothic" w:cs="Malgun Gothic" w:eastAsia="Malgun Gothic"/>
+          <w:b w:val="0"/>
+          <w:i/>
+          <w:color w:val="404040"/>
+          <w:sz w:val="20"/>
+        </w:rPr>
+        <w:t>이어지는 몇 주 동안 공책은 도시를 떠돈다. 배낭 속, 자전거 핸들 위, 양파 껍질과 커피 얼룩 사이 부엌에 놓인다.</w:t>
+      </w:r>
+    </w:p>
+    <w:tbl>
+      <w:tblPr>
+        <w:tblW w:type="auto" w:w="0"/>
+        <w:tblLayout w:type="fixed"/>
+        <w:tblLook w:firstColumn="1" w:firstRow="1" w:lastColumn="0" w:lastRow="0" w:noHBand="0" w:noVBand="1" w:val="04A0"/>
+      </w:tblPr>
+      <w:tblGrid>
+        <w:gridCol w:w="4819"/>
+        <w:gridCol w:w="4819"/>
+      </w:tblGrid>
+      <w:tr>
+        <w:tc>
+          <w:tcPr>
+            <w:tcW w:type="dxa" w:w="1500"/>
+            <w:tcBorders>
+              <w:top w:val="single" w:color="BFBFBF" w:sz="4"/>
+              <w:left w:val="single" w:color="BFBFBF" w:sz="4"/>
+              <w:bottom w:val="single" w:color="BFBFBF" w:sz="4"/>
+              <w:right w:val="single" w:color="BFBFBF" w:sz="4"/>
+            </w:tcBorders>
+            <w:shd w:fill="DEEAF6" w:color="auto" w:val="clear"/>
+          </w:tcPr>
+          <w:p>
+            <w:r>
+              <w:rPr>
+                <w:rFonts w:ascii="Malgun Gothic" w:hAnsi="Malgun Gothic" w:cs="Malgun Gothic" w:eastAsia="Malgun Gothic"/>
+                <w:b/>
+                <w:i w:val="0"/>
+                <w:color w:val="1F3864"/>
+                <w:sz w:val="20"/>
+              </w:rPr>
+              <w:t>주요 단어</w:t>
+            </w:r>
+          </w:p>
+        </w:tc>
+        <w:tc>
+          <w:tcPr>
+            <w:tcW w:type="dxa" w:w="8138"/>
+            <w:tcBorders>
+              <w:top w:val="single" w:color="BFBFBF" w:sz="4"/>
+              <w:left w:val="single" w:color="BFBFBF" w:sz="4"/>
+              <w:bottom w:val="single" w:color="BFBFBF" w:sz="4"/>
+              <w:right w:val="single" w:color="BFBFBF" w:sz="4"/>
+            </w:tcBorders>
+          </w:tcPr>
+          <w:p>
+            <w:pPr>
+              <w:spacing w:after="40"/>
+            </w:pPr>
+            <w:r>
+              <w:rPr>
+                <w:rFonts w:ascii="Arial" w:hAnsi="Arial" w:cs="Arial" w:eastAsia="Malgun Gothic"/>
+                <w:b/>
+                <w:i w:val="0"/>
+                <w:sz w:val="20"/>
+              </w:rPr>
+              <w:t>wandern</w:t>
+            </w:r>
+            <w:r>
+              <w:rPr>
+                <w:rFonts w:ascii="Malgun Gothic" w:hAnsi="Malgun Gothic" w:cs="Malgun Gothic" w:eastAsia="Malgun Gothic"/>
+                <w:b w:val="0"/>
+                <w:i w:val="0"/>
+                <w:sz w:val="20"/>
+              </w:rPr>
+              <w:t xml:space="preserve">  —  떠돌다</w:t>
+            </w:r>
+          </w:p>
+          <w:p>
+            <w:pPr>
+              <w:spacing w:after="40"/>
+            </w:pPr>
+            <w:r>
+              <w:rPr>
+                <w:rFonts w:ascii="Arial" w:hAnsi="Arial" w:cs="Arial" w:eastAsia="Malgun Gothic"/>
+                <w:b/>
+                <w:i w:val="0"/>
+                <w:sz w:val="20"/>
+              </w:rPr>
+              <w:t>der Lenker, -</w:t>
+            </w:r>
+            <w:r>
+              <w:rPr>
+                <w:rFonts w:ascii="Malgun Gothic" w:hAnsi="Malgun Gothic" w:cs="Malgun Gothic" w:eastAsia="Malgun Gothic"/>
+                <w:b w:val="0"/>
+                <w:i w:val="0"/>
+                <w:sz w:val="20"/>
+              </w:rPr>
+              <w:t xml:space="preserve">  —  핸들</w:t>
+            </w:r>
+          </w:p>
+          <w:p>
+            <w:pPr>
+              <w:spacing w:after="40"/>
+            </w:pPr>
+            <w:r>
+              <w:rPr>
+                <w:rFonts w:ascii="Arial" w:hAnsi="Arial" w:cs="Arial" w:eastAsia="Malgun Gothic"/>
+                <w:b/>
+                <w:i w:val="0"/>
+                <w:sz w:val="20"/>
+              </w:rPr>
+              <w:t>der Fleck, -en</w:t>
+            </w:r>
+            <w:r>
+              <w:rPr>
+                <w:rFonts w:ascii="Malgun Gothic" w:hAnsi="Malgun Gothic" w:cs="Malgun Gothic" w:eastAsia="Malgun Gothic"/>
+                <w:b w:val="0"/>
+                <w:i w:val="0"/>
+                <w:sz w:val="20"/>
+              </w:rPr>
+              <w:t xml:space="preserve">  —  얼룩</w:t>
+            </w:r>
+          </w:p>
+        </w:tc>
+      </w:tr>
+      <w:tr>
+        <w:tc>
+          <w:tcPr>
+            <w:tcW w:type="dxa" w:w="1500"/>
+            <w:tcBorders>
+              <w:top w:val="single" w:color="BFBFBF" w:sz="4"/>
+              <w:left w:val="single" w:color="BFBFBF" w:sz="4"/>
+              <w:bottom w:val="single" w:color="BFBFBF" w:sz="4"/>
+              <w:right w:val="single" w:color="BFBFBF" w:sz="4"/>
+            </w:tcBorders>
+            <w:shd w:fill="DEEAF6" w:color="auto" w:val="clear"/>
+          </w:tcPr>
+          <w:p>
+            <w:r>
+              <w:rPr>
+                <w:rFonts w:ascii="Malgun Gothic" w:hAnsi="Malgun Gothic" w:cs="Malgun Gothic" w:eastAsia="Malgun Gothic"/>
+                <w:b/>
+                <w:i w:val="0"/>
+                <w:color w:val="1F3864"/>
+                <w:sz w:val="20"/>
+              </w:rPr>
+              <w:t>문법</w:t>
+            </w:r>
+          </w:p>
+        </w:tc>
+        <w:tc>
+          <w:tcPr>
+            <w:tcW w:type="dxa" w:w="8138"/>
+            <w:tcBorders>
+              <w:top w:val="single" w:color="BFBFBF" w:sz="4"/>
+              <w:left w:val="single" w:color="BFBFBF" w:sz="4"/>
+              <w:bottom w:val="single" w:color="BFBFBF" w:sz="4"/>
+              <w:right w:val="single" w:color="BFBFBF" w:sz="4"/>
+            </w:tcBorders>
+          </w:tcPr>
+          <w:p>
+            <w:pPr>
+              <w:spacing w:after="40"/>
+            </w:pPr>
+            <w:r>
+              <w:rPr>
+                <w:rFonts w:ascii="Malgun Gothic" w:hAnsi="Malgun Gothic" w:cs="Malgun Gothic" w:eastAsia="Malgun Gothic"/>
+                <w:b w:val="0"/>
+                <w:i w:val="0"/>
+                <w:sz w:val="20"/>
+              </w:rPr>
+              <w:t>In den folgenden Wochen은 in + 3격 복수입니다. Sie landen in Rucksäcken ...에서 landen in + 3격은 ~에 놓인다는 뜻입니다.</w:t>
+            </w:r>
+          </w:p>
+        </w:tc>
+      </w:tr>
+      <w:tr>
+        <w:tc>
+          <w:tcPr>
+            <w:tcW w:type="dxa" w:w="1500"/>
+            <w:tcBorders>
+              <w:top w:val="single" w:color="BFBFBF" w:sz="4"/>
+              <w:left w:val="single" w:color="BFBFBF" w:sz="4"/>
+              <w:bottom w:val="single" w:color="BFBFBF" w:sz="4"/>
+              <w:right w:val="single" w:color="BFBFBF" w:sz="4"/>
+            </w:tcBorders>
+            <w:shd w:fill="DEEAF6" w:color="auto" w:val="clear"/>
+          </w:tcPr>
+          <w:p>
+            <w:r>
+              <w:rPr>
+                <w:rFonts w:ascii="Malgun Gothic" w:hAnsi="Malgun Gothic" w:cs="Malgun Gothic" w:eastAsia="Malgun Gothic"/>
+                <w:b/>
+                <w:i w:val="0"/>
+                <w:color w:val="1F3864"/>
+                <w:sz w:val="20"/>
+              </w:rPr>
+              <w:t>표현</w:t>
+            </w:r>
+          </w:p>
+        </w:tc>
+        <w:tc>
+          <w:tcPr>
+            <w:tcW w:type="dxa" w:w="8138"/>
+            <w:tcBorders>
+              <w:top w:val="single" w:color="BFBFBF" w:sz="4"/>
+              <w:left w:val="single" w:color="BFBFBF" w:sz="4"/>
+              <w:bottom w:val="single" w:color="BFBFBF" w:sz="4"/>
+              <w:right w:val="single" w:color="BFBFBF" w:sz="4"/>
+            </w:tcBorders>
+          </w:tcPr>
+          <w:p>
+            <w:pPr>
+              <w:spacing w:after="40"/>
+            </w:pPr>
+            <w:r>
+              <w:rPr>
+                <w:rFonts w:ascii="Malgun Gothic" w:hAnsi="Malgun Gothic" w:cs="Malgun Gothic" w:eastAsia="Malgun Gothic"/>
+                <w:b w:val="0"/>
+                <w:i w:val="0"/>
+                <w:sz w:val="20"/>
+              </w:rPr>
+              <w:t>zwischen Zwiebelschalen und Kaffeeflecken은 zwischen + 3격입니다.</w:t>
+            </w:r>
+          </w:p>
+        </w:tc>
+      </w:tr>
+      <w:tr>
+        <w:tc>
+          <w:tcPr>
+            <w:tcW w:type="dxa" w:w="1500"/>
+            <w:tcBorders>
+              <w:top w:val="single" w:color="BFBFBF" w:sz="4"/>
+              <w:left w:val="single" w:color="BFBFBF" w:sz="4"/>
+              <w:bottom w:val="single" w:color="BFBFBF" w:sz="4"/>
+              <w:right w:val="single" w:color="BFBFBF" w:sz="4"/>
+            </w:tcBorders>
+            <w:shd w:fill="DEEAF6" w:color="auto" w:val="clear"/>
+          </w:tcPr>
+          <w:p>
+            <w:r>
+              <w:rPr>
+                <w:rFonts w:ascii="Malgun Gothic" w:hAnsi="Malgun Gothic" w:cs="Malgun Gothic" w:eastAsia="Malgun Gothic"/>
+                <w:b/>
+                <w:i w:val="0"/>
+                <w:color w:val="1F3864"/>
+                <w:sz w:val="20"/>
+              </w:rPr>
+              <w:t>시제</w:t>
+            </w:r>
+          </w:p>
+        </w:tc>
+        <w:tc>
+          <w:tcPr>
+            <w:tcW w:type="dxa" w:w="8138"/>
+            <w:tcBorders>
+              <w:top w:val="single" w:color="BFBFBF" w:sz="4"/>
+              <w:left w:val="single" w:color="BFBFBF" w:sz="4"/>
+              <w:bottom w:val="single" w:color="BFBFBF" w:sz="4"/>
+              <w:right w:val="single" w:color="BFBFBF" w:sz="4"/>
+            </w:tcBorders>
+          </w:tcPr>
+          <w:p>
+            <w:pPr>
+              <w:spacing w:after="40"/>
+            </w:pPr>
+            <w:r>
+              <w:rPr>
+                <w:rFonts w:ascii="Malgun Gothic" w:hAnsi="Malgun Gothic" w:cs="Malgun Gothic" w:eastAsia="Malgun Gothic"/>
+                <w:b w:val="0"/>
+                <w:i w:val="0"/>
+                <w:sz w:val="20"/>
+              </w:rPr>
+              <w:t>wandern, landen은 현재형입니다.</w:t>
+            </w:r>
+          </w:p>
+        </w:tc>
+      </w:tr>
+    </w:tbl>
+    <w:p>
+      <w:pPr>
+        <w:spacing w:after="0"/>
+      </w:pPr>
+    </w:p>
+    <w:p>
+      <w:pPr>
+        <w:keepNext/>
+        <w:spacing w:before="160"/>
+      </w:pPr>
+      <w:r>
+        <w:rPr>
+          <w:rFonts w:ascii="Arial" w:hAnsi="Arial" w:cs="Arial" w:eastAsia="Malgun Gothic"/>
+          <w:b/>
+          <w:i w:val="0"/>
+          <w:sz w:val="22"/>
+        </w:rPr>
+        <w:t>47. Karim: Ich habe ein System erfunden. Jeden Abend um zehn trage ich ein, was ich erlebt habe: Uhrzeit, Zahl der Angebote, Wartezeit, Wetter. Wie ein Wissenschaftler.</w:t>
+      </w:r>
+    </w:p>
+    <w:p>
+      <w:pPr>
+        <w:keepNext/>
+        <w:ind w:left="340"/>
+      </w:pPr>
+      <w:r>
+        <w:rPr>
+          <w:rFonts w:ascii="Malgun Gothic" w:hAnsi="Malgun Gothic" w:cs="Malgun Gothic" w:eastAsia="Malgun Gothic"/>
+          <w:b w:val="0"/>
+          <w:i/>
+          <w:color w:val="404040"/>
+          <w:sz w:val="20"/>
+        </w:rPr>
+        <w:t>제가 체계를 만들었어요. 매일 밤 열 시에 겪은 일을 적어요. 시각, 제안 건수, 대기 시간, 날씨. 과학자처럼요.</w:t>
+      </w:r>
+    </w:p>
+    <w:tbl>
+      <w:tblPr>
+        <w:tblW w:type="auto" w:w="0"/>
+        <w:tblLayout w:type="fixed"/>
+        <w:tblLook w:firstColumn="1" w:firstRow="1" w:lastColumn="0" w:lastRow="0" w:noHBand="0" w:noVBand="1" w:val="04A0"/>
+      </w:tblPr>
+      <w:tblGrid>
+        <w:gridCol w:w="4819"/>
+        <w:gridCol w:w="4819"/>
+      </w:tblGrid>
+      <w:tr>
+        <w:tc>
+          <w:tcPr>
+            <w:tcW w:type="dxa" w:w="1500"/>
+            <w:tcBorders>
+              <w:top w:val="single" w:color="BFBFBF" w:sz="4"/>
+              <w:left w:val="single" w:color="BFBFBF" w:sz="4"/>
+              <w:bottom w:val="single" w:color="BFBFBF" w:sz="4"/>
+              <w:right w:val="single" w:color="BFBFBF" w:sz="4"/>
+            </w:tcBorders>
+            <w:shd w:fill="DEEAF6" w:color="auto" w:val="clear"/>
+          </w:tcPr>
+          <w:p>
+            <w:r>
+              <w:rPr>
+                <w:rFonts w:ascii="Malgun Gothic" w:hAnsi="Malgun Gothic" w:cs="Malgun Gothic" w:eastAsia="Malgun Gothic"/>
+                <w:b/>
+                <w:i w:val="0"/>
+                <w:color w:val="1F3864"/>
+                <w:sz w:val="20"/>
+              </w:rPr>
+              <w:t>주요 단어</w:t>
+            </w:r>
+          </w:p>
+        </w:tc>
+        <w:tc>
+          <w:tcPr>
+            <w:tcW w:type="dxa" w:w="8138"/>
+            <w:tcBorders>
+              <w:top w:val="single" w:color="BFBFBF" w:sz="4"/>
+              <w:left w:val="single" w:color="BFBFBF" w:sz="4"/>
+              <w:bottom w:val="single" w:color="BFBFBF" w:sz="4"/>
+              <w:right w:val="single" w:color="BFBFBF" w:sz="4"/>
+            </w:tcBorders>
+          </w:tcPr>
+          <w:p>
+            <w:pPr>
+              <w:spacing w:after="40"/>
+            </w:pPr>
+            <w:r>
+              <w:rPr>
+                <w:rFonts w:ascii="Arial" w:hAnsi="Arial" w:cs="Arial" w:eastAsia="Malgun Gothic"/>
+                <w:b/>
+                <w:i w:val="0"/>
+                <w:sz w:val="20"/>
+              </w:rPr>
+              <w:t>erfinden</w:t>
+            </w:r>
+            <w:r>
+              <w:rPr>
+                <w:rFonts w:ascii="Malgun Gothic" w:hAnsi="Malgun Gothic" w:cs="Malgun Gothic" w:eastAsia="Malgun Gothic"/>
+                <w:b w:val="0"/>
+                <w:i w:val="0"/>
+                <w:sz w:val="20"/>
+              </w:rPr>
+              <w:t xml:space="preserve">  —  고안하다</w:t>
+            </w:r>
+          </w:p>
+          <w:p>
+            <w:pPr>
+              <w:spacing w:after="40"/>
+            </w:pPr>
+            <w:r>
+              <w:rPr>
+                <w:rFonts w:ascii="Arial" w:hAnsi="Arial" w:cs="Arial" w:eastAsia="Malgun Gothic"/>
+                <w:b/>
+                <w:i w:val="0"/>
+                <w:sz w:val="20"/>
+              </w:rPr>
+              <w:t>eintragen</w:t>
+            </w:r>
+            <w:r>
+              <w:rPr>
+                <w:rFonts w:ascii="Malgun Gothic" w:hAnsi="Malgun Gothic" w:cs="Malgun Gothic" w:eastAsia="Malgun Gothic"/>
+                <w:b w:val="0"/>
+                <w:i w:val="0"/>
+                <w:sz w:val="20"/>
+              </w:rPr>
+              <w:t xml:space="preserve">  —  적어 넣다</w:t>
+            </w:r>
+          </w:p>
+          <w:p>
+            <w:pPr>
+              <w:spacing w:after="40"/>
+            </w:pPr>
+            <w:r>
+              <w:rPr>
+                <w:rFonts w:ascii="Arial" w:hAnsi="Arial" w:cs="Arial" w:eastAsia="Malgun Gothic"/>
+                <w:b/>
+                <w:i w:val="0"/>
+                <w:sz w:val="20"/>
+              </w:rPr>
+              <w:t>der Wissenschaftler, -</w:t>
+            </w:r>
+            <w:r>
+              <w:rPr>
+                <w:rFonts w:ascii="Malgun Gothic" w:hAnsi="Malgun Gothic" w:cs="Malgun Gothic" w:eastAsia="Malgun Gothic"/>
+                <w:b w:val="0"/>
+                <w:i w:val="0"/>
+                <w:sz w:val="20"/>
+              </w:rPr>
+              <w:t xml:space="preserve">  —  과학자</w:t>
+            </w:r>
+          </w:p>
+        </w:tc>
+      </w:tr>
+      <w:tr>
+        <w:tc>
+          <w:tcPr>
+            <w:tcW w:type="dxa" w:w="1500"/>
+            <w:tcBorders>
+              <w:top w:val="single" w:color="BFBFBF" w:sz="4"/>
+              <w:left w:val="single" w:color="BFBFBF" w:sz="4"/>
+              <w:bottom w:val="single" w:color="BFBFBF" w:sz="4"/>
+              <w:right w:val="single" w:color="BFBFBF" w:sz="4"/>
+            </w:tcBorders>
+            <w:shd w:fill="DEEAF6" w:color="auto" w:val="clear"/>
+          </w:tcPr>
+          <w:p>
+            <w:r>
+              <w:rPr>
+                <w:rFonts w:ascii="Malgun Gothic" w:hAnsi="Malgun Gothic" w:cs="Malgun Gothic" w:eastAsia="Malgun Gothic"/>
+                <w:b/>
+                <w:i w:val="0"/>
+                <w:color w:val="1F3864"/>
+                <w:sz w:val="20"/>
+              </w:rPr>
+              <w:t>문법</w:t>
+            </w:r>
+          </w:p>
+        </w:tc>
+        <w:tc>
+          <w:tcPr>
+            <w:tcW w:type="dxa" w:w="8138"/>
+            <w:tcBorders>
+              <w:top w:val="single" w:color="BFBFBF" w:sz="4"/>
+              <w:left w:val="single" w:color="BFBFBF" w:sz="4"/>
+              <w:bottom w:val="single" w:color="BFBFBF" w:sz="4"/>
+              <w:right w:val="single" w:color="BFBFBF" w:sz="4"/>
+            </w:tcBorders>
+          </w:tcPr>
+          <w:p>
+            <w:pPr>
+              <w:spacing w:after="40"/>
+            </w:pPr>
+            <w:r>
+              <w:rPr>
+                <w:rFonts w:ascii="Malgun Gothic" w:hAnsi="Malgun Gothic" w:cs="Malgun Gothic" w:eastAsia="Malgun Gothic"/>
+                <w:b w:val="0"/>
+                <w:i w:val="0"/>
+                <w:sz w:val="20"/>
+              </w:rPr>
+              <w:t>Ich habe ein System erfunden은 현재완료입니다. trage ich ein, was ich erlebt habe에서 eintragen은 분리동사이고 was절의 habe가 끝에 옵니다.</w:t>
+            </w:r>
+          </w:p>
+        </w:tc>
+      </w:tr>
+      <w:tr>
+        <w:tc>
+          <w:tcPr>
+            <w:tcW w:type="dxa" w:w="1500"/>
+            <w:tcBorders>
+              <w:top w:val="single" w:color="BFBFBF" w:sz="4"/>
+              <w:left w:val="single" w:color="BFBFBF" w:sz="4"/>
+              <w:bottom w:val="single" w:color="BFBFBF" w:sz="4"/>
+              <w:right w:val="single" w:color="BFBFBF" w:sz="4"/>
+            </w:tcBorders>
+            <w:shd w:fill="DEEAF6" w:color="auto" w:val="clear"/>
+          </w:tcPr>
+          <w:p>
+            <w:r>
+              <w:rPr>
+                <w:rFonts w:ascii="Malgun Gothic" w:hAnsi="Malgun Gothic" w:cs="Malgun Gothic" w:eastAsia="Malgun Gothic"/>
+                <w:b/>
+                <w:i w:val="0"/>
+                <w:color w:val="1F3864"/>
+                <w:sz w:val="20"/>
+              </w:rPr>
+              <w:t>표현</w:t>
+            </w:r>
+          </w:p>
+        </w:tc>
+        <w:tc>
+          <w:tcPr>
+            <w:tcW w:type="dxa" w:w="8138"/>
+            <w:tcBorders>
+              <w:top w:val="single" w:color="BFBFBF" w:sz="4"/>
+              <w:left w:val="single" w:color="BFBFBF" w:sz="4"/>
+              <w:bottom w:val="single" w:color="BFBFBF" w:sz="4"/>
+              <w:right w:val="single" w:color="BFBFBF" w:sz="4"/>
+            </w:tcBorders>
+          </w:tcPr>
+          <w:p>
+            <w:pPr>
+              <w:spacing w:after="40"/>
+            </w:pPr>
+            <w:r>
+              <w:rPr>
+                <w:rFonts w:ascii="Malgun Gothic" w:hAnsi="Malgun Gothic" w:cs="Malgun Gothic" w:eastAsia="Malgun Gothic"/>
+                <w:b w:val="0"/>
+                <w:i w:val="0"/>
+                <w:sz w:val="20"/>
+              </w:rPr>
+              <w:t>Jeden Abend um zehn은 시간 표현의 나열입니다.</w:t>
+            </w:r>
+          </w:p>
+        </w:tc>
+      </w:tr>
+      <w:tr>
+        <w:tc>
+          <w:tcPr>
+            <w:tcW w:type="dxa" w:w="1500"/>
+            <w:tcBorders>
+              <w:top w:val="single" w:color="BFBFBF" w:sz="4"/>
+              <w:left w:val="single" w:color="BFBFBF" w:sz="4"/>
+              <w:bottom w:val="single" w:color="BFBFBF" w:sz="4"/>
+              <w:right w:val="single" w:color="BFBFBF" w:sz="4"/>
+            </w:tcBorders>
+            <w:shd w:fill="DEEAF6" w:color="auto" w:val="clear"/>
+          </w:tcPr>
+          <w:p>
+            <w:r>
+              <w:rPr>
+                <w:rFonts w:ascii="Malgun Gothic" w:hAnsi="Malgun Gothic" w:cs="Malgun Gothic" w:eastAsia="Malgun Gothic"/>
+                <w:b/>
+                <w:i w:val="0"/>
+                <w:color w:val="1F3864"/>
+                <w:sz w:val="20"/>
+              </w:rPr>
+              <w:t>시제</w:t>
+            </w:r>
+          </w:p>
+        </w:tc>
+        <w:tc>
+          <w:tcPr>
+            <w:tcW w:type="dxa" w:w="8138"/>
+            <w:tcBorders>
+              <w:top w:val="single" w:color="BFBFBF" w:sz="4"/>
+              <w:left w:val="single" w:color="BFBFBF" w:sz="4"/>
+              <w:bottom w:val="single" w:color="BFBFBF" w:sz="4"/>
+              <w:right w:val="single" w:color="BFBFBF" w:sz="4"/>
+            </w:tcBorders>
+          </w:tcPr>
+          <w:p>
+            <w:pPr>
+              <w:spacing w:after="40"/>
+            </w:pPr>
+            <w:r>
+              <w:rPr>
+                <w:rFonts w:ascii="Malgun Gothic" w:hAnsi="Malgun Gothic" w:cs="Malgun Gothic" w:eastAsia="Malgun Gothic"/>
+                <w:b w:val="0"/>
+                <w:i w:val="0"/>
+                <w:sz w:val="20"/>
+              </w:rPr>
+              <w:t>habe ... erfunden, erlebt habe는 현재완료이고 trage ... ein은 현재형입니다.</w:t>
+            </w:r>
+          </w:p>
+        </w:tc>
+      </w:tr>
+    </w:tbl>
+    <w:p>
+      <w:pPr>
+        <w:spacing w:after="0"/>
+      </w:pPr>
+    </w:p>
+    <w:p>
+      <w:pPr>
+        <w:keepNext/>
+        <w:spacing w:before="160"/>
+      </w:pPr>
+      <w:r>
+        <w:rPr>
+          <w:rFonts w:ascii="Arial" w:hAnsi="Arial" w:cs="Arial" w:eastAsia="Malgun Gothic"/>
+          <w:b/>
+          <w:i w:val="0"/>
+          <w:sz w:val="22"/>
+        </w:rPr>
+        <w:t>48. Svetlana: Ich schreibe nur eine Zeile: grün, gelb, rot. Grün heißt: gute Schicht. Rot heißt: ich bin nach Hause gekommen und habe geweint.</w:t>
+      </w:r>
+    </w:p>
+    <w:p>
+      <w:pPr>
+        <w:keepNext/>
+        <w:ind w:left="340"/>
+      </w:pPr>
+      <w:r>
+        <w:rPr>
+          <w:rFonts w:ascii="Malgun Gothic" w:hAnsi="Malgun Gothic" w:cs="Malgun Gothic" w:eastAsia="Malgun Gothic"/>
+          <w:b w:val="0"/>
+          <w:i/>
+          <w:color w:val="404040"/>
+          <w:sz w:val="20"/>
+        </w:rPr>
+        <w:t>저는 한 줄만 써요. 초록, 노랑, 빨강. 초록은 좋은 근무, 빨강은 집에 와서 울었다는 뜻이에요.</w:t>
+      </w:r>
+    </w:p>
+    <w:tbl>
+      <w:tblPr>
+        <w:tblW w:type="auto" w:w="0"/>
+        <w:tblLayout w:type="fixed"/>
+        <w:tblLook w:firstColumn="1" w:firstRow="1" w:lastColumn="0" w:lastRow="0" w:noHBand="0" w:noVBand="1" w:val="04A0"/>
+      </w:tblPr>
+      <w:tblGrid>
+        <w:gridCol w:w="4819"/>
+        <w:gridCol w:w="4819"/>
+      </w:tblGrid>
+      <w:tr>
+        <w:tc>
+          <w:tcPr>
+            <w:tcW w:type="dxa" w:w="1500"/>
+            <w:tcBorders>
+              <w:top w:val="single" w:color="BFBFBF" w:sz="4"/>
+              <w:left w:val="single" w:color="BFBFBF" w:sz="4"/>
+              <w:bottom w:val="single" w:color="BFBFBF" w:sz="4"/>
+              <w:right w:val="single" w:color="BFBFBF" w:sz="4"/>
+            </w:tcBorders>
+            <w:shd w:fill="DEEAF6" w:color="auto" w:val="clear"/>
+          </w:tcPr>
+          <w:p>
+            <w:r>
+              <w:rPr>
+                <w:rFonts w:ascii="Malgun Gothic" w:hAnsi="Malgun Gothic" w:cs="Malgun Gothic" w:eastAsia="Malgun Gothic"/>
+                <w:b/>
+                <w:i w:val="0"/>
+                <w:color w:val="1F3864"/>
+                <w:sz w:val="20"/>
+              </w:rPr>
+              <w:t>주요 단어</w:t>
+            </w:r>
+          </w:p>
+        </w:tc>
+        <w:tc>
+          <w:tcPr>
+            <w:tcW w:type="dxa" w:w="8138"/>
+            <w:tcBorders>
+              <w:top w:val="single" w:color="BFBFBF" w:sz="4"/>
+              <w:left w:val="single" w:color="BFBFBF" w:sz="4"/>
+              <w:bottom w:val="single" w:color="BFBFBF" w:sz="4"/>
+              <w:right w:val="single" w:color="BFBFBF" w:sz="4"/>
+            </w:tcBorders>
+          </w:tcPr>
+          <w:p>
+            <w:pPr>
+              <w:spacing w:after="40"/>
+            </w:pPr>
+            <w:r>
+              <w:rPr>
+                <w:rFonts w:ascii="Arial" w:hAnsi="Arial" w:cs="Arial" w:eastAsia="Malgun Gothic"/>
+                <w:b/>
+                <w:i w:val="0"/>
+                <w:sz w:val="20"/>
+              </w:rPr>
+              <w:t>weinen</w:t>
+            </w:r>
+            <w:r>
+              <w:rPr>
+                <w:rFonts w:ascii="Malgun Gothic" w:hAnsi="Malgun Gothic" w:cs="Malgun Gothic" w:eastAsia="Malgun Gothic"/>
+                <w:b w:val="0"/>
+                <w:i w:val="0"/>
+                <w:sz w:val="20"/>
+              </w:rPr>
+              <w:t xml:space="preserve">  —  울다</w:t>
+            </w:r>
+          </w:p>
+          <w:p>
+            <w:pPr>
+              <w:spacing w:after="40"/>
+            </w:pPr>
+            <w:r>
+              <w:rPr>
+                <w:rFonts w:ascii="Arial" w:hAnsi="Arial" w:cs="Arial" w:eastAsia="Malgun Gothic"/>
+                <w:b/>
+                <w:i w:val="0"/>
+                <w:sz w:val="20"/>
+              </w:rPr>
+              <w:t>die Zeile, -n</w:t>
+            </w:r>
+            <w:r>
+              <w:rPr>
+                <w:rFonts w:ascii="Malgun Gothic" w:hAnsi="Malgun Gothic" w:cs="Malgun Gothic" w:eastAsia="Malgun Gothic"/>
+                <w:b w:val="0"/>
+                <w:i w:val="0"/>
+                <w:sz w:val="20"/>
+              </w:rPr>
+              <w:t xml:space="preserve">  —  줄</w:t>
+            </w:r>
+          </w:p>
+          <w:p>
+            <w:pPr>
+              <w:spacing w:after="40"/>
+            </w:pPr>
+            <w:r>
+              <w:rPr>
+                <w:rFonts w:ascii="Arial" w:hAnsi="Arial" w:cs="Arial" w:eastAsia="Malgun Gothic"/>
+                <w:b/>
+                <w:i w:val="0"/>
+                <w:sz w:val="20"/>
+              </w:rPr>
+              <w:t>heißen</w:t>
+            </w:r>
+            <w:r>
+              <w:rPr>
+                <w:rFonts w:ascii="Malgun Gothic" w:hAnsi="Malgun Gothic" w:cs="Malgun Gothic" w:eastAsia="Malgun Gothic"/>
+                <w:b w:val="0"/>
+                <w:i w:val="0"/>
+                <w:sz w:val="20"/>
+              </w:rPr>
+              <w:t xml:space="preserve">  —  의미하다</w:t>
+            </w:r>
+          </w:p>
+        </w:tc>
+      </w:tr>
+      <w:tr>
+        <w:tc>
+          <w:tcPr>
+            <w:tcW w:type="dxa" w:w="1500"/>
+            <w:tcBorders>
+              <w:top w:val="single" w:color="BFBFBF" w:sz="4"/>
+              <w:left w:val="single" w:color="BFBFBF" w:sz="4"/>
+              <w:bottom w:val="single" w:color="BFBFBF" w:sz="4"/>
+              <w:right w:val="single" w:color="BFBFBF" w:sz="4"/>
+            </w:tcBorders>
+            <w:shd w:fill="DEEAF6" w:color="auto" w:val="clear"/>
+          </w:tcPr>
+          <w:p>
+            <w:r>
+              <w:rPr>
+                <w:rFonts w:ascii="Malgun Gothic" w:hAnsi="Malgun Gothic" w:cs="Malgun Gothic" w:eastAsia="Malgun Gothic"/>
+                <w:b/>
+                <w:i w:val="0"/>
+                <w:color w:val="1F3864"/>
+                <w:sz w:val="20"/>
+              </w:rPr>
+              <w:t>문법</w:t>
+            </w:r>
+          </w:p>
+        </w:tc>
+        <w:tc>
+          <w:tcPr>
+            <w:tcW w:type="dxa" w:w="8138"/>
+            <w:tcBorders>
+              <w:top w:val="single" w:color="BFBFBF" w:sz="4"/>
+              <w:left w:val="single" w:color="BFBFBF" w:sz="4"/>
+              <w:bottom w:val="single" w:color="BFBFBF" w:sz="4"/>
+              <w:right w:val="single" w:color="BFBFBF" w:sz="4"/>
+            </w:tcBorders>
+          </w:tcPr>
+          <w:p>
+            <w:pPr>
+              <w:spacing w:after="40"/>
+            </w:pPr>
+            <w:r>
+              <w:rPr>
+                <w:rFonts w:ascii="Malgun Gothic" w:hAnsi="Malgun Gothic" w:cs="Malgun Gothic" w:eastAsia="Malgun Gothic"/>
+                <w:b w:val="0"/>
+                <w:i w:val="0"/>
+                <w:sz w:val="20"/>
+              </w:rPr>
+              <w:t>Grün heißt: gute Schicht에서 heißen은 ~를 뜻한다는 표현입니다. ich bin nach Hause gekommen und habe geweint에서 sein 동사와 haben 동사의 현재완료가 병렬됩니다.</w:t>
+            </w:r>
+          </w:p>
+        </w:tc>
+      </w:tr>
+      <w:tr>
+        <w:tc>
+          <w:tcPr>
+            <w:tcW w:type="dxa" w:w="1500"/>
+            <w:tcBorders>
+              <w:top w:val="single" w:color="BFBFBF" w:sz="4"/>
+              <w:left w:val="single" w:color="BFBFBF" w:sz="4"/>
+              <w:bottom w:val="single" w:color="BFBFBF" w:sz="4"/>
+              <w:right w:val="single" w:color="BFBFBF" w:sz="4"/>
+            </w:tcBorders>
+            <w:shd w:fill="DEEAF6" w:color="auto" w:val="clear"/>
+          </w:tcPr>
+          <w:p>
+            <w:r>
+              <w:rPr>
+                <w:rFonts w:ascii="Malgun Gothic" w:hAnsi="Malgun Gothic" w:cs="Malgun Gothic" w:eastAsia="Malgun Gothic"/>
+                <w:b/>
+                <w:i w:val="0"/>
+                <w:color w:val="1F3864"/>
+                <w:sz w:val="20"/>
+              </w:rPr>
+              <w:t>표현</w:t>
+            </w:r>
+          </w:p>
+        </w:tc>
+        <w:tc>
+          <w:tcPr>
+            <w:tcW w:type="dxa" w:w="8138"/>
+            <w:tcBorders>
+              <w:top w:val="single" w:color="BFBFBF" w:sz="4"/>
+              <w:left w:val="single" w:color="BFBFBF" w:sz="4"/>
+              <w:bottom w:val="single" w:color="BFBFBF" w:sz="4"/>
+              <w:right w:val="single" w:color="BFBFBF" w:sz="4"/>
+            </w:tcBorders>
+          </w:tcPr>
+          <w:p>
+            <w:pPr>
+              <w:spacing w:after="40"/>
+            </w:pPr>
+            <w:r>
+              <w:rPr>
+                <w:rFonts w:ascii="Malgun Gothic" w:hAnsi="Malgun Gothic" w:cs="Malgun Gothic" w:eastAsia="Malgun Gothic"/>
+                <w:b w:val="0"/>
+                <w:i w:val="0"/>
+                <w:sz w:val="20"/>
+              </w:rPr>
+              <w:t>nach Hause kommen은 집에 온다는 표현입니다.</w:t>
+            </w:r>
+          </w:p>
+        </w:tc>
+      </w:tr>
+      <w:tr>
+        <w:tc>
+          <w:tcPr>
+            <w:tcW w:type="dxa" w:w="1500"/>
+            <w:tcBorders>
+              <w:top w:val="single" w:color="BFBFBF" w:sz="4"/>
+              <w:left w:val="single" w:color="BFBFBF" w:sz="4"/>
+              <w:bottom w:val="single" w:color="BFBFBF" w:sz="4"/>
+              <w:right w:val="single" w:color="BFBFBF" w:sz="4"/>
+            </w:tcBorders>
+            <w:shd w:fill="DEEAF6" w:color="auto" w:val="clear"/>
+          </w:tcPr>
+          <w:p>
+            <w:r>
+              <w:rPr>
+                <w:rFonts w:ascii="Malgun Gothic" w:hAnsi="Malgun Gothic" w:cs="Malgun Gothic" w:eastAsia="Malgun Gothic"/>
+                <w:b/>
+                <w:i w:val="0"/>
+                <w:color w:val="1F3864"/>
+                <w:sz w:val="20"/>
+              </w:rPr>
+              <w:t>시제</w:t>
+            </w:r>
+          </w:p>
+        </w:tc>
+        <w:tc>
+          <w:tcPr>
+            <w:tcW w:type="dxa" w:w="8138"/>
+            <w:tcBorders>
+              <w:top w:val="single" w:color="BFBFBF" w:sz="4"/>
+              <w:left w:val="single" w:color="BFBFBF" w:sz="4"/>
+              <w:bottom w:val="single" w:color="BFBFBF" w:sz="4"/>
+              <w:right w:val="single" w:color="BFBFBF" w:sz="4"/>
+            </w:tcBorders>
+          </w:tcPr>
+          <w:p>
+            <w:pPr>
+              <w:spacing w:after="40"/>
+            </w:pPr>
+            <w:r>
+              <w:rPr>
+                <w:rFonts w:ascii="Malgun Gothic" w:hAnsi="Malgun Gothic" w:cs="Malgun Gothic" w:eastAsia="Malgun Gothic"/>
+                <w:b w:val="0"/>
+                <w:i w:val="0"/>
+                <w:sz w:val="20"/>
+              </w:rPr>
+              <w:t>schreibe, heißt는 현재형이고 bin ... gekommen, habe ... geweint는 현재완료입니다.</w:t>
+            </w:r>
+          </w:p>
+        </w:tc>
+      </w:tr>
+    </w:tbl>
+    <w:p>
+      <w:pPr>
+        <w:spacing w:after="0"/>
+      </w:pPr>
+    </w:p>
+    <w:p>
+      <w:pPr>
+        <w:keepNext/>
+        <w:spacing w:before="160"/>
+      </w:pPr>
+      <w:r>
+        <w:rPr>
+          <w:rFonts w:ascii="Arial" w:hAnsi="Arial" w:cs="Arial" w:eastAsia="Malgun Gothic"/>
+          <w:b/>
+          <w:i w:val="0"/>
+          <w:sz w:val="22"/>
+        </w:rPr>
+        <w:t>49. Matthias: Das ist wertvoller, als Sie denken. Ein Farbcode ist Daten, wenn man ihn konsequent führt. Und dass Sie bei Rot geweint haben, ist übrigens ebenfalls ein Datenpunkt.</w:t>
+      </w:r>
+    </w:p>
+    <w:p>
+      <w:pPr>
+        <w:keepNext/>
+        <w:ind w:left="340"/>
+      </w:pPr>
+      <w:r>
+        <w:rPr>
+          <w:rFonts w:ascii="Malgun Gothic" w:hAnsi="Malgun Gothic" w:cs="Malgun Gothic" w:eastAsia="Malgun Gothic"/>
+          <w:b w:val="0"/>
+          <w:i/>
+          <w:color w:val="404040"/>
+          <w:sz w:val="20"/>
+        </w:rPr>
+        <w:t>생각보다 훨씬 가치 있습니다. 색 코드도 꾸준히 기록하면 데이터가 됩니다. 그리고 빨강일 때 우셨다는 것도 하나의 데이터 포인트예요.</w:t>
+      </w:r>
+    </w:p>
+    <w:tbl>
+      <w:tblPr>
+        <w:tblW w:type="auto" w:w="0"/>
+        <w:tblLayout w:type="fixed"/>
+        <w:tblLook w:firstColumn="1" w:firstRow="1" w:lastColumn="0" w:lastRow="0" w:noHBand="0" w:noVBand="1" w:val="04A0"/>
+      </w:tblPr>
+      <w:tblGrid>
+        <w:gridCol w:w="4819"/>
+        <w:gridCol w:w="4819"/>
+      </w:tblGrid>
+      <w:tr>
+        <w:tc>
+          <w:tcPr>
+            <w:tcW w:type="dxa" w:w="1500"/>
+            <w:tcBorders>
+              <w:top w:val="single" w:color="BFBFBF" w:sz="4"/>
+              <w:left w:val="single" w:color="BFBFBF" w:sz="4"/>
+              <w:bottom w:val="single" w:color="BFBFBF" w:sz="4"/>
+              <w:right w:val="single" w:color="BFBFBF" w:sz="4"/>
+            </w:tcBorders>
+            <w:shd w:fill="DEEAF6" w:color="auto" w:val="clear"/>
+          </w:tcPr>
+          <w:p>
+            <w:r>
+              <w:rPr>
+                <w:rFonts w:ascii="Malgun Gothic" w:hAnsi="Malgun Gothic" w:cs="Malgun Gothic" w:eastAsia="Malgun Gothic"/>
+                <w:b/>
+                <w:i w:val="0"/>
+                <w:color w:val="1F3864"/>
+                <w:sz w:val="20"/>
+              </w:rPr>
+              <w:t>주요 단어</w:t>
+            </w:r>
+          </w:p>
+        </w:tc>
+        <w:tc>
+          <w:tcPr>
+            <w:tcW w:type="dxa" w:w="8138"/>
+            <w:tcBorders>
+              <w:top w:val="single" w:color="BFBFBF" w:sz="4"/>
+              <w:left w:val="single" w:color="BFBFBF" w:sz="4"/>
+              <w:bottom w:val="single" w:color="BFBFBF" w:sz="4"/>
+              <w:right w:val="single" w:color="BFBFBF" w:sz="4"/>
+            </w:tcBorders>
+          </w:tcPr>
+          <w:p>
+            <w:pPr>
+              <w:spacing w:after="40"/>
+            </w:pPr>
+            <w:r>
+              <w:rPr>
+                <w:rFonts w:ascii="Arial" w:hAnsi="Arial" w:cs="Arial" w:eastAsia="Malgun Gothic"/>
+                <w:b/>
+                <w:i w:val="0"/>
+                <w:sz w:val="20"/>
+              </w:rPr>
+              <w:t>wertvoll</w:t>
+            </w:r>
+            <w:r>
+              <w:rPr>
+                <w:rFonts w:ascii="Malgun Gothic" w:hAnsi="Malgun Gothic" w:cs="Malgun Gothic" w:eastAsia="Malgun Gothic"/>
+                <w:b w:val="0"/>
+                <w:i w:val="0"/>
+                <w:sz w:val="20"/>
+              </w:rPr>
+              <w:t xml:space="preserve">  —  가치 있는</w:t>
+            </w:r>
+          </w:p>
+          <w:p>
+            <w:pPr>
+              <w:spacing w:after="40"/>
+            </w:pPr>
+            <w:r>
+              <w:rPr>
+                <w:rFonts w:ascii="Arial" w:hAnsi="Arial" w:cs="Arial" w:eastAsia="Malgun Gothic"/>
+                <w:b/>
+                <w:i w:val="0"/>
+                <w:sz w:val="20"/>
+              </w:rPr>
+              <w:t>konsequent</w:t>
+            </w:r>
+            <w:r>
+              <w:rPr>
+                <w:rFonts w:ascii="Malgun Gothic" w:hAnsi="Malgun Gothic" w:cs="Malgun Gothic" w:eastAsia="Malgun Gothic"/>
+                <w:b w:val="0"/>
+                <w:i w:val="0"/>
+                <w:sz w:val="20"/>
+              </w:rPr>
+              <w:t xml:space="preserve">  —  꾸준히</w:t>
+            </w:r>
+          </w:p>
+          <w:p>
+            <w:pPr>
+              <w:spacing w:after="40"/>
+            </w:pPr>
+            <w:r>
+              <w:rPr>
+                <w:rFonts w:ascii="Arial" w:hAnsi="Arial" w:cs="Arial" w:eastAsia="Malgun Gothic"/>
+                <w:b/>
+                <w:i w:val="0"/>
+                <w:sz w:val="20"/>
+              </w:rPr>
+              <w:t>der Datenpunkt, -e</w:t>
+            </w:r>
+            <w:r>
+              <w:rPr>
+                <w:rFonts w:ascii="Malgun Gothic" w:hAnsi="Malgun Gothic" w:cs="Malgun Gothic" w:eastAsia="Malgun Gothic"/>
+                <w:b w:val="0"/>
+                <w:i w:val="0"/>
+                <w:sz w:val="20"/>
+              </w:rPr>
+              <w:t xml:space="preserve">  —  데이터 포인트</w:t>
+            </w:r>
+          </w:p>
+        </w:tc>
+      </w:tr>
+      <w:tr>
+        <w:tc>
+          <w:tcPr>
+            <w:tcW w:type="dxa" w:w="1500"/>
+            <w:tcBorders>
+              <w:top w:val="single" w:color="BFBFBF" w:sz="4"/>
+              <w:left w:val="single" w:color="BFBFBF" w:sz="4"/>
+              <w:bottom w:val="single" w:color="BFBFBF" w:sz="4"/>
+              <w:right w:val="single" w:color="BFBFBF" w:sz="4"/>
+            </w:tcBorders>
+            <w:shd w:fill="DEEAF6" w:color="auto" w:val="clear"/>
+          </w:tcPr>
+          <w:p>
+            <w:r>
+              <w:rPr>
+                <w:rFonts w:ascii="Malgun Gothic" w:hAnsi="Malgun Gothic" w:cs="Malgun Gothic" w:eastAsia="Malgun Gothic"/>
+                <w:b/>
+                <w:i w:val="0"/>
+                <w:color w:val="1F3864"/>
+                <w:sz w:val="20"/>
+              </w:rPr>
+              <w:t>문법</w:t>
+            </w:r>
+          </w:p>
+        </w:tc>
+        <w:tc>
+          <w:tcPr>
+            <w:tcW w:type="dxa" w:w="8138"/>
+            <w:tcBorders>
+              <w:top w:val="single" w:color="BFBFBF" w:sz="4"/>
+              <w:left w:val="single" w:color="BFBFBF" w:sz="4"/>
+              <w:bottom w:val="single" w:color="BFBFBF" w:sz="4"/>
+              <w:right w:val="single" w:color="BFBFBF" w:sz="4"/>
+            </w:tcBorders>
+          </w:tcPr>
+          <w:p>
+            <w:pPr>
+              <w:spacing w:after="40"/>
+            </w:pPr>
+            <w:r>
+              <w:rPr>
+                <w:rFonts w:ascii="Malgun Gothic" w:hAnsi="Malgun Gothic" w:cs="Malgun Gothic" w:eastAsia="Malgun Gothic"/>
+                <w:b w:val="0"/>
+                <w:i w:val="0"/>
+                <w:sz w:val="20"/>
+              </w:rPr>
+              <w:t>Das ist wertvoller, als Sie denken은 비교급 + als 구문입니다. Und dass Sie bei Rot geweint haben, ist übrigens ...에서 dass절이 주어입니다.</w:t>
+            </w:r>
+          </w:p>
+        </w:tc>
+      </w:tr>
+      <w:tr>
+        <w:tc>
+          <w:tcPr>
+            <w:tcW w:type="dxa" w:w="1500"/>
+            <w:tcBorders>
+              <w:top w:val="single" w:color="BFBFBF" w:sz="4"/>
+              <w:left w:val="single" w:color="BFBFBF" w:sz="4"/>
+              <w:bottom w:val="single" w:color="BFBFBF" w:sz="4"/>
+              <w:right w:val="single" w:color="BFBFBF" w:sz="4"/>
+            </w:tcBorders>
+            <w:shd w:fill="DEEAF6" w:color="auto" w:val="clear"/>
+          </w:tcPr>
+          <w:p>
+            <w:r>
+              <w:rPr>
+                <w:rFonts w:ascii="Malgun Gothic" w:hAnsi="Malgun Gothic" w:cs="Malgun Gothic" w:eastAsia="Malgun Gothic"/>
+                <w:b/>
+                <w:i w:val="0"/>
+                <w:color w:val="1F3864"/>
+                <w:sz w:val="20"/>
+              </w:rPr>
+              <w:t>표현</w:t>
+            </w:r>
+          </w:p>
+        </w:tc>
+        <w:tc>
+          <w:tcPr>
+            <w:tcW w:type="dxa" w:w="8138"/>
+            <w:tcBorders>
+              <w:top w:val="single" w:color="BFBFBF" w:sz="4"/>
+              <w:left w:val="single" w:color="BFBFBF" w:sz="4"/>
+              <w:bottom w:val="single" w:color="BFBFBF" w:sz="4"/>
+              <w:right w:val="single" w:color="BFBFBF" w:sz="4"/>
+            </w:tcBorders>
+          </w:tcPr>
+          <w:p>
+            <w:pPr>
+              <w:spacing w:after="40"/>
+            </w:pPr>
+            <w:r>
+              <w:rPr>
+                <w:rFonts w:ascii="Malgun Gothic" w:hAnsi="Malgun Gothic" w:cs="Malgun Gothic" w:eastAsia="Malgun Gothic"/>
+                <w:b w:val="0"/>
+                <w:i w:val="0"/>
+                <w:sz w:val="20"/>
+              </w:rPr>
+              <w:t>übrigens는 덧붙여 말하자면이라는 부사입니다.</w:t>
+            </w:r>
+          </w:p>
+        </w:tc>
+      </w:tr>
+      <w:tr>
+        <w:tc>
+          <w:tcPr>
+            <w:tcW w:type="dxa" w:w="1500"/>
+            <w:tcBorders>
+              <w:top w:val="single" w:color="BFBFBF" w:sz="4"/>
+              <w:left w:val="single" w:color="BFBFBF" w:sz="4"/>
+              <w:bottom w:val="single" w:color="BFBFBF" w:sz="4"/>
+              <w:right w:val="single" w:color="BFBFBF" w:sz="4"/>
+            </w:tcBorders>
+            <w:shd w:fill="DEEAF6" w:color="auto" w:val="clear"/>
+          </w:tcPr>
+          <w:p>
+            <w:r>
+              <w:rPr>
+                <w:rFonts w:ascii="Malgun Gothic" w:hAnsi="Malgun Gothic" w:cs="Malgun Gothic" w:eastAsia="Malgun Gothic"/>
+                <w:b/>
+                <w:i w:val="0"/>
+                <w:color w:val="1F3864"/>
+                <w:sz w:val="20"/>
+              </w:rPr>
+              <w:t>시제</w:t>
+            </w:r>
+          </w:p>
+        </w:tc>
+        <w:tc>
+          <w:tcPr>
+            <w:tcW w:type="dxa" w:w="8138"/>
+            <w:tcBorders>
+              <w:top w:val="single" w:color="BFBFBF" w:sz="4"/>
+              <w:left w:val="single" w:color="BFBFBF" w:sz="4"/>
+              <w:bottom w:val="single" w:color="BFBFBF" w:sz="4"/>
+              <w:right w:val="single" w:color="BFBFBF" w:sz="4"/>
+            </w:tcBorders>
+          </w:tcPr>
+          <w:p>
+            <w:pPr>
+              <w:spacing w:after="40"/>
+            </w:pPr>
+            <w:r>
+              <w:rPr>
+                <w:rFonts w:ascii="Malgun Gothic" w:hAnsi="Malgun Gothic" w:cs="Malgun Gothic" w:eastAsia="Malgun Gothic"/>
+                <w:b w:val="0"/>
+                <w:i w:val="0"/>
+                <w:sz w:val="20"/>
+              </w:rPr>
+              <w:t>ist, denken, führt는 현재형이고 geweint haben은 현재완료입니다.</w:t>
+            </w:r>
+          </w:p>
+        </w:tc>
+      </w:tr>
+    </w:tbl>
+    <w:p>
+      <w:pPr>
+        <w:spacing w:after="0"/>
+      </w:pPr>
+    </w:p>
+    <w:p>
+      <w:pPr>
+        <w:keepNext/>
+        <w:spacing w:before="160"/>
+      </w:pPr>
+      <w:r>
+        <w:rPr>
+          <w:rFonts w:ascii="Arial" w:hAnsi="Arial" w:cs="Arial" w:eastAsia="Malgun Gothic"/>
+          <w:b/>
+          <w:i w:val="0"/>
+          <w:sz w:val="22"/>
+        </w:rPr>
+        <w:t>50. Svetlana: Ein Datenpunkt. Mein Weinen ist ein Datenpunkt. Das ist so kalt, dass es mir fast gut tut.</w:t>
+      </w:r>
+    </w:p>
+    <w:p>
+      <w:pPr>
+        <w:keepNext/>
+        <w:ind w:left="340"/>
+      </w:pPr>
+      <w:r>
+        <w:rPr>
+          <w:rFonts w:ascii="Malgun Gothic" w:hAnsi="Malgun Gothic" w:cs="Malgun Gothic" w:eastAsia="Malgun Gothic"/>
+          <w:b w:val="0"/>
+          <w:i/>
+          <w:color w:val="404040"/>
+          <w:sz w:val="20"/>
+        </w:rPr>
+        <w:t>데이터 포인트라니. 내 울음이 데이터 포인트라니. 너무 차가워서 오히려 위로가 될 정도예요.</w:t>
+      </w:r>
+    </w:p>
+    <w:tbl>
+      <w:tblPr>
+        <w:tblW w:type="auto" w:w="0"/>
+        <w:tblLayout w:type="fixed"/>
+        <w:tblLook w:firstColumn="1" w:firstRow="1" w:lastColumn="0" w:lastRow="0" w:noHBand="0" w:noVBand="1" w:val="04A0"/>
+      </w:tblPr>
+      <w:tblGrid>
+        <w:gridCol w:w="4819"/>
+        <w:gridCol w:w="4819"/>
+      </w:tblGrid>
+      <w:tr>
+        <w:tc>
+          <w:tcPr>
+            <w:tcW w:type="dxa" w:w="1500"/>
+            <w:tcBorders>
+              <w:top w:val="single" w:color="BFBFBF" w:sz="4"/>
+              <w:left w:val="single" w:color="BFBFBF" w:sz="4"/>
+              <w:bottom w:val="single" w:color="BFBFBF" w:sz="4"/>
+              <w:right w:val="single" w:color="BFBFBF" w:sz="4"/>
+            </w:tcBorders>
+            <w:shd w:fill="DEEAF6" w:color="auto" w:val="clear"/>
+          </w:tcPr>
+          <w:p>
+            <w:r>
+              <w:rPr>
+                <w:rFonts w:ascii="Malgun Gothic" w:hAnsi="Malgun Gothic" w:cs="Malgun Gothic" w:eastAsia="Malgun Gothic"/>
+                <w:b/>
+                <w:i w:val="0"/>
+                <w:color w:val="1F3864"/>
+                <w:sz w:val="20"/>
+              </w:rPr>
+              <w:t>주요 단어</w:t>
+            </w:r>
+          </w:p>
+        </w:tc>
+        <w:tc>
+          <w:tcPr>
+            <w:tcW w:type="dxa" w:w="8138"/>
+            <w:tcBorders>
+              <w:top w:val="single" w:color="BFBFBF" w:sz="4"/>
+              <w:left w:val="single" w:color="BFBFBF" w:sz="4"/>
+              <w:bottom w:val="single" w:color="BFBFBF" w:sz="4"/>
+              <w:right w:val="single" w:color="BFBFBF" w:sz="4"/>
+            </w:tcBorders>
+          </w:tcPr>
+          <w:p>
+            <w:pPr>
+              <w:spacing w:after="40"/>
+            </w:pPr>
+            <w:r>
+              <w:rPr>
+                <w:rFonts w:ascii="Arial" w:hAnsi="Arial" w:cs="Arial" w:eastAsia="Malgun Gothic"/>
+                <w:b/>
+                <w:i w:val="0"/>
+                <w:sz w:val="20"/>
+              </w:rPr>
+              <w:t>kalt</w:t>
+            </w:r>
+            <w:r>
+              <w:rPr>
+                <w:rFonts w:ascii="Malgun Gothic" w:hAnsi="Malgun Gothic" w:cs="Malgun Gothic" w:eastAsia="Malgun Gothic"/>
+                <w:b w:val="0"/>
+                <w:i w:val="0"/>
+                <w:sz w:val="20"/>
+              </w:rPr>
+              <w:t xml:space="preserve">  —  차가운</w:t>
+            </w:r>
+          </w:p>
+          <w:p>
+            <w:pPr>
+              <w:spacing w:after="40"/>
+            </w:pPr>
+            <w:r>
+              <w:rPr>
+                <w:rFonts w:ascii="Arial" w:hAnsi="Arial" w:cs="Arial" w:eastAsia="Malgun Gothic"/>
+                <w:b/>
+                <w:i w:val="0"/>
+                <w:sz w:val="20"/>
+              </w:rPr>
+              <w:t>gut tun</w:t>
+            </w:r>
+            <w:r>
+              <w:rPr>
+                <w:rFonts w:ascii="Malgun Gothic" w:hAnsi="Malgun Gothic" w:cs="Malgun Gothic" w:eastAsia="Malgun Gothic"/>
+                <w:b w:val="0"/>
+                <w:i w:val="0"/>
+                <w:sz w:val="20"/>
+              </w:rPr>
+              <w:t xml:space="preserve">  —  도움이 되다</w:t>
+            </w:r>
+          </w:p>
+          <w:p>
+            <w:pPr>
+              <w:spacing w:after="40"/>
+            </w:pPr>
+            <w:r>
+              <w:rPr>
+                <w:rFonts w:ascii="Arial" w:hAnsi="Arial" w:cs="Arial" w:eastAsia="Malgun Gothic"/>
+                <w:b/>
+                <w:i w:val="0"/>
+                <w:sz w:val="20"/>
+              </w:rPr>
+              <w:t>das Weinen (단수)</w:t>
+            </w:r>
+            <w:r>
+              <w:rPr>
+                <w:rFonts w:ascii="Malgun Gothic" w:hAnsi="Malgun Gothic" w:cs="Malgun Gothic" w:eastAsia="Malgun Gothic"/>
+                <w:b w:val="0"/>
+                <w:i w:val="0"/>
+                <w:sz w:val="20"/>
+              </w:rPr>
+              <w:t xml:space="preserve">  —  울음</w:t>
+            </w:r>
+          </w:p>
+        </w:tc>
+      </w:tr>
+      <w:tr>
+        <w:tc>
+          <w:tcPr>
+            <w:tcW w:type="dxa" w:w="1500"/>
+            <w:tcBorders>
+              <w:top w:val="single" w:color="BFBFBF" w:sz="4"/>
+              <w:left w:val="single" w:color="BFBFBF" w:sz="4"/>
+              <w:bottom w:val="single" w:color="BFBFBF" w:sz="4"/>
+              <w:right w:val="single" w:color="BFBFBF" w:sz="4"/>
+            </w:tcBorders>
+            <w:shd w:fill="DEEAF6" w:color="auto" w:val="clear"/>
+          </w:tcPr>
+          <w:p>
+            <w:r>
+              <w:rPr>
+                <w:rFonts w:ascii="Malgun Gothic" w:hAnsi="Malgun Gothic" w:cs="Malgun Gothic" w:eastAsia="Malgun Gothic"/>
+                <w:b/>
+                <w:i w:val="0"/>
+                <w:color w:val="1F3864"/>
+                <w:sz w:val="20"/>
+              </w:rPr>
+              <w:t>문법</w:t>
+            </w:r>
+          </w:p>
+        </w:tc>
+        <w:tc>
+          <w:tcPr>
+            <w:tcW w:type="dxa" w:w="8138"/>
+            <w:tcBorders>
+              <w:top w:val="single" w:color="BFBFBF" w:sz="4"/>
+              <w:left w:val="single" w:color="BFBFBF" w:sz="4"/>
+              <w:bottom w:val="single" w:color="BFBFBF" w:sz="4"/>
+              <w:right w:val="single" w:color="BFBFBF" w:sz="4"/>
+            </w:tcBorders>
+          </w:tcPr>
+          <w:p>
+            <w:pPr>
+              <w:spacing w:after="40"/>
+            </w:pPr>
+            <w:r>
+              <w:rPr>
+                <w:rFonts w:ascii="Malgun Gothic" w:hAnsi="Malgun Gothic" w:cs="Malgun Gothic" w:eastAsia="Malgun Gothic"/>
+                <w:b w:val="0"/>
+                <w:i w:val="0"/>
+                <w:sz w:val="20"/>
+              </w:rPr>
+              <w:t>Das ist so kalt, dass es mir fast gut tut에서 so ... dass 결과절과 3격 mir가 쓰입니다. Mein Weinen은 동사의 명사화입니다.</w:t>
+            </w:r>
+          </w:p>
+        </w:tc>
+      </w:tr>
+      <w:tr>
+        <w:tc>
+          <w:tcPr>
+            <w:tcW w:type="dxa" w:w="1500"/>
+            <w:tcBorders>
+              <w:top w:val="single" w:color="BFBFBF" w:sz="4"/>
+              <w:left w:val="single" w:color="BFBFBF" w:sz="4"/>
+              <w:bottom w:val="single" w:color="BFBFBF" w:sz="4"/>
+              <w:right w:val="single" w:color="BFBFBF" w:sz="4"/>
+            </w:tcBorders>
+            <w:shd w:fill="DEEAF6" w:color="auto" w:val="clear"/>
+          </w:tcPr>
+          <w:p>
+            <w:r>
+              <w:rPr>
+                <w:rFonts w:ascii="Malgun Gothic" w:hAnsi="Malgun Gothic" w:cs="Malgun Gothic" w:eastAsia="Malgun Gothic"/>
+                <w:b/>
+                <w:i w:val="0"/>
+                <w:color w:val="1F3864"/>
+                <w:sz w:val="20"/>
+              </w:rPr>
+              <w:t>표현</w:t>
+            </w:r>
+          </w:p>
+        </w:tc>
+        <w:tc>
+          <w:tcPr>
+            <w:tcW w:type="dxa" w:w="8138"/>
+            <w:tcBorders>
+              <w:top w:val="single" w:color="BFBFBF" w:sz="4"/>
+              <w:left w:val="single" w:color="BFBFBF" w:sz="4"/>
+              <w:bottom w:val="single" w:color="BFBFBF" w:sz="4"/>
+              <w:right w:val="single" w:color="BFBFBF" w:sz="4"/>
+            </w:tcBorders>
+          </w:tcPr>
+          <w:p>
+            <w:pPr>
+              <w:spacing w:after="40"/>
+            </w:pPr>
+            <w:r>
+              <w:rPr>
+                <w:rFonts w:ascii="Malgun Gothic" w:hAnsi="Malgun Gothic" w:cs="Malgun Gothic" w:eastAsia="Malgun Gothic"/>
+                <w:b w:val="0"/>
+                <w:i w:val="0"/>
+                <w:sz w:val="20"/>
+              </w:rPr>
+              <w:t>fast는 거의라는 부사입니다.</w:t>
+            </w:r>
+          </w:p>
+        </w:tc>
+      </w:tr>
+      <w:tr>
+        <w:tc>
+          <w:tcPr>
+            <w:tcW w:type="dxa" w:w="1500"/>
+            <w:tcBorders>
+              <w:top w:val="single" w:color="BFBFBF" w:sz="4"/>
+              <w:left w:val="single" w:color="BFBFBF" w:sz="4"/>
+              <w:bottom w:val="single" w:color="BFBFBF" w:sz="4"/>
+              <w:right w:val="single" w:color="BFBFBF" w:sz="4"/>
+            </w:tcBorders>
+            <w:shd w:fill="DEEAF6" w:color="auto" w:val="clear"/>
+          </w:tcPr>
+          <w:p>
+            <w:r>
+              <w:rPr>
+                <w:rFonts w:ascii="Malgun Gothic" w:hAnsi="Malgun Gothic" w:cs="Malgun Gothic" w:eastAsia="Malgun Gothic"/>
+                <w:b/>
+                <w:i w:val="0"/>
+                <w:color w:val="1F3864"/>
+                <w:sz w:val="20"/>
+              </w:rPr>
+              <w:t>시제</w:t>
+            </w:r>
+          </w:p>
+        </w:tc>
+        <w:tc>
+          <w:tcPr>
+            <w:tcW w:type="dxa" w:w="8138"/>
+            <w:tcBorders>
+              <w:top w:val="single" w:color="BFBFBF" w:sz="4"/>
+              <w:left w:val="single" w:color="BFBFBF" w:sz="4"/>
+              <w:bottom w:val="single" w:color="BFBFBF" w:sz="4"/>
+              <w:right w:val="single" w:color="BFBFBF" w:sz="4"/>
+            </w:tcBorders>
+          </w:tcPr>
+          <w:p>
+            <w:pPr>
+              <w:spacing w:after="40"/>
+            </w:pPr>
+            <w:r>
+              <w:rPr>
+                <w:rFonts w:ascii="Malgun Gothic" w:hAnsi="Malgun Gothic" w:cs="Malgun Gothic" w:eastAsia="Malgun Gothic"/>
+                <w:b w:val="0"/>
+                <w:i w:val="0"/>
+                <w:sz w:val="20"/>
+              </w:rPr>
+              <w:t>ist, tut은 현재형입니다.</w:t>
+            </w:r>
+          </w:p>
+        </w:tc>
+      </w:tr>
+    </w:tbl>
+    <w:p>
+      <w:pPr>
+        <w:spacing w:after="0"/>
+      </w:pPr>
+    </w:p>
+    <w:p>
+      <w:pPr>
+        <w:keepNext/>
+        <w:spacing w:before="160"/>
+      </w:pPr>
+      <w:r>
+        <w:rPr>
+          <w:rFonts w:ascii="Arial" w:hAnsi="Arial" w:cs="Arial" w:eastAsia="Malgun Gothic"/>
+          <w:b/>
+          <w:i w:val="0"/>
+          <w:sz w:val="22"/>
+        </w:rPr>
+        <w:t>51. Matthias: Kälte kann Klarheit sein. Wenn man seinem Schmerz eine Zahl gibt, hört er auf, ein Gespenst zu sein. Er wird ein Problem, das man lösen kann.</w:t>
+      </w:r>
+    </w:p>
+    <w:p>
+      <w:pPr>
+        <w:keepNext/>
+        <w:ind w:left="340"/>
+      </w:pPr>
+      <w:r>
+        <w:rPr>
+          <w:rFonts w:ascii="Malgun Gothic" w:hAnsi="Malgun Gothic" w:cs="Malgun Gothic" w:eastAsia="Malgun Gothic"/>
+          <w:b w:val="0"/>
+          <w:i/>
+          <w:color w:val="404040"/>
+          <w:sz w:val="20"/>
+        </w:rPr>
+        <w:t>차가움이 명료함일 수 있습니다. 고통에 숫자를 주면 유령이기를 멈추고 풀 수 있는 문제가 됩니다.</w:t>
+      </w:r>
+    </w:p>
+    <w:tbl>
+      <w:tblPr>
+        <w:tblW w:type="auto" w:w="0"/>
+        <w:tblLayout w:type="fixed"/>
+        <w:tblLook w:firstColumn="1" w:firstRow="1" w:lastColumn="0" w:lastRow="0" w:noHBand="0" w:noVBand="1" w:val="04A0"/>
+      </w:tblPr>
+      <w:tblGrid>
+        <w:gridCol w:w="4819"/>
+        <w:gridCol w:w="4819"/>
+      </w:tblGrid>
+      <w:tr>
+        <w:tc>
+          <w:tcPr>
+            <w:tcW w:type="dxa" w:w="1500"/>
+            <w:tcBorders>
+              <w:top w:val="single" w:color="BFBFBF" w:sz="4"/>
+              <w:left w:val="single" w:color="BFBFBF" w:sz="4"/>
+              <w:bottom w:val="single" w:color="BFBFBF" w:sz="4"/>
+              <w:right w:val="single" w:color="BFBFBF" w:sz="4"/>
+            </w:tcBorders>
+            <w:shd w:fill="DEEAF6" w:color="auto" w:val="clear"/>
+          </w:tcPr>
+          <w:p>
+            <w:r>
+              <w:rPr>
+                <w:rFonts w:ascii="Malgun Gothic" w:hAnsi="Malgun Gothic" w:cs="Malgun Gothic" w:eastAsia="Malgun Gothic"/>
+                <w:b/>
+                <w:i w:val="0"/>
+                <w:color w:val="1F3864"/>
+                <w:sz w:val="20"/>
+              </w:rPr>
+              <w:t>주요 단어</w:t>
+            </w:r>
+          </w:p>
+        </w:tc>
+        <w:tc>
+          <w:tcPr>
+            <w:tcW w:type="dxa" w:w="8138"/>
+            <w:tcBorders>
+              <w:top w:val="single" w:color="BFBFBF" w:sz="4"/>
+              <w:left w:val="single" w:color="BFBFBF" w:sz="4"/>
+              <w:bottom w:val="single" w:color="BFBFBF" w:sz="4"/>
+              <w:right w:val="single" w:color="BFBFBF" w:sz="4"/>
+            </w:tcBorders>
+          </w:tcPr>
+          <w:p>
+            <w:pPr>
+              <w:spacing w:after="40"/>
+            </w:pPr>
+            <w:r>
+              <w:rPr>
+                <w:rFonts w:ascii="Arial" w:hAnsi="Arial" w:cs="Arial" w:eastAsia="Malgun Gothic"/>
+                <w:b/>
+                <w:i w:val="0"/>
+                <w:sz w:val="20"/>
+              </w:rPr>
+              <w:t>die Klarheit (단수)</w:t>
+            </w:r>
+            <w:r>
+              <w:rPr>
+                <w:rFonts w:ascii="Malgun Gothic" w:hAnsi="Malgun Gothic" w:cs="Malgun Gothic" w:eastAsia="Malgun Gothic"/>
+                <w:b w:val="0"/>
+                <w:i w:val="0"/>
+                <w:sz w:val="20"/>
+              </w:rPr>
+              <w:t xml:space="preserve">  —  명료함</w:t>
+            </w:r>
+          </w:p>
+          <w:p>
+            <w:pPr>
+              <w:spacing w:after="40"/>
+            </w:pPr>
+            <w:r>
+              <w:rPr>
+                <w:rFonts w:ascii="Arial" w:hAnsi="Arial" w:cs="Arial" w:eastAsia="Malgun Gothic"/>
+                <w:b/>
+                <w:i w:val="0"/>
+                <w:sz w:val="20"/>
+              </w:rPr>
+              <w:t>das Gespenst, -er</w:t>
+            </w:r>
+            <w:r>
+              <w:rPr>
+                <w:rFonts w:ascii="Malgun Gothic" w:hAnsi="Malgun Gothic" w:cs="Malgun Gothic" w:eastAsia="Malgun Gothic"/>
+                <w:b w:val="0"/>
+                <w:i w:val="0"/>
+                <w:sz w:val="20"/>
+              </w:rPr>
+              <w:t xml:space="preserve">  —  유령</w:t>
+            </w:r>
+          </w:p>
+          <w:p>
+            <w:pPr>
+              <w:spacing w:after="40"/>
+            </w:pPr>
+            <w:r>
+              <w:rPr>
+                <w:rFonts w:ascii="Arial" w:hAnsi="Arial" w:cs="Arial" w:eastAsia="Malgun Gothic"/>
+                <w:b/>
+                <w:i w:val="0"/>
+                <w:sz w:val="20"/>
+              </w:rPr>
+              <w:t>lösen</w:t>
+            </w:r>
+            <w:r>
+              <w:rPr>
+                <w:rFonts w:ascii="Malgun Gothic" w:hAnsi="Malgun Gothic" w:cs="Malgun Gothic" w:eastAsia="Malgun Gothic"/>
+                <w:b w:val="0"/>
+                <w:i w:val="0"/>
+                <w:sz w:val="20"/>
+              </w:rPr>
+              <w:t xml:space="preserve">  —  풀다</w:t>
+            </w:r>
+          </w:p>
+        </w:tc>
+      </w:tr>
+      <w:tr>
+        <w:tc>
+          <w:tcPr>
+            <w:tcW w:type="dxa" w:w="1500"/>
+            <w:tcBorders>
+              <w:top w:val="single" w:color="BFBFBF" w:sz="4"/>
+              <w:left w:val="single" w:color="BFBFBF" w:sz="4"/>
+              <w:bottom w:val="single" w:color="BFBFBF" w:sz="4"/>
+              <w:right w:val="single" w:color="BFBFBF" w:sz="4"/>
+            </w:tcBorders>
+            <w:shd w:fill="DEEAF6" w:color="auto" w:val="clear"/>
+          </w:tcPr>
+          <w:p>
+            <w:r>
+              <w:rPr>
+                <w:rFonts w:ascii="Malgun Gothic" w:hAnsi="Malgun Gothic" w:cs="Malgun Gothic" w:eastAsia="Malgun Gothic"/>
+                <w:b/>
+                <w:i w:val="0"/>
+                <w:color w:val="1F3864"/>
+                <w:sz w:val="20"/>
+              </w:rPr>
+              <w:t>문법</w:t>
+            </w:r>
+          </w:p>
+        </w:tc>
+        <w:tc>
+          <w:tcPr>
+            <w:tcW w:type="dxa" w:w="8138"/>
+            <w:tcBorders>
+              <w:top w:val="single" w:color="BFBFBF" w:sz="4"/>
+              <w:left w:val="single" w:color="BFBFBF" w:sz="4"/>
+              <w:bottom w:val="single" w:color="BFBFBF" w:sz="4"/>
+              <w:right w:val="single" w:color="BFBFBF" w:sz="4"/>
+            </w:tcBorders>
+          </w:tcPr>
+          <w:p>
+            <w:pPr>
+              <w:spacing w:after="40"/>
+            </w:pPr>
+            <w:r>
+              <w:rPr>
+                <w:rFonts w:ascii="Malgun Gothic" w:hAnsi="Malgun Gothic" w:cs="Malgun Gothic" w:eastAsia="Malgun Gothic"/>
+                <w:b w:val="0"/>
+                <w:i w:val="0"/>
+                <w:sz w:val="20"/>
+              </w:rPr>
+              <w:t>Wenn man seinem Schmerz eine Zahl gibt, hört er auf, ein Gespenst zu sein에서 aufhören + zu 부정형이 쓰입니다. ein Problem, das man lösen kann은 관계절입니다.</w:t>
+            </w:r>
+          </w:p>
+        </w:tc>
+      </w:tr>
+      <w:tr>
+        <w:tc>
+          <w:tcPr>
+            <w:tcW w:type="dxa" w:w="1500"/>
+            <w:tcBorders>
+              <w:top w:val="single" w:color="BFBFBF" w:sz="4"/>
+              <w:left w:val="single" w:color="BFBFBF" w:sz="4"/>
+              <w:bottom w:val="single" w:color="BFBFBF" w:sz="4"/>
+              <w:right w:val="single" w:color="BFBFBF" w:sz="4"/>
+            </w:tcBorders>
+            <w:shd w:fill="DEEAF6" w:color="auto" w:val="clear"/>
+          </w:tcPr>
+          <w:p>
+            <w:r>
+              <w:rPr>
+                <w:rFonts w:ascii="Malgun Gothic" w:hAnsi="Malgun Gothic" w:cs="Malgun Gothic" w:eastAsia="Malgun Gothic"/>
+                <w:b/>
+                <w:i w:val="0"/>
+                <w:color w:val="1F3864"/>
+                <w:sz w:val="20"/>
+              </w:rPr>
+              <w:t>표현</w:t>
+            </w:r>
+          </w:p>
+        </w:tc>
+        <w:tc>
+          <w:tcPr>
+            <w:tcW w:type="dxa" w:w="8138"/>
+            <w:tcBorders>
+              <w:top w:val="single" w:color="BFBFBF" w:sz="4"/>
+              <w:left w:val="single" w:color="BFBFBF" w:sz="4"/>
+              <w:bottom w:val="single" w:color="BFBFBF" w:sz="4"/>
+              <w:right w:val="single" w:color="BFBFBF" w:sz="4"/>
+            </w:tcBorders>
+          </w:tcPr>
+          <w:p>
+            <w:pPr>
+              <w:spacing w:after="40"/>
+            </w:pPr>
+            <w:r>
+              <w:rPr>
+                <w:rFonts w:ascii="Malgun Gothic" w:hAnsi="Malgun Gothic" w:cs="Malgun Gothic" w:eastAsia="Malgun Gothic"/>
+                <w:b w:val="0"/>
+                <w:i w:val="0"/>
+                <w:sz w:val="20"/>
+              </w:rPr>
+              <w:t>Er wird ein Problem은 werden + 명사입니다.</w:t>
+            </w:r>
+          </w:p>
+        </w:tc>
+      </w:tr>
+      <w:tr>
+        <w:tc>
+          <w:tcPr>
+            <w:tcW w:type="dxa" w:w="1500"/>
+            <w:tcBorders>
+              <w:top w:val="single" w:color="BFBFBF" w:sz="4"/>
+              <w:left w:val="single" w:color="BFBFBF" w:sz="4"/>
+              <w:bottom w:val="single" w:color="BFBFBF" w:sz="4"/>
+              <w:right w:val="single" w:color="BFBFBF" w:sz="4"/>
+            </w:tcBorders>
+            <w:shd w:fill="DEEAF6" w:color="auto" w:val="clear"/>
+          </w:tcPr>
+          <w:p>
+            <w:r>
+              <w:rPr>
+                <w:rFonts w:ascii="Malgun Gothic" w:hAnsi="Malgun Gothic" w:cs="Malgun Gothic" w:eastAsia="Malgun Gothic"/>
+                <w:b/>
+                <w:i w:val="0"/>
+                <w:color w:val="1F3864"/>
+                <w:sz w:val="20"/>
+              </w:rPr>
+              <w:t>시제</w:t>
+            </w:r>
+          </w:p>
+        </w:tc>
+        <w:tc>
+          <w:tcPr>
+            <w:tcW w:type="dxa" w:w="8138"/>
+            <w:tcBorders>
+              <w:top w:val="single" w:color="BFBFBF" w:sz="4"/>
+              <w:left w:val="single" w:color="BFBFBF" w:sz="4"/>
+              <w:bottom w:val="single" w:color="BFBFBF" w:sz="4"/>
+              <w:right w:val="single" w:color="BFBFBF" w:sz="4"/>
+            </w:tcBorders>
+          </w:tcPr>
+          <w:p>
+            <w:pPr>
+              <w:spacing w:after="40"/>
+            </w:pPr>
+            <w:r>
+              <w:rPr>
+                <w:rFonts w:ascii="Malgun Gothic" w:hAnsi="Malgun Gothic" w:cs="Malgun Gothic" w:eastAsia="Malgun Gothic"/>
+                <w:b w:val="0"/>
+                <w:i w:val="0"/>
+                <w:sz w:val="20"/>
+              </w:rPr>
+              <w:t>kann, gibt, hört ... auf, wird는 현재형입니다.</w:t>
+            </w:r>
+          </w:p>
+        </w:tc>
+      </w:tr>
+    </w:tbl>
+    <w:p>
+      <w:pPr>
+        <w:spacing w:after="0"/>
+      </w:pPr>
+    </w:p>
+    <w:p>
+      <w:pPr>
+        <w:keepNext/>
+        <w:spacing w:before="160"/>
+      </w:pPr>
+      <w:r>
+        <w:rPr>
+          <w:rFonts w:ascii="Arial" w:hAnsi="Arial" w:cs="Arial" w:eastAsia="Malgun Gothic"/>
+          <w:b/>
+          <w:i w:val="0"/>
+          <w:sz w:val="22"/>
+        </w:rPr>
+        <w:t>52. Jonas: Ich notiere mir den Satz in meinem eigenen Heft, das ich seit Wochen führe. Es ist ein schwarzes, abgegriffenes Moleskine, in dem sich Zahlen, Zitate und Skizzen mischen.</w:t>
+      </w:r>
+    </w:p>
+    <w:p>
+      <w:pPr>
+        <w:keepNext/>
+        <w:ind w:left="340"/>
+      </w:pPr>
+      <w:r>
+        <w:rPr>
+          <w:rFonts w:ascii="Malgun Gothic" w:hAnsi="Malgun Gothic" w:cs="Malgun Gothic" w:eastAsia="Malgun Gothic"/>
+          <w:b w:val="0"/>
+          <w:i/>
+          <w:color w:val="404040"/>
+          <w:sz w:val="20"/>
+        </w:rPr>
+        <w:t>이 문장을 몇 주째 쓰고 있는 내 공책에 적어 둔다. 숫자와 인용구와 스케치가 뒤섞인, 손때 묻은 검은 몰스킨이다.</w:t>
+      </w:r>
+    </w:p>
+    <w:tbl>
+      <w:tblPr>
+        <w:tblW w:type="auto" w:w="0"/>
+        <w:tblLayout w:type="fixed"/>
+        <w:tblLook w:firstColumn="1" w:firstRow="1" w:lastColumn="0" w:lastRow="0" w:noHBand="0" w:noVBand="1" w:val="04A0"/>
+      </w:tblPr>
+      <w:tblGrid>
+        <w:gridCol w:w="4819"/>
+        <w:gridCol w:w="4819"/>
+      </w:tblGrid>
+      <w:tr>
+        <w:tc>
+          <w:tcPr>
+            <w:tcW w:type="dxa" w:w="1500"/>
+            <w:tcBorders>
+              <w:top w:val="single" w:color="BFBFBF" w:sz="4"/>
+              <w:left w:val="single" w:color="BFBFBF" w:sz="4"/>
+              <w:bottom w:val="single" w:color="BFBFBF" w:sz="4"/>
+              <w:right w:val="single" w:color="BFBFBF" w:sz="4"/>
+            </w:tcBorders>
+            <w:shd w:fill="DEEAF6" w:color="auto" w:val="clear"/>
+          </w:tcPr>
+          <w:p>
+            <w:r>
+              <w:rPr>
+                <w:rFonts w:ascii="Malgun Gothic" w:hAnsi="Malgun Gothic" w:cs="Malgun Gothic" w:eastAsia="Malgun Gothic"/>
+                <w:b/>
+                <w:i w:val="0"/>
+                <w:color w:val="1F3864"/>
+                <w:sz w:val="20"/>
+              </w:rPr>
+              <w:t>주요 단어</w:t>
+            </w:r>
+          </w:p>
+        </w:tc>
+        <w:tc>
+          <w:tcPr>
+            <w:tcW w:type="dxa" w:w="8138"/>
+            <w:tcBorders>
+              <w:top w:val="single" w:color="BFBFBF" w:sz="4"/>
+              <w:left w:val="single" w:color="BFBFBF" w:sz="4"/>
+              <w:bottom w:val="single" w:color="BFBFBF" w:sz="4"/>
+              <w:right w:val="single" w:color="BFBFBF" w:sz="4"/>
+            </w:tcBorders>
+          </w:tcPr>
+          <w:p>
+            <w:pPr>
+              <w:spacing w:after="40"/>
+            </w:pPr>
+            <w:r>
+              <w:rPr>
+                <w:rFonts w:ascii="Arial" w:hAnsi="Arial" w:cs="Arial" w:eastAsia="Malgun Gothic"/>
+                <w:b/>
+                <w:i w:val="0"/>
+                <w:sz w:val="20"/>
+              </w:rPr>
+              <w:t>abgegriffen</w:t>
+            </w:r>
+            <w:r>
+              <w:rPr>
+                <w:rFonts w:ascii="Malgun Gothic" w:hAnsi="Malgun Gothic" w:cs="Malgun Gothic" w:eastAsia="Malgun Gothic"/>
+                <w:b w:val="0"/>
+                <w:i w:val="0"/>
+                <w:sz w:val="20"/>
+              </w:rPr>
+              <w:t xml:space="preserve">  —  손때 묻은</w:t>
+            </w:r>
+          </w:p>
+          <w:p>
+            <w:pPr>
+              <w:spacing w:after="40"/>
+            </w:pPr>
+            <w:r>
+              <w:rPr>
+                <w:rFonts w:ascii="Arial" w:hAnsi="Arial" w:cs="Arial" w:eastAsia="Malgun Gothic"/>
+                <w:b/>
+                <w:i w:val="0"/>
+                <w:sz w:val="20"/>
+              </w:rPr>
+              <w:t>das Zitat, -e</w:t>
+            </w:r>
+            <w:r>
+              <w:rPr>
+                <w:rFonts w:ascii="Malgun Gothic" w:hAnsi="Malgun Gothic" w:cs="Malgun Gothic" w:eastAsia="Malgun Gothic"/>
+                <w:b w:val="0"/>
+                <w:i w:val="0"/>
+                <w:sz w:val="20"/>
+              </w:rPr>
+              <w:t xml:space="preserve">  —  인용구</w:t>
+            </w:r>
+          </w:p>
+          <w:p>
+            <w:pPr>
+              <w:spacing w:after="40"/>
+            </w:pPr>
+            <w:r>
+              <w:rPr>
+                <w:rFonts w:ascii="Arial" w:hAnsi="Arial" w:cs="Arial" w:eastAsia="Malgun Gothic"/>
+                <w:b/>
+                <w:i w:val="0"/>
+                <w:sz w:val="20"/>
+              </w:rPr>
+              <w:t>sich mischen</w:t>
+            </w:r>
+            <w:r>
+              <w:rPr>
+                <w:rFonts w:ascii="Malgun Gothic" w:hAnsi="Malgun Gothic" w:cs="Malgun Gothic" w:eastAsia="Malgun Gothic"/>
+                <w:b w:val="0"/>
+                <w:i w:val="0"/>
+                <w:sz w:val="20"/>
+              </w:rPr>
+              <w:t xml:space="preserve">  —  뒤섞이다</w:t>
+            </w:r>
+          </w:p>
+        </w:tc>
+      </w:tr>
+      <w:tr>
+        <w:tc>
+          <w:tcPr>
+            <w:tcW w:type="dxa" w:w="1500"/>
+            <w:tcBorders>
+              <w:top w:val="single" w:color="BFBFBF" w:sz="4"/>
+              <w:left w:val="single" w:color="BFBFBF" w:sz="4"/>
+              <w:bottom w:val="single" w:color="BFBFBF" w:sz="4"/>
+              <w:right w:val="single" w:color="BFBFBF" w:sz="4"/>
+            </w:tcBorders>
+            <w:shd w:fill="DEEAF6" w:color="auto" w:val="clear"/>
+          </w:tcPr>
+          <w:p>
+            <w:r>
+              <w:rPr>
+                <w:rFonts w:ascii="Malgun Gothic" w:hAnsi="Malgun Gothic" w:cs="Malgun Gothic" w:eastAsia="Malgun Gothic"/>
+                <w:b/>
+                <w:i w:val="0"/>
+                <w:color w:val="1F3864"/>
+                <w:sz w:val="20"/>
+              </w:rPr>
+              <w:t>문법</w:t>
+            </w:r>
+          </w:p>
+        </w:tc>
+        <w:tc>
+          <w:tcPr>
+            <w:tcW w:type="dxa" w:w="8138"/>
+            <w:tcBorders>
+              <w:top w:val="single" w:color="BFBFBF" w:sz="4"/>
+              <w:left w:val="single" w:color="BFBFBF" w:sz="4"/>
+              <w:bottom w:val="single" w:color="BFBFBF" w:sz="4"/>
+              <w:right w:val="single" w:color="BFBFBF" w:sz="4"/>
+            </w:tcBorders>
+          </w:tcPr>
+          <w:p>
+            <w:pPr>
+              <w:spacing w:after="40"/>
+            </w:pPr>
+            <w:r>
+              <w:rPr>
+                <w:rFonts w:ascii="Malgun Gothic" w:hAnsi="Malgun Gothic" w:cs="Malgun Gothic" w:eastAsia="Malgun Gothic"/>
+                <w:b w:val="0"/>
+                <w:i w:val="0"/>
+                <w:sz w:val="20"/>
+              </w:rPr>
+              <w:t>in meinem eigenen Heft, das ich seit Wochen führe에서 das는 관계대명사이며 führe가 끝에 옵니다. in dem sich Zahlen ... mischen은 관계절입니다.</w:t>
+            </w:r>
+          </w:p>
+        </w:tc>
+      </w:tr>
+      <w:tr>
+        <w:tc>
+          <w:tcPr>
+            <w:tcW w:type="dxa" w:w="1500"/>
+            <w:tcBorders>
+              <w:top w:val="single" w:color="BFBFBF" w:sz="4"/>
+              <w:left w:val="single" w:color="BFBFBF" w:sz="4"/>
+              <w:bottom w:val="single" w:color="BFBFBF" w:sz="4"/>
+              <w:right w:val="single" w:color="BFBFBF" w:sz="4"/>
+            </w:tcBorders>
+            <w:shd w:fill="DEEAF6" w:color="auto" w:val="clear"/>
+          </w:tcPr>
+          <w:p>
+            <w:r>
+              <w:rPr>
+                <w:rFonts w:ascii="Malgun Gothic" w:hAnsi="Malgun Gothic" w:cs="Malgun Gothic" w:eastAsia="Malgun Gothic"/>
+                <w:b/>
+                <w:i w:val="0"/>
+                <w:color w:val="1F3864"/>
+                <w:sz w:val="20"/>
+              </w:rPr>
+              <w:t>표현</w:t>
+            </w:r>
+          </w:p>
+        </w:tc>
+        <w:tc>
+          <w:tcPr>
+            <w:tcW w:type="dxa" w:w="8138"/>
+            <w:tcBorders>
+              <w:top w:val="single" w:color="BFBFBF" w:sz="4"/>
+              <w:left w:val="single" w:color="BFBFBF" w:sz="4"/>
+              <w:bottom w:val="single" w:color="BFBFBF" w:sz="4"/>
+              <w:right w:val="single" w:color="BFBFBF" w:sz="4"/>
+            </w:tcBorders>
+          </w:tcPr>
+          <w:p>
+            <w:pPr>
+              <w:spacing w:after="40"/>
+            </w:pPr>
+            <w:r>
+              <w:rPr>
+                <w:rFonts w:ascii="Malgun Gothic" w:hAnsi="Malgun Gothic" w:cs="Malgun Gothic" w:eastAsia="Malgun Gothic"/>
+                <w:b w:val="0"/>
+                <w:i w:val="0"/>
+                <w:sz w:val="20"/>
+              </w:rPr>
+              <w:t>notiere mir는 재귀 3격입니다.</w:t>
+            </w:r>
+          </w:p>
+        </w:tc>
+      </w:tr>
+      <w:tr>
+        <w:tc>
+          <w:tcPr>
+            <w:tcW w:type="dxa" w:w="1500"/>
+            <w:tcBorders>
+              <w:top w:val="single" w:color="BFBFBF" w:sz="4"/>
+              <w:left w:val="single" w:color="BFBFBF" w:sz="4"/>
+              <w:bottom w:val="single" w:color="BFBFBF" w:sz="4"/>
+              <w:right w:val="single" w:color="BFBFBF" w:sz="4"/>
+            </w:tcBorders>
+            <w:shd w:fill="DEEAF6" w:color="auto" w:val="clear"/>
+          </w:tcPr>
+          <w:p>
+            <w:r>
+              <w:rPr>
+                <w:rFonts w:ascii="Malgun Gothic" w:hAnsi="Malgun Gothic" w:cs="Malgun Gothic" w:eastAsia="Malgun Gothic"/>
+                <w:b/>
+                <w:i w:val="0"/>
+                <w:color w:val="1F3864"/>
+                <w:sz w:val="20"/>
+              </w:rPr>
+              <w:t>시제</w:t>
+            </w:r>
+          </w:p>
+        </w:tc>
+        <w:tc>
+          <w:tcPr>
+            <w:tcW w:type="dxa" w:w="8138"/>
+            <w:tcBorders>
+              <w:top w:val="single" w:color="BFBFBF" w:sz="4"/>
+              <w:left w:val="single" w:color="BFBFBF" w:sz="4"/>
+              <w:bottom w:val="single" w:color="BFBFBF" w:sz="4"/>
+              <w:right w:val="single" w:color="BFBFBF" w:sz="4"/>
+            </w:tcBorders>
+          </w:tcPr>
+          <w:p>
+            <w:pPr>
+              <w:spacing w:after="40"/>
+            </w:pPr>
+            <w:r>
+              <w:rPr>
+                <w:rFonts w:ascii="Malgun Gothic" w:hAnsi="Malgun Gothic" w:cs="Malgun Gothic" w:eastAsia="Malgun Gothic"/>
+                <w:b w:val="0"/>
+                <w:i w:val="0"/>
+                <w:sz w:val="20"/>
+              </w:rPr>
+              <w:t>notiere, führe, ist, mischen은 현재형입니다.</w:t>
+            </w:r>
+          </w:p>
+        </w:tc>
+      </w:tr>
+    </w:tbl>
+    <w:p>
+      <w:pPr>
+        <w:spacing w:after="0"/>
+      </w:pPr>
+    </w:p>
+    <w:p>
+      <w:pPr>
+        <w:keepNext/>
+        <w:spacing w:before="160"/>
+      </w:pPr>
+      <w:r>
+        <w:rPr>
+          <w:rFonts w:ascii="Arial" w:hAnsi="Arial" w:cs="Arial" w:eastAsia="Malgun Gothic"/>
+          <w:b/>
+          <w:i w:val="0"/>
+          <w:sz w:val="22"/>
+        </w:rPr>
+        <w:t>53. Aylin: Ich habe die ersten dreißig Fragebögen in eine Tabelle übertragen. Sieht schon komisch aus: Je kürzer die Krankmeldung, desto schneller die Sperrung.</w:t>
+      </w:r>
+    </w:p>
+    <w:p>
+      <w:pPr>
+        <w:keepNext/>
+        <w:ind w:left="340"/>
+      </w:pPr>
+      <w:r>
+        <w:rPr>
+          <w:rFonts w:ascii="Malgun Gothic" w:hAnsi="Malgun Gothic" w:cs="Malgun Gothic" w:eastAsia="Malgun Gothic"/>
+          <w:b w:val="0"/>
+          <w:i/>
+          <w:color w:val="404040"/>
+          <w:sz w:val="20"/>
+        </w:rPr>
+        <w:t>설문지 처음 서른 건을 표로 옮겼어요. 벌써 이상해 보여요. 병가가 짧을수록 차단이 더 빨라요.</w:t>
+      </w:r>
+    </w:p>
+    <w:tbl>
+      <w:tblPr>
+        <w:tblW w:type="auto" w:w="0"/>
+        <w:tblLayout w:type="fixed"/>
+        <w:tblLook w:firstColumn="1" w:firstRow="1" w:lastColumn="0" w:lastRow="0" w:noHBand="0" w:noVBand="1" w:val="04A0"/>
+      </w:tblPr>
+      <w:tblGrid>
+        <w:gridCol w:w="4819"/>
+        <w:gridCol w:w="4819"/>
+      </w:tblGrid>
+      <w:tr>
+        <w:tc>
+          <w:tcPr>
+            <w:tcW w:type="dxa" w:w="1500"/>
+            <w:tcBorders>
+              <w:top w:val="single" w:color="BFBFBF" w:sz="4"/>
+              <w:left w:val="single" w:color="BFBFBF" w:sz="4"/>
+              <w:bottom w:val="single" w:color="BFBFBF" w:sz="4"/>
+              <w:right w:val="single" w:color="BFBFBF" w:sz="4"/>
+            </w:tcBorders>
+            <w:shd w:fill="DEEAF6" w:color="auto" w:val="clear"/>
+          </w:tcPr>
+          <w:p>
+            <w:r>
+              <w:rPr>
+                <w:rFonts w:ascii="Malgun Gothic" w:hAnsi="Malgun Gothic" w:cs="Malgun Gothic" w:eastAsia="Malgun Gothic"/>
+                <w:b/>
+                <w:i w:val="0"/>
+                <w:color w:val="1F3864"/>
+                <w:sz w:val="20"/>
+              </w:rPr>
+              <w:t>주요 단어</w:t>
+            </w:r>
+          </w:p>
+        </w:tc>
+        <w:tc>
+          <w:tcPr>
+            <w:tcW w:type="dxa" w:w="8138"/>
+            <w:tcBorders>
+              <w:top w:val="single" w:color="BFBFBF" w:sz="4"/>
+              <w:left w:val="single" w:color="BFBFBF" w:sz="4"/>
+              <w:bottom w:val="single" w:color="BFBFBF" w:sz="4"/>
+              <w:right w:val="single" w:color="BFBFBF" w:sz="4"/>
+            </w:tcBorders>
+          </w:tcPr>
+          <w:p>
+            <w:pPr>
+              <w:spacing w:after="40"/>
+            </w:pPr>
+            <w:r>
+              <w:rPr>
+                <w:rFonts w:ascii="Arial" w:hAnsi="Arial" w:cs="Arial" w:eastAsia="Malgun Gothic"/>
+                <w:b/>
+                <w:i w:val="0"/>
+                <w:sz w:val="20"/>
+              </w:rPr>
+              <w:t>übertragen</w:t>
+            </w:r>
+            <w:r>
+              <w:rPr>
+                <w:rFonts w:ascii="Malgun Gothic" w:hAnsi="Malgun Gothic" w:cs="Malgun Gothic" w:eastAsia="Malgun Gothic"/>
+                <w:b w:val="0"/>
+                <w:i w:val="0"/>
+                <w:sz w:val="20"/>
+              </w:rPr>
+              <w:t xml:space="preserve">  —  옮기다</w:t>
+            </w:r>
+          </w:p>
+          <w:p>
+            <w:pPr>
+              <w:spacing w:after="40"/>
+            </w:pPr>
+            <w:r>
+              <w:rPr>
+                <w:rFonts w:ascii="Arial" w:hAnsi="Arial" w:cs="Arial" w:eastAsia="Malgun Gothic"/>
+                <w:b/>
+                <w:i w:val="0"/>
+                <w:sz w:val="20"/>
+              </w:rPr>
+              <w:t>die Krankmeldung, -en</w:t>
+            </w:r>
+            <w:r>
+              <w:rPr>
+                <w:rFonts w:ascii="Malgun Gothic" w:hAnsi="Malgun Gothic" w:cs="Malgun Gothic" w:eastAsia="Malgun Gothic"/>
+                <w:b w:val="0"/>
+                <w:i w:val="0"/>
+                <w:sz w:val="20"/>
+              </w:rPr>
+              <w:t xml:space="preserve">  —  병가 신고</w:t>
+            </w:r>
+          </w:p>
+          <w:p>
+            <w:pPr>
+              <w:spacing w:after="40"/>
+            </w:pPr>
+            <w:r>
+              <w:rPr>
+                <w:rFonts w:ascii="Arial" w:hAnsi="Arial" w:cs="Arial" w:eastAsia="Malgun Gothic"/>
+                <w:b/>
+                <w:i w:val="0"/>
+                <w:sz w:val="20"/>
+              </w:rPr>
+              <w:t>die Sperrung, -en</w:t>
+            </w:r>
+            <w:r>
+              <w:rPr>
+                <w:rFonts w:ascii="Malgun Gothic" w:hAnsi="Malgun Gothic" w:cs="Malgun Gothic" w:eastAsia="Malgun Gothic"/>
+                <w:b w:val="0"/>
+                <w:i w:val="0"/>
+                <w:sz w:val="20"/>
+              </w:rPr>
+              <w:t xml:space="preserve">  —  차단</w:t>
+            </w:r>
+          </w:p>
+        </w:tc>
+      </w:tr>
+      <w:tr>
+        <w:tc>
+          <w:tcPr>
+            <w:tcW w:type="dxa" w:w="1500"/>
+            <w:tcBorders>
+              <w:top w:val="single" w:color="BFBFBF" w:sz="4"/>
+              <w:left w:val="single" w:color="BFBFBF" w:sz="4"/>
+              <w:bottom w:val="single" w:color="BFBFBF" w:sz="4"/>
+              <w:right w:val="single" w:color="BFBFBF" w:sz="4"/>
+            </w:tcBorders>
+            <w:shd w:fill="DEEAF6" w:color="auto" w:val="clear"/>
+          </w:tcPr>
+          <w:p>
+            <w:r>
+              <w:rPr>
+                <w:rFonts w:ascii="Malgun Gothic" w:hAnsi="Malgun Gothic" w:cs="Malgun Gothic" w:eastAsia="Malgun Gothic"/>
+                <w:b/>
+                <w:i w:val="0"/>
+                <w:color w:val="1F3864"/>
+                <w:sz w:val="20"/>
+              </w:rPr>
+              <w:t>문법</w:t>
+            </w:r>
+          </w:p>
+        </w:tc>
+        <w:tc>
+          <w:tcPr>
+            <w:tcW w:type="dxa" w:w="8138"/>
+            <w:tcBorders>
+              <w:top w:val="single" w:color="BFBFBF" w:sz="4"/>
+              <w:left w:val="single" w:color="BFBFBF" w:sz="4"/>
+              <w:bottom w:val="single" w:color="BFBFBF" w:sz="4"/>
+              <w:right w:val="single" w:color="BFBFBF" w:sz="4"/>
+            </w:tcBorders>
+          </w:tcPr>
+          <w:p>
+            <w:pPr>
+              <w:spacing w:after="40"/>
+            </w:pPr>
+            <w:r>
+              <w:rPr>
+                <w:rFonts w:ascii="Malgun Gothic" w:hAnsi="Malgun Gothic" w:cs="Malgun Gothic" w:eastAsia="Malgun Gothic"/>
+                <w:b w:val="0"/>
+                <w:i w:val="0"/>
+                <w:sz w:val="20"/>
+              </w:rPr>
+              <w:t>Ich habe ... in eine Tabelle übertragen은 현재완료입니다. Je kürzer die Krankmeldung, desto schneller die Sperrung은 je ... desto 구문입니다.</w:t>
+            </w:r>
+          </w:p>
+        </w:tc>
+      </w:tr>
+      <w:tr>
+        <w:tc>
+          <w:tcPr>
+            <w:tcW w:type="dxa" w:w="1500"/>
+            <w:tcBorders>
+              <w:top w:val="single" w:color="BFBFBF" w:sz="4"/>
+              <w:left w:val="single" w:color="BFBFBF" w:sz="4"/>
+              <w:bottom w:val="single" w:color="BFBFBF" w:sz="4"/>
+              <w:right w:val="single" w:color="BFBFBF" w:sz="4"/>
+            </w:tcBorders>
+            <w:shd w:fill="DEEAF6" w:color="auto" w:val="clear"/>
+          </w:tcPr>
+          <w:p>
+            <w:r>
+              <w:rPr>
+                <w:rFonts w:ascii="Malgun Gothic" w:hAnsi="Malgun Gothic" w:cs="Malgun Gothic" w:eastAsia="Malgun Gothic"/>
+                <w:b/>
+                <w:i w:val="0"/>
+                <w:color w:val="1F3864"/>
+                <w:sz w:val="20"/>
+              </w:rPr>
+              <w:t>표현</w:t>
+            </w:r>
+          </w:p>
+        </w:tc>
+        <w:tc>
+          <w:tcPr>
+            <w:tcW w:type="dxa" w:w="8138"/>
+            <w:tcBorders>
+              <w:top w:val="single" w:color="BFBFBF" w:sz="4"/>
+              <w:left w:val="single" w:color="BFBFBF" w:sz="4"/>
+              <w:bottom w:val="single" w:color="BFBFBF" w:sz="4"/>
+              <w:right w:val="single" w:color="BFBFBF" w:sz="4"/>
+            </w:tcBorders>
+          </w:tcPr>
+          <w:p>
+            <w:pPr>
+              <w:spacing w:after="40"/>
+            </w:pPr>
+            <w:r>
+              <w:rPr>
+                <w:rFonts w:ascii="Malgun Gothic" w:hAnsi="Malgun Gothic" w:cs="Malgun Gothic" w:eastAsia="Malgun Gothic"/>
+                <w:b w:val="0"/>
+                <w:i w:val="0"/>
+                <w:sz w:val="20"/>
+              </w:rPr>
+              <w:t>Sieht schon komisch aus는 주어 es가 생략된 구어문입니다.</w:t>
+            </w:r>
+          </w:p>
+        </w:tc>
+      </w:tr>
+      <w:tr>
+        <w:tc>
+          <w:tcPr>
+            <w:tcW w:type="dxa" w:w="1500"/>
+            <w:tcBorders>
+              <w:top w:val="single" w:color="BFBFBF" w:sz="4"/>
+              <w:left w:val="single" w:color="BFBFBF" w:sz="4"/>
+              <w:bottom w:val="single" w:color="BFBFBF" w:sz="4"/>
+              <w:right w:val="single" w:color="BFBFBF" w:sz="4"/>
+            </w:tcBorders>
+            <w:shd w:fill="DEEAF6" w:color="auto" w:val="clear"/>
+          </w:tcPr>
+          <w:p>
+            <w:r>
+              <w:rPr>
+                <w:rFonts w:ascii="Malgun Gothic" w:hAnsi="Malgun Gothic" w:cs="Malgun Gothic" w:eastAsia="Malgun Gothic"/>
+                <w:b/>
+                <w:i w:val="0"/>
+                <w:color w:val="1F3864"/>
+                <w:sz w:val="20"/>
+              </w:rPr>
+              <w:t>시제</w:t>
+            </w:r>
+          </w:p>
+        </w:tc>
+        <w:tc>
+          <w:tcPr>
+            <w:tcW w:type="dxa" w:w="8138"/>
+            <w:tcBorders>
+              <w:top w:val="single" w:color="BFBFBF" w:sz="4"/>
+              <w:left w:val="single" w:color="BFBFBF" w:sz="4"/>
+              <w:bottom w:val="single" w:color="BFBFBF" w:sz="4"/>
+              <w:right w:val="single" w:color="BFBFBF" w:sz="4"/>
+            </w:tcBorders>
+          </w:tcPr>
+          <w:p>
+            <w:pPr>
+              <w:spacing w:after="40"/>
+            </w:pPr>
+            <w:r>
+              <w:rPr>
+                <w:rFonts w:ascii="Malgun Gothic" w:hAnsi="Malgun Gothic" w:cs="Malgun Gothic" w:eastAsia="Malgun Gothic"/>
+                <w:b w:val="0"/>
+                <w:i w:val="0"/>
+                <w:sz w:val="20"/>
+              </w:rPr>
+              <w:t>habe ... übertragen은 현재완료이고 Sieht ... aus는 현재형입니다.</w:t>
+            </w:r>
+          </w:p>
+        </w:tc>
+      </w:tr>
+    </w:tbl>
+    <w:p>
+      <w:pPr>
+        <w:spacing w:after="0"/>
+      </w:pPr>
+    </w:p>
+    <w:p>
+      <w:pPr>
+        <w:keepNext/>
+        <w:spacing w:before="160"/>
+      </w:pPr>
+      <w:r>
+        <w:rPr>
+          <w:rFonts w:ascii="Arial" w:hAnsi="Arial" w:cs="Arial" w:eastAsia="Malgun Gothic"/>
+          <w:b/>
+          <w:i w:val="0"/>
+          <w:sz w:val="22"/>
+        </w:rPr>
+        <w:t>54. Matthias: Das wäre ein Beleg für den Kern der Sache: Das System wertet nicht die Dauer der Abwesenheit, sondern die Häufigkeit des Nein. Jede Absage ist ein Makel, egal wie begründet.</w:t>
+      </w:r>
+    </w:p>
+    <w:p>
+      <w:pPr>
+        <w:keepNext/>
+        <w:ind w:left="340"/>
+      </w:pPr>
+      <w:r>
+        <w:rPr>
+          <w:rFonts w:ascii="Malgun Gothic" w:hAnsi="Malgun Gothic" w:cs="Malgun Gothic" w:eastAsia="Malgun Gothic"/>
+          <w:b w:val="0"/>
+          <w:i/>
+          <w:color w:val="404040"/>
+          <w:sz w:val="20"/>
+        </w:rPr>
+        <w:t>문제의 핵심을 뒷받침하는 증거가 되겠군요. 시스템은 결근 기간이 아니라 거절 횟수를 평가합니다. 이유가 무엇이든 모든 거절이 흠이 되죠.</w:t>
+      </w:r>
+    </w:p>
+    <w:tbl>
+      <w:tblPr>
+        <w:tblW w:type="auto" w:w="0"/>
+        <w:tblLayout w:type="fixed"/>
+        <w:tblLook w:firstColumn="1" w:firstRow="1" w:lastColumn="0" w:lastRow="0" w:noHBand="0" w:noVBand="1" w:val="04A0"/>
+      </w:tblPr>
+      <w:tblGrid>
+        <w:gridCol w:w="4819"/>
+        <w:gridCol w:w="4819"/>
+      </w:tblGrid>
+      <w:tr>
+        <w:tc>
+          <w:tcPr>
+            <w:tcW w:type="dxa" w:w="1500"/>
+            <w:tcBorders>
+              <w:top w:val="single" w:color="BFBFBF" w:sz="4"/>
+              <w:left w:val="single" w:color="BFBFBF" w:sz="4"/>
+              <w:bottom w:val="single" w:color="BFBFBF" w:sz="4"/>
+              <w:right w:val="single" w:color="BFBFBF" w:sz="4"/>
+            </w:tcBorders>
+            <w:shd w:fill="DEEAF6" w:color="auto" w:val="clear"/>
+          </w:tcPr>
+          <w:p>
+            <w:r>
+              <w:rPr>
+                <w:rFonts w:ascii="Malgun Gothic" w:hAnsi="Malgun Gothic" w:cs="Malgun Gothic" w:eastAsia="Malgun Gothic"/>
+                <w:b/>
+                <w:i w:val="0"/>
+                <w:color w:val="1F3864"/>
+                <w:sz w:val="20"/>
+              </w:rPr>
+              <w:t>주요 단어</w:t>
+            </w:r>
+          </w:p>
+        </w:tc>
+        <w:tc>
+          <w:tcPr>
+            <w:tcW w:type="dxa" w:w="8138"/>
+            <w:tcBorders>
+              <w:top w:val="single" w:color="BFBFBF" w:sz="4"/>
+              <w:left w:val="single" w:color="BFBFBF" w:sz="4"/>
+              <w:bottom w:val="single" w:color="BFBFBF" w:sz="4"/>
+              <w:right w:val="single" w:color="BFBFBF" w:sz="4"/>
+            </w:tcBorders>
+          </w:tcPr>
+          <w:p>
+            <w:pPr>
+              <w:spacing w:after="40"/>
+            </w:pPr>
+            <w:r>
+              <w:rPr>
+                <w:rFonts w:ascii="Arial" w:hAnsi="Arial" w:cs="Arial" w:eastAsia="Malgun Gothic"/>
+                <w:b/>
+                <w:i w:val="0"/>
+                <w:sz w:val="20"/>
+              </w:rPr>
+              <w:t>der Beleg, -e</w:t>
+            </w:r>
+            <w:r>
+              <w:rPr>
+                <w:rFonts w:ascii="Malgun Gothic" w:hAnsi="Malgun Gothic" w:cs="Malgun Gothic" w:eastAsia="Malgun Gothic"/>
+                <w:b w:val="0"/>
+                <w:i w:val="0"/>
+                <w:sz w:val="20"/>
+              </w:rPr>
+              <w:t xml:space="preserve">  —  증거</w:t>
+            </w:r>
+          </w:p>
+          <w:p>
+            <w:pPr>
+              <w:spacing w:after="40"/>
+            </w:pPr>
+            <w:r>
+              <w:rPr>
+                <w:rFonts w:ascii="Arial" w:hAnsi="Arial" w:cs="Arial" w:eastAsia="Malgun Gothic"/>
+                <w:b/>
+                <w:i w:val="0"/>
+                <w:sz w:val="20"/>
+              </w:rPr>
+              <w:t>die Häufigkeit (단수)</w:t>
+            </w:r>
+            <w:r>
+              <w:rPr>
+                <w:rFonts w:ascii="Malgun Gothic" w:hAnsi="Malgun Gothic" w:cs="Malgun Gothic" w:eastAsia="Malgun Gothic"/>
+                <w:b w:val="0"/>
+                <w:i w:val="0"/>
+                <w:sz w:val="20"/>
+              </w:rPr>
+              <w:t xml:space="preserve">  —  빈도</w:t>
+            </w:r>
+          </w:p>
+          <w:p>
+            <w:pPr>
+              <w:spacing w:after="40"/>
+            </w:pPr>
+            <w:r>
+              <w:rPr>
+                <w:rFonts w:ascii="Arial" w:hAnsi="Arial" w:cs="Arial" w:eastAsia="Malgun Gothic"/>
+                <w:b/>
+                <w:i w:val="0"/>
+                <w:sz w:val="20"/>
+              </w:rPr>
+              <w:t>der Makel, -</w:t>
+            </w:r>
+            <w:r>
+              <w:rPr>
+                <w:rFonts w:ascii="Malgun Gothic" w:hAnsi="Malgun Gothic" w:cs="Malgun Gothic" w:eastAsia="Malgun Gothic"/>
+                <w:b w:val="0"/>
+                <w:i w:val="0"/>
+                <w:sz w:val="20"/>
+              </w:rPr>
+              <w:t xml:space="preserve">  —  흠</w:t>
+            </w:r>
+          </w:p>
+        </w:tc>
+      </w:tr>
+      <w:tr>
+        <w:tc>
+          <w:tcPr>
+            <w:tcW w:type="dxa" w:w="1500"/>
+            <w:tcBorders>
+              <w:top w:val="single" w:color="BFBFBF" w:sz="4"/>
+              <w:left w:val="single" w:color="BFBFBF" w:sz="4"/>
+              <w:bottom w:val="single" w:color="BFBFBF" w:sz="4"/>
+              <w:right w:val="single" w:color="BFBFBF" w:sz="4"/>
+            </w:tcBorders>
+            <w:shd w:fill="DEEAF6" w:color="auto" w:val="clear"/>
+          </w:tcPr>
+          <w:p>
+            <w:r>
+              <w:rPr>
+                <w:rFonts w:ascii="Malgun Gothic" w:hAnsi="Malgun Gothic" w:cs="Malgun Gothic" w:eastAsia="Malgun Gothic"/>
+                <w:b/>
+                <w:i w:val="0"/>
+                <w:color w:val="1F3864"/>
+                <w:sz w:val="20"/>
+              </w:rPr>
+              <w:t>문법</w:t>
+            </w:r>
+          </w:p>
+        </w:tc>
+        <w:tc>
+          <w:tcPr>
+            <w:tcW w:type="dxa" w:w="8138"/>
+            <w:tcBorders>
+              <w:top w:val="single" w:color="BFBFBF" w:sz="4"/>
+              <w:left w:val="single" w:color="BFBFBF" w:sz="4"/>
+              <w:bottom w:val="single" w:color="BFBFBF" w:sz="4"/>
+              <w:right w:val="single" w:color="BFBFBF" w:sz="4"/>
+            </w:tcBorders>
+          </w:tcPr>
+          <w:p>
+            <w:pPr>
+              <w:spacing w:after="40"/>
+            </w:pPr>
+            <w:r>
+              <w:rPr>
+                <w:rFonts w:ascii="Malgun Gothic" w:hAnsi="Malgun Gothic" w:cs="Malgun Gothic" w:eastAsia="Malgun Gothic"/>
+                <w:b w:val="0"/>
+                <w:i w:val="0"/>
+                <w:sz w:val="20"/>
+              </w:rPr>
+              <w:t>Das wäre ein Beleg는 접속법 II로 가정적 판단을 나타냅니다. nicht die Dauer ..., sondern die Häufigkeit ...는 대비 구문입니다.</w:t>
+            </w:r>
+          </w:p>
+        </w:tc>
+      </w:tr>
+      <w:tr>
+        <w:tc>
+          <w:tcPr>
+            <w:tcW w:type="dxa" w:w="1500"/>
+            <w:tcBorders>
+              <w:top w:val="single" w:color="BFBFBF" w:sz="4"/>
+              <w:left w:val="single" w:color="BFBFBF" w:sz="4"/>
+              <w:bottom w:val="single" w:color="BFBFBF" w:sz="4"/>
+              <w:right w:val="single" w:color="BFBFBF" w:sz="4"/>
+            </w:tcBorders>
+            <w:shd w:fill="DEEAF6" w:color="auto" w:val="clear"/>
+          </w:tcPr>
+          <w:p>
+            <w:r>
+              <w:rPr>
+                <w:rFonts w:ascii="Malgun Gothic" w:hAnsi="Malgun Gothic" w:cs="Malgun Gothic" w:eastAsia="Malgun Gothic"/>
+                <w:b/>
+                <w:i w:val="0"/>
+                <w:color w:val="1F3864"/>
+                <w:sz w:val="20"/>
+              </w:rPr>
+              <w:t>표현</w:t>
+            </w:r>
+          </w:p>
+        </w:tc>
+        <w:tc>
+          <w:tcPr>
+            <w:tcW w:type="dxa" w:w="8138"/>
+            <w:tcBorders>
+              <w:top w:val="single" w:color="BFBFBF" w:sz="4"/>
+              <w:left w:val="single" w:color="BFBFBF" w:sz="4"/>
+              <w:bottom w:val="single" w:color="BFBFBF" w:sz="4"/>
+              <w:right w:val="single" w:color="BFBFBF" w:sz="4"/>
+            </w:tcBorders>
+          </w:tcPr>
+          <w:p>
+            <w:pPr>
+              <w:spacing w:after="40"/>
+            </w:pPr>
+            <w:r>
+              <w:rPr>
+                <w:rFonts w:ascii="Malgun Gothic" w:hAnsi="Malgun Gothic" w:cs="Malgun Gothic" w:eastAsia="Malgun Gothic"/>
+                <w:b w:val="0"/>
+                <w:i w:val="0"/>
+                <w:sz w:val="20"/>
+              </w:rPr>
+              <w:t>egal wie begründet는 이유가 무엇이든이라는 양보 표현입니다.</w:t>
+            </w:r>
+          </w:p>
+        </w:tc>
+      </w:tr>
+      <w:tr>
+        <w:tc>
+          <w:tcPr>
+            <w:tcW w:type="dxa" w:w="1500"/>
+            <w:tcBorders>
+              <w:top w:val="single" w:color="BFBFBF" w:sz="4"/>
+              <w:left w:val="single" w:color="BFBFBF" w:sz="4"/>
+              <w:bottom w:val="single" w:color="BFBFBF" w:sz="4"/>
+              <w:right w:val="single" w:color="BFBFBF" w:sz="4"/>
+            </w:tcBorders>
+            <w:shd w:fill="DEEAF6" w:color="auto" w:val="clear"/>
+          </w:tcPr>
+          <w:p>
+            <w:r>
+              <w:rPr>
+                <w:rFonts w:ascii="Malgun Gothic" w:hAnsi="Malgun Gothic" w:cs="Malgun Gothic" w:eastAsia="Malgun Gothic"/>
+                <w:b/>
+                <w:i w:val="0"/>
+                <w:color w:val="1F3864"/>
+                <w:sz w:val="20"/>
+              </w:rPr>
+              <w:t>시제</w:t>
+            </w:r>
+          </w:p>
+        </w:tc>
+        <w:tc>
+          <w:tcPr>
+            <w:tcW w:type="dxa" w:w="8138"/>
+            <w:tcBorders>
+              <w:top w:val="single" w:color="BFBFBF" w:sz="4"/>
+              <w:left w:val="single" w:color="BFBFBF" w:sz="4"/>
+              <w:bottom w:val="single" w:color="BFBFBF" w:sz="4"/>
+              <w:right w:val="single" w:color="BFBFBF" w:sz="4"/>
+            </w:tcBorders>
+          </w:tcPr>
+          <w:p>
+            <w:pPr>
+              <w:spacing w:after="40"/>
+            </w:pPr>
+            <w:r>
+              <w:rPr>
+                <w:rFonts w:ascii="Malgun Gothic" w:hAnsi="Malgun Gothic" w:cs="Malgun Gothic" w:eastAsia="Malgun Gothic"/>
+                <w:b w:val="0"/>
+                <w:i w:val="0"/>
+                <w:sz w:val="20"/>
+              </w:rPr>
+              <w:t>wäre는 접속법 II이고 wertet, ist는 현재형입니다.</w:t>
+            </w:r>
+          </w:p>
+        </w:tc>
+      </w:tr>
+    </w:tbl>
+    <w:p>
+      <w:pPr>
+        <w:spacing w:after="0"/>
+      </w:pPr>
+    </w:p>
+    <w:p>
+      <w:pPr>
+        <w:keepNext/>
+        <w:spacing w:before="160"/>
+      </w:pPr>
+      <w:r>
+        <w:rPr>
+          <w:rFonts w:ascii="Arial" w:hAnsi="Arial" w:cs="Arial" w:eastAsia="Malgun Gothic"/>
+          <w:b/>
+          <w:i w:val="0"/>
+          <w:sz w:val="22"/>
+        </w:rPr>
+        <w:t>55. Hanna: Das hieße, dass eine Krankmeldung faktisch sanktioniert wird, obwohl das Gesetz sie schützt. Das wäre ein Verstoß gegen das Maßregelungsverbot.</w:t>
+      </w:r>
+    </w:p>
+    <w:p>
+      <w:pPr>
+        <w:keepNext/>
+        <w:ind w:left="340"/>
+      </w:pPr>
+      <w:r>
+        <w:rPr>
+          <w:rFonts w:ascii="Malgun Gothic" w:hAnsi="Malgun Gothic" w:cs="Malgun Gothic" w:eastAsia="Malgun Gothic"/>
+          <w:b w:val="0"/>
+          <w:i/>
+          <w:color w:val="404040"/>
+          <w:sz w:val="20"/>
+        </w:rPr>
+        <w:t>병가 신고가 법이 보호하는데도 사실상 제재를 받는다는 뜻이 됩니다. 불이익 금지 원칙을 위반하는 거죠.</w:t>
+      </w:r>
+    </w:p>
+    <w:tbl>
+      <w:tblPr>
+        <w:tblW w:type="auto" w:w="0"/>
+        <w:tblLayout w:type="fixed"/>
+        <w:tblLook w:firstColumn="1" w:firstRow="1" w:lastColumn="0" w:lastRow="0" w:noHBand="0" w:noVBand="1" w:val="04A0"/>
+      </w:tblPr>
+      <w:tblGrid>
+        <w:gridCol w:w="4819"/>
+        <w:gridCol w:w="4819"/>
+      </w:tblGrid>
+      <w:tr>
+        <w:tc>
+          <w:tcPr>
+            <w:tcW w:type="dxa" w:w="1500"/>
+            <w:tcBorders>
+              <w:top w:val="single" w:color="BFBFBF" w:sz="4"/>
+              <w:left w:val="single" w:color="BFBFBF" w:sz="4"/>
+              <w:bottom w:val="single" w:color="BFBFBF" w:sz="4"/>
+              <w:right w:val="single" w:color="BFBFBF" w:sz="4"/>
+            </w:tcBorders>
+            <w:shd w:fill="DEEAF6" w:color="auto" w:val="clear"/>
+          </w:tcPr>
+          <w:p>
+            <w:r>
+              <w:rPr>
+                <w:rFonts w:ascii="Malgun Gothic" w:hAnsi="Malgun Gothic" w:cs="Malgun Gothic" w:eastAsia="Malgun Gothic"/>
+                <w:b/>
+                <w:i w:val="0"/>
+                <w:color w:val="1F3864"/>
+                <w:sz w:val="20"/>
+              </w:rPr>
+              <w:t>주요 단어</w:t>
+            </w:r>
+          </w:p>
+        </w:tc>
+        <w:tc>
+          <w:tcPr>
+            <w:tcW w:type="dxa" w:w="8138"/>
+            <w:tcBorders>
+              <w:top w:val="single" w:color="BFBFBF" w:sz="4"/>
+              <w:left w:val="single" w:color="BFBFBF" w:sz="4"/>
+              <w:bottom w:val="single" w:color="BFBFBF" w:sz="4"/>
+              <w:right w:val="single" w:color="BFBFBF" w:sz="4"/>
+            </w:tcBorders>
+          </w:tcPr>
+          <w:p>
+            <w:pPr>
+              <w:spacing w:after="40"/>
+            </w:pPr>
+            <w:r>
+              <w:rPr>
+                <w:rFonts w:ascii="Arial" w:hAnsi="Arial" w:cs="Arial" w:eastAsia="Malgun Gothic"/>
+                <w:b/>
+                <w:i w:val="0"/>
+                <w:sz w:val="20"/>
+              </w:rPr>
+              <w:t>sanktionieren</w:t>
+            </w:r>
+            <w:r>
+              <w:rPr>
+                <w:rFonts w:ascii="Malgun Gothic" w:hAnsi="Malgun Gothic" w:cs="Malgun Gothic" w:eastAsia="Malgun Gothic"/>
+                <w:b w:val="0"/>
+                <w:i w:val="0"/>
+                <w:sz w:val="20"/>
+              </w:rPr>
+              <w:t xml:space="preserve">  —  제재하다</w:t>
+            </w:r>
+          </w:p>
+          <w:p>
+            <w:pPr>
+              <w:spacing w:after="40"/>
+            </w:pPr>
+            <w:r>
+              <w:rPr>
+                <w:rFonts w:ascii="Arial" w:hAnsi="Arial" w:cs="Arial" w:eastAsia="Malgun Gothic"/>
+                <w:b/>
+                <w:i w:val="0"/>
+                <w:sz w:val="20"/>
+              </w:rPr>
+              <w:t>das Maßregelungsverbot</w:t>
+            </w:r>
+            <w:r>
+              <w:rPr>
+                <w:rFonts w:ascii="Malgun Gothic" w:hAnsi="Malgun Gothic" w:cs="Malgun Gothic" w:eastAsia="Malgun Gothic"/>
+                <w:b w:val="0"/>
+                <w:i w:val="0"/>
+                <w:sz w:val="20"/>
+              </w:rPr>
+              <w:t xml:space="preserve">  —  불이익 금지</w:t>
+            </w:r>
+          </w:p>
+          <w:p>
+            <w:pPr>
+              <w:spacing w:after="40"/>
+            </w:pPr>
+            <w:r>
+              <w:rPr>
+                <w:rFonts w:ascii="Arial" w:hAnsi="Arial" w:cs="Arial" w:eastAsia="Malgun Gothic"/>
+                <w:b/>
+                <w:i w:val="0"/>
+                <w:sz w:val="20"/>
+              </w:rPr>
+              <w:t>faktisch</w:t>
+            </w:r>
+            <w:r>
+              <w:rPr>
+                <w:rFonts w:ascii="Malgun Gothic" w:hAnsi="Malgun Gothic" w:cs="Malgun Gothic" w:eastAsia="Malgun Gothic"/>
+                <w:b w:val="0"/>
+                <w:i w:val="0"/>
+                <w:sz w:val="20"/>
+              </w:rPr>
+              <w:t xml:space="preserve">  —  사실상</w:t>
+            </w:r>
+          </w:p>
+        </w:tc>
+      </w:tr>
+      <w:tr>
+        <w:tc>
+          <w:tcPr>
+            <w:tcW w:type="dxa" w:w="1500"/>
+            <w:tcBorders>
+              <w:top w:val="single" w:color="BFBFBF" w:sz="4"/>
+              <w:left w:val="single" w:color="BFBFBF" w:sz="4"/>
+              <w:bottom w:val="single" w:color="BFBFBF" w:sz="4"/>
+              <w:right w:val="single" w:color="BFBFBF" w:sz="4"/>
+            </w:tcBorders>
+            <w:shd w:fill="DEEAF6" w:color="auto" w:val="clear"/>
+          </w:tcPr>
+          <w:p>
+            <w:r>
+              <w:rPr>
+                <w:rFonts w:ascii="Malgun Gothic" w:hAnsi="Malgun Gothic" w:cs="Malgun Gothic" w:eastAsia="Malgun Gothic"/>
+                <w:b/>
+                <w:i w:val="0"/>
+                <w:color w:val="1F3864"/>
+                <w:sz w:val="20"/>
+              </w:rPr>
+              <w:t>문법</w:t>
+            </w:r>
+          </w:p>
+        </w:tc>
+        <w:tc>
+          <w:tcPr>
+            <w:tcW w:type="dxa" w:w="8138"/>
+            <w:tcBorders>
+              <w:top w:val="single" w:color="BFBFBF" w:sz="4"/>
+              <w:left w:val="single" w:color="BFBFBF" w:sz="4"/>
+              <w:bottom w:val="single" w:color="BFBFBF" w:sz="4"/>
+              <w:right w:val="single" w:color="BFBFBF" w:sz="4"/>
+            </w:tcBorders>
+          </w:tcPr>
+          <w:p>
+            <w:pPr>
+              <w:spacing w:after="40"/>
+            </w:pPr>
+            <w:r>
+              <w:rPr>
+                <w:rFonts w:ascii="Malgun Gothic" w:hAnsi="Malgun Gothic" w:cs="Malgun Gothic" w:eastAsia="Malgun Gothic"/>
+                <w:b w:val="0"/>
+                <w:i w:val="0"/>
+                <w:sz w:val="20"/>
+              </w:rPr>
+              <w:t>Das hieße, dass ... sanktioniert wird, obwohl ... schützt에서 접속법 II와 수동, obwohl절이 쓰입니다. Verstoß gegen + 4격이 쓰입니다.</w:t>
+            </w:r>
+          </w:p>
+        </w:tc>
+      </w:tr>
+      <w:tr>
+        <w:tc>
+          <w:tcPr>
+            <w:tcW w:type="dxa" w:w="1500"/>
+            <w:tcBorders>
+              <w:top w:val="single" w:color="BFBFBF" w:sz="4"/>
+              <w:left w:val="single" w:color="BFBFBF" w:sz="4"/>
+              <w:bottom w:val="single" w:color="BFBFBF" w:sz="4"/>
+              <w:right w:val="single" w:color="BFBFBF" w:sz="4"/>
+            </w:tcBorders>
+            <w:shd w:fill="DEEAF6" w:color="auto" w:val="clear"/>
+          </w:tcPr>
+          <w:p>
+            <w:r>
+              <w:rPr>
+                <w:rFonts w:ascii="Malgun Gothic" w:hAnsi="Malgun Gothic" w:cs="Malgun Gothic" w:eastAsia="Malgun Gothic"/>
+                <w:b/>
+                <w:i w:val="0"/>
+                <w:color w:val="1F3864"/>
+                <w:sz w:val="20"/>
+              </w:rPr>
+              <w:t>표현</w:t>
+            </w:r>
+          </w:p>
+        </w:tc>
+        <w:tc>
+          <w:tcPr>
+            <w:tcW w:type="dxa" w:w="8138"/>
+            <w:tcBorders>
+              <w:top w:val="single" w:color="BFBFBF" w:sz="4"/>
+              <w:left w:val="single" w:color="BFBFBF" w:sz="4"/>
+              <w:bottom w:val="single" w:color="BFBFBF" w:sz="4"/>
+              <w:right w:val="single" w:color="BFBFBF" w:sz="4"/>
+            </w:tcBorders>
+          </w:tcPr>
+          <w:p>
+            <w:pPr>
+              <w:spacing w:after="40"/>
+            </w:pPr>
+            <w:r>
+              <w:rPr>
+                <w:rFonts w:ascii="Malgun Gothic" w:hAnsi="Malgun Gothic" w:cs="Malgun Gothic" w:eastAsia="Malgun Gothic"/>
+                <w:b w:val="0"/>
+                <w:i w:val="0"/>
+                <w:sz w:val="20"/>
+              </w:rPr>
+              <w:t>Das wäre ein Verstoß는 접속법 II 판단입니다.</w:t>
+            </w:r>
+          </w:p>
+        </w:tc>
+      </w:tr>
+      <w:tr>
+        <w:tc>
+          <w:tcPr>
+            <w:tcW w:type="dxa" w:w="1500"/>
+            <w:tcBorders>
+              <w:top w:val="single" w:color="BFBFBF" w:sz="4"/>
+              <w:left w:val="single" w:color="BFBFBF" w:sz="4"/>
+              <w:bottom w:val="single" w:color="BFBFBF" w:sz="4"/>
+              <w:right w:val="single" w:color="BFBFBF" w:sz="4"/>
+            </w:tcBorders>
+            <w:shd w:fill="DEEAF6" w:color="auto" w:val="clear"/>
+          </w:tcPr>
+          <w:p>
+            <w:r>
+              <w:rPr>
+                <w:rFonts w:ascii="Malgun Gothic" w:hAnsi="Malgun Gothic" w:cs="Malgun Gothic" w:eastAsia="Malgun Gothic"/>
+                <w:b/>
+                <w:i w:val="0"/>
+                <w:color w:val="1F3864"/>
+                <w:sz w:val="20"/>
+              </w:rPr>
+              <w:t>시제</w:t>
+            </w:r>
+          </w:p>
+        </w:tc>
+        <w:tc>
+          <w:tcPr>
+            <w:tcW w:type="dxa" w:w="8138"/>
+            <w:tcBorders>
+              <w:top w:val="single" w:color="BFBFBF" w:sz="4"/>
+              <w:left w:val="single" w:color="BFBFBF" w:sz="4"/>
+              <w:bottom w:val="single" w:color="BFBFBF" w:sz="4"/>
+              <w:right w:val="single" w:color="BFBFBF" w:sz="4"/>
+            </w:tcBorders>
+          </w:tcPr>
+          <w:p>
+            <w:pPr>
+              <w:spacing w:after="40"/>
+            </w:pPr>
+            <w:r>
+              <w:rPr>
+                <w:rFonts w:ascii="Malgun Gothic" w:hAnsi="Malgun Gothic" w:cs="Malgun Gothic" w:eastAsia="Malgun Gothic"/>
+                <w:b w:val="0"/>
+                <w:i w:val="0"/>
+                <w:sz w:val="20"/>
+              </w:rPr>
+              <w:t>hieße, wäre는 접속법 II이고 wird ... sanktioniert, schützt는 현재형입니다.</w:t>
+            </w:r>
+          </w:p>
+        </w:tc>
+      </w:tr>
+    </w:tbl>
+    <w:p>
+      <w:pPr>
+        <w:spacing w:after="0"/>
+      </w:pPr>
+    </w:p>
+    <w:p>
+      <w:pPr>
+        <w:keepNext/>
+        <w:spacing w:before="160"/>
+      </w:pPr>
+      <w:r>
+        <w:rPr>
+          <w:rFonts w:ascii="Arial" w:hAnsi="Arial" w:cs="Arial" w:eastAsia="Malgun Gothic"/>
+          <w:b/>
+          <w:i w:val="0"/>
+          <w:sz w:val="22"/>
+        </w:rPr>
+        <w:t>56. Jonas: Nach einer Weile ist die Teestube leer. Nur Milans Onkel wischt noch Tische ab, summt dabei ein Lied, das ich nicht kenne. Ich bleibe am Flipchart stehen und sehe die Zahlen an.</w:t>
+      </w:r>
+    </w:p>
+    <w:p>
+      <w:pPr>
+        <w:keepNext/>
+        <w:ind w:left="340"/>
+      </w:pPr>
+      <w:r>
+        <w:rPr>
+          <w:rFonts w:ascii="Malgun Gothic" w:hAnsi="Malgun Gothic" w:cs="Malgun Gothic" w:eastAsia="Malgun Gothic"/>
+          <w:b w:val="0"/>
+          <w:i/>
+          <w:color w:val="404040"/>
+          <w:sz w:val="20"/>
+        </w:rPr>
+        <w:t>얼마 뒤 찻집이 빈다. 밀란의 삼촌만이 탁자를 닦으며 내가 모르는 노래를 흥얼거린다. 나는 플립차트 앞에 서서 숫자를 바라본다.</w:t>
+      </w:r>
+    </w:p>
+    <w:tbl>
+      <w:tblPr>
+        <w:tblW w:type="auto" w:w="0"/>
+        <w:tblLayout w:type="fixed"/>
+        <w:tblLook w:firstColumn="1" w:firstRow="1" w:lastColumn="0" w:lastRow="0" w:noHBand="0" w:noVBand="1" w:val="04A0"/>
+      </w:tblPr>
+      <w:tblGrid>
+        <w:gridCol w:w="4819"/>
+        <w:gridCol w:w="4819"/>
+      </w:tblGrid>
+      <w:tr>
+        <w:tc>
+          <w:tcPr>
+            <w:tcW w:type="dxa" w:w="1500"/>
+            <w:tcBorders>
+              <w:top w:val="single" w:color="BFBFBF" w:sz="4"/>
+              <w:left w:val="single" w:color="BFBFBF" w:sz="4"/>
+              <w:bottom w:val="single" w:color="BFBFBF" w:sz="4"/>
+              <w:right w:val="single" w:color="BFBFBF" w:sz="4"/>
+            </w:tcBorders>
+            <w:shd w:fill="DEEAF6" w:color="auto" w:val="clear"/>
+          </w:tcPr>
+          <w:p>
+            <w:r>
+              <w:rPr>
+                <w:rFonts w:ascii="Malgun Gothic" w:hAnsi="Malgun Gothic" w:cs="Malgun Gothic" w:eastAsia="Malgun Gothic"/>
+                <w:b/>
+                <w:i w:val="0"/>
+                <w:color w:val="1F3864"/>
+                <w:sz w:val="20"/>
+              </w:rPr>
+              <w:t>주요 단어</w:t>
+            </w:r>
+          </w:p>
+        </w:tc>
+        <w:tc>
+          <w:tcPr>
+            <w:tcW w:type="dxa" w:w="8138"/>
+            <w:tcBorders>
+              <w:top w:val="single" w:color="BFBFBF" w:sz="4"/>
+              <w:left w:val="single" w:color="BFBFBF" w:sz="4"/>
+              <w:bottom w:val="single" w:color="BFBFBF" w:sz="4"/>
+              <w:right w:val="single" w:color="BFBFBF" w:sz="4"/>
+            </w:tcBorders>
+          </w:tcPr>
+          <w:p>
+            <w:pPr>
+              <w:spacing w:after="40"/>
+            </w:pPr>
+            <w:r>
+              <w:rPr>
+                <w:rFonts w:ascii="Arial" w:hAnsi="Arial" w:cs="Arial" w:eastAsia="Malgun Gothic"/>
+                <w:b/>
+                <w:i w:val="0"/>
+                <w:sz w:val="20"/>
+              </w:rPr>
+              <w:t>abwischen</w:t>
+            </w:r>
+            <w:r>
+              <w:rPr>
+                <w:rFonts w:ascii="Malgun Gothic" w:hAnsi="Malgun Gothic" w:cs="Malgun Gothic" w:eastAsia="Malgun Gothic"/>
+                <w:b w:val="0"/>
+                <w:i w:val="0"/>
+                <w:sz w:val="20"/>
+              </w:rPr>
+              <w:t xml:space="preserve">  —  닦다</w:t>
+            </w:r>
+          </w:p>
+          <w:p>
+            <w:pPr>
+              <w:spacing w:after="40"/>
+            </w:pPr>
+            <w:r>
+              <w:rPr>
+                <w:rFonts w:ascii="Arial" w:hAnsi="Arial" w:cs="Arial" w:eastAsia="Malgun Gothic"/>
+                <w:b/>
+                <w:i w:val="0"/>
+                <w:sz w:val="20"/>
+              </w:rPr>
+              <w:t>summen</w:t>
+            </w:r>
+            <w:r>
+              <w:rPr>
+                <w:rFonts w:ascii="Malgun Gothic" w:hAnsi="Malgun Gothic" w:cs="Malgun Gothic" w:eastAsia="Malgun Gothic"/>
+                <w:b w:val="0"/>
+                <w:i w:val="0"/>
+                <w:sz w:val="20"/>
+              </w:rPr>
+              <w:t xml:space="preserve">  —  흥얼거리다</w:t>
+            </w:r>
+          </w:p>
+          <w:p>
+            <w:pPr>
+              <w:spacing w:after="40"/>
+            </w:pPr>
+            <w:r>
+              <w:rPr>
+                <w:rFonts w:ascii="Arial" w:hAnsi="Arial" w:cs="Arial" w:eastAsia="Malgun Gothic"/>
+                <w:b/>
+                <w:i w:val="0"/>
+                <w:sz w:val="20"/>
+              </w:rPr>
+              <w:t>das Lied, -er</w:t>
+            </w:r>
+            <w:r>
+              <w:rPr>
+                <w:rFonts w:ascii="Malgun Gothic" w:hAnsi="Malgun Gothic" w:cs="Malgun Gothic" w:eastAsia="Malgun Gothic"/>
+                <w:b w:val="0"/>
+                <w:i w:val="0"/>
+                <w:sz w:val="20"/>
+              </w:rPr>
+              <w:t xml:space="preserve">  —  노래</w:t>
+            </w:r>
+          </w:p>
+        </w:tc>
+      </w:tr>
+      <w:tr>
+        <w:tc>
+          <w:tcPr>
+            <w:tcW w:type="dxa" w:w="1500"/>
+            <w:tcBorders>
+              <w:top w:val="single" w:color="BFBFBF" w:sz="4"/>
+              <w:left w:val="single" w:color="BFBFBF" w:sz="4"/>
+              <w:bottom w:val="single" w:color="BFBFBF" w:sz="4"/>
+              <w:right w:val="single" w:color="BFBFBF" w:sz="4"/>
+            </w:tcBorders>
+            <w:shd w:fill="DEEAF6" w:color="auto" w:val="clear"/>
+          </w:tcPr>
+          <w:p>
+            <w:r>
+              <w:rPr>
+                <w:rFonts w:ascii="Malgun Gothic" w:hAnsi="Malgun Gothic" w:cs="Malgun Gothic" w:eastAsia="Malgun Gothic"/>
+                <w:b/>
+                <w:i w:val="0"/>
+                <w:color w:val="1F3864"/>
+                <w:sz w:val="20"/>
+              </w:rPr>
+              <w:t>문법</w:t>
+            </w:r>
+          </w:p>
+        </w:tc>
+        <w:tc>
+          <w:tcPr>
+            <w:tcW w:type="dxa" w:w="8138"/>
+            <w:tcBorders>
+              <w:top w:val="single" w:color="BFBFBF" w:sz="4"/>
+              <w:left w:val="single" w:color="BFBFBF" w:sz="4"/>
+              <w:bottom w:val="single" w:color="BFBFBF" w:sz="4"/>
+              <w:right w:val="single" w:color="BFBFBF" w:sz="4"/>
+            </w:tcBorders>
+          </w:tcPr>
+          <w:p>
+            <w:pPr>
+              <w:spacing w:after="40"/>
+            </w:pPr>
+            <w:r>
+              <w:rPr>
+                <w:rFonts w:ascii="Malgun Gothic" w:hAnsi="Malgun Gothic" w:cs="Malgun Gothic" w:eastAsia="Malgun Gothic"/>
+                <w:b w:val="0"/>
+                <w:i w:val="0"/>
+                <w:sz w:val="20"/>
+              </w:rPr>
+              <w:t>ein Lied, das ich nicht kenne에서 das는 관계대명사이며 kenne가 끝에 옵니다. Nur Milans Onkel wischt noch Tische ab에서 abwischen은 분리동사입니다.</w:t>
+            </w:r>
+          </w:p>
+        </w:tc>
+      </w:tr>
+      <w:tr>
+        <w:tc>
+          <w:tcPr>
+            <w:tcW w:type="dxa" w:w="1500"/>
+            <w:tcBorders>
+              <w:top w:val="single" w:color="BFBFBF" w:sz="4"/>
+              <w:left w:val="single" w:color="BFBFBF" w:sz="4"/>
+              <w:bottom w:val="single" w:color="BFBFBF" w:sz="4"/>
+              <w:right w:val="single" w:color="BFBFBF" w:sz="4"/>
+            </w:tcBorders>
+            <w:shd w:fill="DEEAF6" w:color="auto" w:val="clear"/>
+          </w:tcPr>
+          <w:p>
+            <w:r>
+              <w:rPr>
+                <w:rFonts w:ascii="Malgun Gothic" w:hAnsi="Malgun Gothic" w:cs="Malgun Gothic" w:eastAsia="Malgun Gothic"/>
+                <w:b/>
+                <w:i w:val="0"/>
+                <w:color w:val="1F3864"/>
+                <w:sz w:val="20"/>
+              </w:rPr>
+              <w:t>표현</w:t>
+            </w:r>
+          </w:p>
+        </w:tc>
+        <w:tc>
+          <w:tcPr>
+            <w:tcW w:type="dxa" w:w="8138"/>
+            <w:tcBorders>
+              <w:top w:val="single" w:color="BFBFBF" w:sz="4"/>
+              <w:left w:val="single" w:color="BFBFBF" w:sz="4"/>
+              <w:bottom w:val="single" w:color="BFBFBF" w:sz="4"/>
+              <w:right w:val="single" w:color="BFBFBF" w:sz="4"/>
+            </w:tcBorders>
+          </w:tcPr>
+          <w:p>
+            <w:pPr>
+              <w:spacing w:after="40"/>
+            </w:pPr>
+            <w:r>
+              <w:rPr>
+                <w:rFonts w:ascii="Malgun Gothic" w:hAnsi="Malgun Gothic" w:cs="Malgun Gothic" w:eastAsia="Malgun Gothic"/>
+                <w:b w:val="0"/>
+                <w:i w:val="0"/>
+                <w:sz w:val="20"/>
+              </w:rPr>
+              <w:t>Nach einer Weile는 nach + 3격입니다.</w:t>
+            </w:r>
+          </w:p>
+        </w:tc>
+      </w:tr>
+      <w:tr>
+        <w:tc>
+          <w:tcPr>
+            <w:tcW w:type="dxa" w:w="1500"/>
+            <w:tcBorders>
+              <w:top w:val="single" w:color="BFBFBF" w:sz="4"/>
+              <w:left w:val="single" w:color="BFBFBF" w:sz="4"/>
+              <w:bottom w:val="single" w:color="BFBFBF" w:sz="4"/>
+              <w:right w:val="single" w:color="BFBFBF" w:sz="4"/>
+            </w:tcBorders>
+            <w:shd w:fill="DEEAF6" w:color="auto" w:val="clear"/>
+          </w:tcPr>
+          <w:p>
+            <w:r>
+              <w:rPr>
+                <w:rFonts w:ascii="Malgun Gothic" w:hAnsi="Malgun Gothic" w:cs="Malgun Gothic" w:eastAsia="Malgun Gothic"/>
+                <w:b/>
+                <w:i w:val="0"/>
+                <w:color w:val="1F3864"/>
+                <w:sz w:val="20"/>
+              </w:rPr>
+              <w:t>시제</w:t>
+            </w:r>
+          </w:p>
+        </w:tc>
+        <w:tc>
+          <w:tcPr>
+            <w:tcW w:type="dxa" w:w="8138"/>
+            <w:tcBorders>
+              <w:top w:val="single" w:color="BFBFBF" w:sz="4"/>
+              <w:left w:val="single" w:color="BFBFBF" w:sz="4"/>
+              <w:bottom w:val="single" w:color="BFBFBF" w:sz="4"/>
+              <w:right w:val="single" w:color="BFBFBF" w:sz="4"/>
+            </w:tcBorders>
+          </w:tcPr>
+          <w:p>
+            <w:pPr>
+              <w:spacing w:after="40"/>
+            </w:pPr>
+            <w:r>
+              <w:rPr>
+                <w:rFonts w:ascii="Malgun Gothic" w:hAnsi="Malgun Gothic" w:cs="Malgun Gothic" w:eastAsia="Malgun Gothic"/>
+                <w:b w:val="0"/>
+                <w:i w:val="0"/>
+                <w:sz w:val="20"/>
+              </w:rPr>
+              <w:t>ist, wischt ... ab, summt, kenne, bleibe, sehe ... an은 현재형입니다.</w:t>
+            </w:r>
+          </w:p>
+        </w:tc>
+      </w:tr>
+    </w:tbl>
+    <w:p>
+      <w:pPr>
+        <w:spacing w:after="0"/>
+      </w:pPr>
+    </w:p>
+    <w:p>
+      <w:pPr>
+        <w:keepNext/>
+        <w:spacing w:before="160"/>
+      </w:pPr>
+      <w:r>
+        <w:rPr>
+          <w:rFonts w:ascii="Arial" w:hAnsi="Arial" w:cs="Arial" w:eastAsia="Malgun Gothic"/>
+          <w:b/>
+          <w:i w:val="0"/>
+          <w:sz w:val="22"/>
+        </w:rPr>
+        <w:t>57. Milans Onkel: Was starrst du auf die Tafel? Zahlen essen kein Brot. Komm, trink einen Tee und sag mir, wovor du Angst hast.</w:t>
+      </w:r>
+    </w:p>
+    <w:p>
+      <w:pPr>
+        <w:keepNext/>
+        <w:ind w:left="340"/>
+      </w:pPr>
+      <w:r>
+        <w:rPr>
+          <w:rFonts w:ascii="Malgun Gothic" w:hAnsi="Malgun Gothic" w:cs="Malgun Gothic" w:eastAsia="Malgun Gothic"/>
+          <w:b w:val="0"/>
+          <w:i/>
+          <w:color w:val="404040"/>
+          <w:sz w:val="20"/>
+        </w:rPr>
+        <w:t>왜 칠판만 뚫어지게 보니? 숫자는 빵이 못 돼. 이리 와서 차 한 잔 마시고 뭐가 무서운지 말해 보렴.</w:t>
+      </w:r>
+    </w:p>
+    <w:tbl>
+      <w:tblPr>
+        <w:tblW w:type="auto" w:w="0"/>
+        <w:tblLayout w:type="fixed"/>
+        <w:tblLook w:firstColumn="1" w:firstRow="1" w:lastColumn="0" w:lastRow="0" w:noHBand="0" w:noVBand="1" w:val="04A0"/>
+      </w:tblPr>
+      <w:tblGrid>
+        <w:gridCol w:w="4819"/>
+        <w:gridCol w:w="4819"/>
+      </w:tblGrid>
+      <w:tr>
+        <w:tc>
+          <w:tcPr>
+            <w:tcW w:type="dxa" w:w="1500"/>
+            <w:tcBorders>
+              <w:top w:val="single" w:color="BFBFBF" w:sz="4"/>
+              <w:left w:val="single" w:color="BFBFBF" w:sz="4"/>
+              <w:bottom w:val="single" w:color="BFBFBF" w:sz="4"/>
+              <w:right w:val="single" w:color="BFBFBF" w:sz="4"/>
+            </w:tcBorders>
+            <w:shd w:fill="DEEAF6" w:color="auto" w:val="clear"/>
+          </w:tcPr>
+          <w:p>
+            <w:r>
+              <w:rPr>
+                <w:rFonts w:ascii="Malgun Gothic" w:hAnsi="Malgun Gothic" w:cs="Malgun Gothic" w:eastAsia="Malgun Gothic"/>
+                <w:b/>
+                <w:i w:val="0"/>
+                <w:color w:val="1F3864"/>
+                <w:sz w:val="20"/>
+              </w:rPr>
+              <w:t>주요 단어</w:t>
+            </w:r>
+          </w:p>
+        </w:tc>
+        <w:tc>
+          <w:tcPr>
+            <w:tcW w:type="dxa" w:w="8138"/>
+            <w:tcBorders>
+              <w:top w:val="single" w:color="BFBFBF" w:sz="4"/>
+              <w:left w:val="single" w:color="BFBFBF" w:sz="4"/>
+              <w:bottom w:val="single" w:color="BFBFBF" w:sz="4"/>
+              <w:right w:val="single" w:color="BFBFBF" w:sz="4"/>
+            </w:tcBorders>
+          </w:tcPr>
+          <w:p>
+            <w:pPr>
+              <w:spacing w:after="40"/>
+            </w:pPr>
+            <w:r>
+              <w:rPr>
+                <w:rFonts w:ascii="Arial" w:hAnsi="Arial" w:cs="Arial" w:eastAsia="Malgun Gothic"/>
+                <w:b/>
+                <w:i w:val="0"/>
+                <w:sz w:val="20"/>
+              </w:rPr>
+              <w:t>starren</w:t>
+            </w:r>
+            <w:r>
+              <w:rPr>
+                <w:rFonts w:ascii="Malgun Gothic" w:hAnsi="Malgun Gothic" w:cs="Malgun Gothic" w:eastAsia="Malgun Gothic"/>
+                <w:b w:val="0"/>
+                <w:i w:val="0"/>
+                <w:sz w:val="20"/>
+              </w:rPr>
+              <w:t xml:space="preserve">  —  응시하다</w:t>
+            </w:r>
+          </w:p>
+          <w:p>
+            <w:pPr>
+              <w:spacing w:after="40"/>
+            </w:pPr>
+            <w:r>
+              <w:rPr>
+                <w:rFonts w:ascii="Arial" w:hAnsi="Arial" w:cs="Arial" w:eastAsia="Malgun Gothic"/>
+                <w:b/>
+                <w:i w:val="0"/>
+                <w:sz w:val="20"/>
+              </w:rPr>
+              <w:t>die Tafel, -n</w:t>
+            </w:r>
+            <w:r>
+              <w:rPr>
+                <w:rFonts w:ascii="Malgun Gothic" w:hAnsi="Malgun Gothic" w:cs="Malgun Gothic" w:eastAsia="Malgun Gothic"/>
+                <w:b w:val="0"/>
+                <w:i w:val="0"/>
+                <w:sz w:val="20"/>
+              </w:rPr>
+              <w:t xml:space="preserve">  —  칠판</w:t>
+            </w:r>
+          </w:p>
+          <w:p>
+            <w:pPr>
+              <w:spacing w:after="40"/>
+            </w:pPr>
+            <w:r>
+              <w:rPr>
+                <w:rFonts w:ascii="Arial" w:hAnsi="Arial" w:cs="Arial" w:eastAsia="Malgun Gothic"/>
+                <w:b/>
+                <w:i w:val="0"/>
+                <w:sz w:val="20"/>
+              </w:rPr>
+              <w:t>wovor</w:t>
+            </w:r>
+            <w:r>
+              <w:rPr>
+                <w:rFonts w:ascii="Malgun Gothic" w:hAnsi="Malgun Gothic" w:cs="Malgun Gothic" w:eastAsia="Malgun Gothic"/>
+                <w:b w:val="0"/>
+                <w:i w:val="0"/>
+                <w:sz w:val="20"/>
+              </w:rPr>
+              <w:t xml:space="preserve">  —  무엇이</w:t>
+            </w:r>
+          </w:p>
+        </w:tc>
+      </w:tr>
+      <w:tr>
+        <w:tc>
+          <w:tcPr>
+            <w:tcW w:type="dxa" w:w="1500"/>
+            <w:tcBorders>
+              <w:top w:val="single" w:color="BFBFBF" w:sz="4"/>
+              <w:left w:val="single" w:color="BFBFBF" w:sz="4"/>
+              <w:bottom w:val="single" w:color="BFBFBF" w:sz="4"/>
+              <w:right w:val="single" w:color="BFBFBF" w:sz="4"/>
+            </w:tcBorders>
+            <w:shd w:fill="DEEAF6" w:color="auto" w:val="clear"/>
+          </w:tcPr>
+          <w:p>
+            <w:r>
+              <w:rPr>
+                <w:rFonts w:ascii="Malgun Gothic" w:hAnsi="Malgun Gothic" w:cs="Malgun Gothic" w:eastAsia="Malgun Gothic"/>
+                <w:b/>
+                <w:i w:val="0"/>
+                <w:color w:val="1F3864"/>
+                <w:sz w:val="20"/>
+              </w:rPr>
+              <w:t>문법</w:t>
+            </w:r>
+          </w:p>
+        </w:tc>
+        <w:tc>
+          <w:tcPr>
+            <w:tcW w:type="dxa" w:w="8138"/>
+            <w:tcBorders>
+              <w:top w:val="single" w:color="BFBFBF" w:sz="4"/>
+              <w:left w:val="single" w:color="BFBFBF" w:sz="4"/>
+              <w:bottom w:val="single" w:color="BFBFBF" w:sz="4"/>
+              <w:right w:val="single" w:color="BFBFBF" w:sz="4"/>
+            </w:tcBorders>
+          </w:tcPr>
+          <w:p>
+            <w:pPr>
+              <w:spacing w:after="40"/>
+            </w:pPr>
+            <w:r>
+              <w:rPr>
+                <w:rFonts w:ascii="Malgun Gothic" w:hAnsi="Malgun Gothic" w:cs="Malgun Gothic" w:eastAsia="Malgun Gothic"/>
+                <w:b w:val="0"/>
+                <w:i w:val="0"/>
+                <w:sz w:val="20"/>
+              </w:rPr>
+              <w:t>Was starrst du auf die Tafel?은 starren auf + 4격 구문입니다. sag mir, wovor du Angst hast에서 wovor절의 hast가 끝에 옵니다.</w:t>
+            </w:r>
+          </w:p>
+        </w:tc>
+      </w:tr>
+      <w:tr>
+        <w:tc>
+          <w:tcPr>
+            <w:tcW w:type="dxa" w:w="1500"/>
+            <w:tcBorders>
+              <w:top w:val="single" w:color="BFBFBF" w:sz="4"/>
+              <w:left w:val="single" w:color="BFBFBF" w:sz="4"/>
+              <w:bottom w:val="single" w:color="BFBFBF" w:sz="4"/>
+              <w:right w:val="single" w:color="BFBFBF" w:sz="4"/>
+            </w:tcBorders>
+            <w:shd w:fill="DEEAF6" w:color="auto" w:val="clear"/>
+          </w:tcPr>
+          <w:p>
+            <w:r>
+              <w:rPr>
+                <w:rFonts w:ascii="Malgun Gothic" w:hAnsi="Malgun Gothic" w:cs="Malgun Gothic" w:eastAsia="Malgun Gothic"/>
+                <w:b/>
+                <w:i w:val="0"/>
+                <w:color w:val="1F3864"/>
+                <w:sz w:val="20"/>
+              </w:rPr>
+              <w:t>표현</w:t>
+            </w:r>
+          </w:p>
+        </w:tc>
+        <w:tc>
+          <w:tcPr>
+            <w:tcW w:type="dxa" w:w="8138"/>
+            <w:tcBorders>
+              <w:top w:val="single" w:color="BFBFBF" w:sz="4"/>
+              <w:left w:val="single" w:color="BFBFBF" w:sz="4"/>
+              <w:bottom w:val="single" w:color="BFBFBF" w:sz="4"/>
+              <w:right w:val="single" w:color="BFBFBF" w:sz="4"/>
+            </w:tcBorders>
+          </w:tcPr>
+          <w:p>
+            <w:pPr>
+              <w:spacing w:after="40"/>
+            </w:pPr>
+            <w:r>
+              <w:rPr>
+                <w:rFonts w:ascii="Malgun Gothic" w:hAnsi="Malgun Gothic" w:cs="Malgun Gothic" w:eastAsia="Malgun Gothic"/>
+                <w:b w:val="0"/>
+                <w:i w:val="0"/>
+                <w:sz w:val="20"/>
+              </w:rPr>
+              <w:t>Zahlen essen kein Brot는 속담 같은 표현입니다.</w:t>
+            </w:r>
+          </w:p>
+        </w:tc>
+      </w:tr>
+      <w:tr>
+        <w:tc>
+          <w:tcPr>
+            <w:tcW w:type="dxa" w:w="1500"/>
+            <w:tcBorders>
+              <w:top w:val="single" w:color="BFBFBF" w:sz="4"/>
+              <w:left w:val="single" w:color="BFBFBF" w:sz="4"/>
+              <w:bottom w:val="single" w:color="BFBFBF" w:sz="4"/>
+              <w:right w:val="single" w:color="BFBFBF" w:sz="4"/>
+            </w:tcBorders>
+            <w:shd w:fill="DEEAF6" w:color="auto" w:val="clear"/>
+          </w:tcPr>
+          <w:p>
+            <w:r>
+              <w:rPr>
+                <w:rFonts w:ascii="Malgun Gothic" w:hAnsi="Malgun Gothic" w:cs="Malgun Gothic" w:eastAsia="Malgun Gothic"/>
+                <w:b/>
+                <w:i w:val="0"/>
+                <w:color w:val="1F3864"/>
+                <w:sz w:val="20"/>
+              </w:rPr>
+              <w:t>시제</w:t>
+            </w:r>
+          </w:p>
+        </w:tc>
+        <w:tc>
+          <w:tcPr>
+            <w:tcW w:type="dxa" w:w="8138"/>
+            <w:tcBorders>
+              <w:top w:val="single" w:color="BFBFBF" w:sz="4"/>
+              <w:left w:val="single" w:color="BFBFBF" w:sz="4"/>
+              <w:bottom w:val="single" w:color="BFBFBF" w:sz="4"/>
+              <w:right w:val="single" w:color="BFBFBF" w:sz="4"/>
+            </w:tcBorders>
+          </w:tcPr>
+          <w:p>
+            <w:pPr>
+              <w:spacing w:after="40"/>
+            </w:pPr>
+            <w:r>
+              <w:rPr>
+                <w:rFonts w:ascii="Malgun Gothic" w:hAnsi="Malgun Gothic" w:cs="Malgun Gothic" w:eastAsia="Malgun Gothic"/>
+                <w:b w:val="0"/>
+                <w:i w:val="0"/>
+                <w:sz w:val="20"/>
+              </w:rPr>
+              <w:t>starrst, essen, hast는 현재형이고 Komm, trink, sag는 명령형입니다.</w:t>
+            </w:r>
+          </w:p>
+        </w:tc>
+      </w:tr>
+    </w:tbl>
+    <w:p>
+      <w:pPr>
+        <w:spacing w:after="0"/>
+      </w:pPr>
+    </w:p>
+    <w:p>
+      <w:pPr>
+        <w:keepNext/>
+        <w:spacing w:before="160"/>
+      </w:pPr>
+      <w:r>
+        <w:rPr>
+          <w:rFonts w:ascii="Arial" w:hAnsi="Arial" w:cs="Arial" w:eastAsia="Malgun Gothic"/>
+          <w:b/>
+          <w:i w:val="0"/>
+          <w:sz w:val="22"/>
+        </w:rPr>
+        <w:t>58. Jonas: Ich habe keine Angst vor Zahlen. Ich habe Angst, dass ich mich in ihnen verliere. Dass ich am Ende nur noch Verfahren sehe und keine Gesichter mehr.</w:t>
+      </w:r>
+    </w:p>
+    <w:p>
+      <w:pPr>
+        <w:keepNext/>
+        <w:ind w:left="340"/>
+      </w:pPr>
+      <w:r>
+        <w:rPr>
+          <w:rFonts w:ascii="Malgun Gothic" w:hAnsi="Malgun Gothic" w:cs="Malgun Gothic" w:eastAsia="Malgun Gothic"/>
+          <w:b w:val="0"/>
+          <w:i/>
+          <w:color w:val="404040"/>
+          <w:sz w:val="20"/>
+        </w:rPr>
+        <w:t>숫자가 무서운 게 아니에요. 그 속에서 길을 잃을까 봐 두려워요. 결국 절차만 보이고 얼굴은 보이지 않게 될까 봐요.</w:t>
+      </w:r>
+    </w:p>
+    <w:tbl>
+      <w:tblPr>
+        <w:tblW w:type="auto" w:w="0"/>
+        <w:tblLayout w:type="fixed"/>
+        <w:tblLook w:firstColumn="1" w:firstRow="1" w:lastColumn="0" w:lastRow="0" w:noHBand="0" w:noVBand="1" w:val="04A0"/>
+      </w:tblPr>
+      <w:tblGrid>
+        <w:gridCol w:w="4819"/>
+        <w:gridCol w:w="4819"/>
+      </w:tblGrid>
+      <w:tr>
+        <w:tc>
+          <w:tcPr>
+            <w:tcW w:type="dxa" w:w="1500"/>
+            <w:tcBorders>
+              <w:top w:val="single" w:color="BFBFBF" w:sz="4"/>
+              <w:left w:val="single" w:color="BFBFBF" w:sz="4"/>
+              <w:bottom w:val="single" w:color="BFBFBF" w:sz="4"/>
+              <w:right w:val="single" w:color="BFBFBF" w:sz="4"/>
+            </w:tcBorders>
+            <w:shd w:fill="DEEAF6" w:color="auto" w:val="clear"/>
+          </w:tcPr>
+          <w:p>
+            <w:r>
+              <w:rPr>
+                <w:rFonts w:ascii="Malgun Gothic" w:hAnsi="Malgun Gothic" w:cs="Malgun Gothic" w:eastAsia="Malgun Gothic"/>
+                <w:b/>
+                <w:i w:val="0"/>
+                <w:color w:val="1F3864"/>
+                <w:sz w:val="20"/>
+              </w:rPr>
+              <w:t>주요 단어</w:t>
+            </w:r>
+          </w:p>
+        </w:tc>
+        <w:tc>
+          <w:tcPr>
+            <w:tcW w:type="dxa" w:w="8138"/>
+            <w:tcBorders>
+              <w:top w:val="single" w:color="BFBFBF" w:sz="4"/>
+              <w:left w:val="single" w:color="BFBFBF" w:sz="4"/>
+              <w:bottom w:val="single" w:color="BFBFBF" w:sz="4"/>
+              <w:right w:val="single" w:color="BFBFBF" w:sz="4"/>
+            </w:tcBorders>
+          </w:tcPr>
+          <w:p>
+            <w:pPr>
+              <w:spacing w:after="40"/>
+            </w:pPr>
+            <w:r>
+              <w:rPr>
+                <w:rFonts w:ascii="Arial" w:hAnsi="Arial" w:cs="Arial" w:eastAsia="Malgun Gothic"/>
+                <w:b/>
+                <w:i w:val="0"/>
+                <w:sz w:val="20"/>
+              </w:rPr>
+              <w:t>sich verlieren</w:t>
+            </w:r>
+            <w:r>
+              <w:rPr>
+                <w:rFonts w:ascii="Malgun Gothic" w:hAnsi="Malgun Gothic" w:cs="Malgun Gothic" w:eastAsia="Malgun Gothic"/>
+                <w:b w:val="0"/>
+                <w:i w:val="0"/>
+                <w:sz w:val="20"/>
+              </w:rPr>
+              <w:t xml:space="preserve">  —  길을 잃다</w:t>
+            </w:r>
+          </w:p>
+          <w:p>
+            <w:pPr>
+              <w:spacing w:after="40"/>
+            </w:pPr>
+            <w:r>
+              <w:rPr>
+                <w:rFonts w:ascii="Arial" w:hAnsi="Arial" w:cs="Arial" w:eastAsia="Malgun Gothic"/>
+                <w:b/>
+                <w:i w:val="0"/>
+                <w:sz w:val="20"/>
+              </w:rPr>
+              <w:t>das Verfahren, -</w:t>
+            </w:r>
+            <w:r>
+              <w:rPr>
+                <w:rFonts w:ascii="Malgun Gothic" w:hAnsi="Malgun Gothic" w:cs="Malgun Gothic" w:eastAsia="Malgun Gothic"/>
+                <w:b w:val="0"/>
+                <w:i w:val="0"/>
+                <w:sz w:val="20"/>
+              </w:rPr>
+              <w:t xml:space="preserve">  —  절차</w:t>
+            </w:r>
+          </w:p>
+          <w:p>
+            <w:pPr>
+              <w:spacing w:after="40"/>
+            </w:pPr>
+            <w:r>
+              <w:rPr>
+                <w:rFonts w:ascii="Arial" w:hAnsi="Arial" w:cs="Arial" w:eastAsia="Malgun Gothic"/>
+                <w:b/>
+                <w:i w:val="0"/>
+                <w:sz w:val="20"/>
+              </w:rPr>
+              <w:t>das Gesicht, -er</w:t>
+            </w:r>
+            <w:r>
+              <w:rPr>
+                <w:rFonts w:ascii="Malgun Gothic" w:hAnsi="Malgun Gothic" w:cs="Malgun Gothic" w:eastAsia="Malgun Gothic"/>
+                <w:b w:val="0"/>
+                <w:i w:val="0"/>
+                <w:sz w:val="20"/>
+              </w:rPr>
+              <w:t xml:space="preserve">  —  얼굴</w:t>
+            </w:r>
+          </w:p>
+        </w:tc>
+      </w:tr>
+      <w:tr>
+        <w:tc>
+          <w:tcPr>
+            <w:tcW w:type="dxa" w:w="1500"/>
+            <w:tcBorders>
+              <w:top w:val="single" w:color="BFBFBF" w:sz="4"/>
+              <w:left w:val="single" w:color="BFBFBF" w:sz="4"/>
+              <w:bottom w:val="single" w:color="BFBFBF" w:sz="4"/>
+              <w:right w:val="single" w:color="BFBFBF" w:sz="4"/>
+            </w:tcBorders>
+            <w:shd w:fill="DEEAF6" w:color="auto" w:val="clear"/>
+          </w:tcPr>
+          <w:p>
+            <w:r>
+              <w:rPr>
+                <w:rFonts w:ascii="Malgun Gothic" w:hAnsi="Malgun Gothic" w:cs="Malgun Gothic" w:eastAsia="Malgun Gothic"/>
+                <w:b/>
+                <w:i w:val="0"/>
+                <w:color w:val="1F3864"/>
+                <w:sz w:val="20"/>
+              </w:rPr>
+              <w:t>문법</w:t>
+            </w:r>
+          </w:p>
+        </w:tc>
+        <w:tc>
+          <w:tcPr>
+            <w:tcW w:type="dxa" w:w="8138"/>
+            <w:tcBorders>
+              <w:top w:val="single" w:color="BFBFBF" w:sz="4"/>
+              <w:left w:val="single" w:color="BFBFBF" w:sz="4"/>
+              <w:bottom w:val="single" w:color="BFBFBF" w:sz="4"/>
+              <w:right w:val="single" w:color="BFBFBF" w:sz="4"/>
+            </w:tcBorders>
+          </w:tcPr>
+          <w:p>
+            <w:pPr>
+              <w:spacing w:after="40"/>
+            </w:pPr>
+            <w:r>
+              <w:rPr>
+                <w:rFonts w:ascii="Malgun Gothic" w:hAnsi="Malgun Gothic" w:cs="Malgun Gothic" w:eastAsia="Malgun Gothic"/>
+                <w:b w:val="0"/>
+                <w:i w:val="0"/>
+                <w:sz w:val="20"/>
+              </w:rPr>
+              <w:t>Ich habe Angst, dass ich mich in ihnen verliere에서 dass절의 verliere가 끝에 옵니다. Dass ich am Ende nur noch Verfahren sehe ...는 dass절을 독립적으로 이어 쓴 표현입니다.</w:t>
+            </w:r>
+          </w:p>
+        </w:tc>
+      </w:tr>
+      <w:tr>
+        <w:tc>
+          <w:tcPr>
+            <w:tcW w:type="dxa" w:w="1500"/>
+            <w:tcBorders>
+              <w:top w:val="single" w:color="BFBFBF" w:sz="4"/>
+              <w:left w:val="single" w:color="BFBFBF" w:sz="4"/>
+              <w:bottom w:val="single" w:color="BFBFBF" w:sz="4"/>
+              <w:right w:val="single" w:color="BFBFBF" w:sz="4"/>
+            </w:tcBorders>
+            <w:shd w:fill="DEEAF6" w:color="auto" w:val="clear"/>
+          </w:tcPr>
+          <w:p>
+            <w:r>
+              <w:rPr>
+                <w:rFonts w:ascii="Malgun Gothic" w:hAnsi="Malgun Gothic" w:cs="Malgun Gothic" w:eastAsia="Malgun Gothic"/>
+                <w:b/>
+                <w:i w:val="0"/>
+                <w:color w:val="1F3864"/>
+                <w:sz w:val="20"/>
+              </w:rPr>
+              <w:t>표현</w:t>
+            </w:r>
+          </w:p>
+        </w:tc>
+        <w:tc>
+          <w:tcPr>
+            <w:tcW w:type="dxa" w:w="8138"/>
+            <w:tcBorders>
+              <w:top w:val="single" w:color="BFBFBF" w:sz="4"/>
+              <w:left w:val="single" w:color="BFBFBF" w:sz="4"/>
+              <w:bottom w:val="single" w:color="BFBFBF" w:sz="4"/>
+              <w:right w:val="single" w:color="BFBFBF" w:sz="4"/>
+            </w:tcBorders>
+          </w:tcPr>
+          <w:p>
+            <w:pPr>
+              <w:spacing w:after="40"/>
+            </w:pPr>
+            <w:r>
+              <w:rPr>
+                <w:rFonts w:ascii="Malgun Gothic" w:hAnsi="Malgun Gothic" w:cs="Malgun Gothic" w:eastAsia="Malgun Gothic"/>
+                <w:b w:val="0"/>
+                <w:i w:val="0"/>
+                <w:sz w:val="20"/>
+              </w:rPr>
+              <w:t>nur noch ... und keine ... mehr는 오직 ~만 보이고 ~는 더 이상 없다는 뜻입니다.</w:t>
+            </w:r>
+          </w:p>
+        </w:tc>
+      </w:tr>
+      <w:tr>
+        <w:tc>
+          <w:tcPr>
+            <w:tcW w:type="dxa" w:w="1500"/>
+            <w:tcBorders>
+              <w:top w:val="single" w:color="BFBFBF" w:sz="4"/>
+              <w:left w:val="single" w:color="BFBFBF" w:sz="4"/>
+              <w:bottom w:val="single" w:color="BFBFBF" w:sz="4"/>
+              <w:right w:val="single" w:color="BFBFBF" w:sz="4"/>
+            </w:tcBorders>
+            <w:shd w:fill="DEEAF6" w:color="auto" w:val="clear"/>
+          </w:tcPr>
+          <w:p>
+            <w:r>
+              <w:rPr>
+                <w:rFonts w:ascii="Malgun Gothic" w:hAnsi="Malgun Gothic" w:cs="Malgun Gothic" w:eastAsia="Malgun Gothic"/>
+                <w:b/>
+                <w:i w:val="0"/>
+                <w:color w:val="1F3864"/>
+                <w:sz w:val="20"/>
+              </w:rPr>
+              <w:t>시제</w:t>
+            </w:r>
+          </w:p>
+        </w:tc>
+        <w:tc>
+          <w:tcPr>
+            <w:tcW w:type="dxa" w:w="8138"/>
+            <w:tcBorders>
+              <w:top w:val="single" w:color="BFBFBF" w:sz="4"/>
+              <w:left w:val="single" w:color="BFBFBF" w:sz="4"/>
+              <w:bottom w:val="single" w:color="BFBFBF" w:sz="4"/>
+              <w:right w:val="single" w:color="BFBFBF" w:sz="4"/>
+            </w:tcBorders>
+          </w:tcPr>
+          <w:p>
+            <w:pPr>
+              <w:spacing w:after="40"/>
+            </w:pPr>
+            <w:r>
+              <w:rPr>
+                <w:rFonts w:ascii="Malgun Gothic" w:hAnsi="Malgun Gothic" w:cs="Malgun Gothic" w:eastAsia="Malgun Gothic"/>
+                <w:b w:val="0"/>
+                <w:i w:val="0"/>
+                <w:sz w:val="20"/>
+              </w:rPr>
+              <w:t>habe, verliere, sehe는 현재형입니다.</w:t>
+            </w:r>
+          </w:p>
+        </w:tc>
+      </w:tr>
+    </w:tbl>
+    <w:p>
+      <w:pPr>
+        <w:spacing w:after="0"/>
+      </w:pPr>
+    </w:p>
+    <w:p>
+      <w:pPr>
+        <w:keepNext/>
+        <w:spacing w:before="160"/>
+      </w:pPr>
+      <w:r>
+        <w:rPr>
+          <w:rFonts w:ascii="Arial" w:hAnsi="Arial" w:cs="Arial" w:eastAsia="Malgun Gothic"/>
+          <w:b/>
+          <w:i w:val="0"/>
+          <w:sz w:val="22"/>
+        </w:rPr>
+        <w:t>59. Milans Onkel: Dann merk dir meinen Grundsatz: Jede Zahl ist ein Mensch mit Namen. Schreib die Namen daneben, wenigstens in Gedanken. Dann bleibt die Statistik warm.</w:t>
+      </w:r>
+    </w:p>
+    <w:p>
+      <w:pPr>
+        <w:keepNext/>
+        <w:ind w:left="340"/>
+      </w:pPr>
+      <w:r>
+        <w:rPr>
+          <w:rFonts w:ascii="Malgun Gothic" w:hAnsi="Malgun Gothic" w:cs="Malgun Gothic" w:eastAsia="Malgun Gothic"/>
+          <w:b w:val="0"/>
+          <w:i/>
+          <w:color w:val="404040"/>
+          <w:sz w:val="20"/>
+        </w:rPr>
+        <w:t>그럼 내 원칙을 기억해 두렴. 모든 숫자는 이름 있는 사람이다. 적어도 마음속으로는 옆에 이름을 적어. 그러면 통계가 따뜻하게 남는다.</w:t>
+      </w:r>
+    </w:p>
+    <w:tbl>
+      <w:tblPr>
+        <w:tblW w:type="auto" w:w="0"/>
+        <w:tblLayout w:type="fixed"/>
+        <w:tblLook w:firstColumn="1" w:firstRow="1" w:lastColumn="0" w:lastRow="0" w:noHBand="0" w:noVBand="1" w:val="04A0"/>
+      </w:tblPr>
+      <w:tblGrid>
+        <w:gridCol w:w="4819"/>
+        <w:gridCol w:w="4819"/>
+      </w:tblGrid>
+      <w:tr>
+        <w:tc>
+          <w:tcPr>
+            <w:tcW w:type="dxa" w:w="1500"/>
+            <w:tcBorders>
+              <w:top w:val="single" w:color="BFBFBF" w:sz="4"/>
+              <w:left w:val="single" w:color="BFBFBF" w:sz="4"/>
+              <w:bottom w:val="single" w:color="BFBFBF" w:sz="4"/>
+              <w:right w:val="single" w:color="BFBFBF" w:sz="4"/>
+            </w:tcBorders>
+            <w:shd w:fill="DEEAF6" w:color="auto" w:val="clear"/>
+          </w:tcPr>
+          <w:p>
+            <w:r>
+              <w:rPr>
+                <w:rFonts w:ascii="Malgun Gothic" w:hAnsi="Malgun Gothic" w:cs="Malgun Gothic" w:eastAsia="Malgun Gothic"/>
+                <w:b/>
+                <w:i w:val="0"/>
+                <w:color w:val="1F3864"/>
+                <w:sz w:val="20"/>
+              </w:rPr>
+              <w:t>주요 단어</w:t>
+            </w:r>
+          </w:p>
+        </w:tc>
+        <w:tc>
+          <w:tcPr>
+            <w:tcW w:type="dxa" w:w="8138"/>
+            <w:tcBorders>
+              <w:top w:val="single" w:color="BFBFBF" w:sz="4"/>
+              <w:left w:val="single" w:color="BFBFBF" w:sz="4"/>
+              <w:bottom w:val="single" w:color="BFBFBF" w:sz="4"/>
+              <w:right w:val="single" w:color="BFBFBF" w:sz="4"/>
+            </w:tcBorders>
+          </w:tcPr>
+          <w:p>
+            <w:pPr>
+              <w:spacing w:after="40"/>
+            </w:pPr>
+            <w:r>
+              <w:rPr>
+                <w:rFonts w:ascii="Arial" w:hAnsi="Arial" w:cs="Arial" w:eastAsia="Malgun Gothic"/>
+                <w:b/>
+                <w:i w:val="0"/>
+                <w:sz w:val="20"/>
+              </w:rPr>
+              <w:t>der Grundsatz, -sätze</w:t>
+            </w:r>
+            <w:r>
+              <w:rPr>
+                <w:rFonts w:ascii="Malgun Gothic" w:hAnsi="Malgun Gothic" w:cs="Malgun Gothic" w:eastAsia="Malgun Gothic"/>
+                <w:b w:val="0"/>
+                <w:i w:val="0"/>
+                <w:sz w:val="20"/>
+              </w:rPr>
+              <w:t xml:space="preserve">  —  원칙</w:t>
+            </w:r>
+          </w:p>
+          <w:p>
+            <w:pPr>
+              <w:spacing w:after="40"/>
+            </w:pPr>
+            <w:r>
+              <w:rPr>
+                <w:rFonts w:ascii="Arial" w:hAnsi="Arial" w:cs="Arial" w:eastAsia="Malgun Gothic"/>
+                <w:b/>
+                <w:i w:val="0"/>
+                <w:sz w:val="20"/>
+              </w:rPr>
+              <w:t>wenigstens</w:t>
+            </w:r>
+            <w:r>
+              <w:rPr>
+                <w:rFonts w:ascii="Malgun Gothic" w:hAnsi="Malgun Gothic" w:cs="Malgun Gothic" w:eastAsia="Malgun Gothic"/>
+                <w:b w:val="0"/>
+                <w:i w:val="0"/>
+                <w:sz w:val="20"/>
+              </w:rPr>
+              <w:t xml:space="preserve">  —  적어도</w:t>
+            </w:r>
+          </w:p>
+          <w:p>
+            <w:pPr>
+              <w:spacing w:after="40"/>
+            </w:pPr>
+            <w:r>
+              <w:rPr>
+                <w:rFonts w:ascii="Arial" w:hAnsi="Arial" w:cs="Arial" w:eastAsia="Malgun Gothic"/>
+                <w:b/>
+                <w:i w:val="0"/>
+                <w:sz w:val="20"/>
+              </w:rPr>
+              <w:t>warm</w:t>
+            </w:r>
+            <w:r>
+              <w:rPr>
+                <w:rFonts w:ascii="Malgun Gothic" w:hAnsi="Malgun Gothic" w:cs="Malgun Gothic" w:eastAsia="Malgun Gothic"/>
+                <w:b w:val="0"/>
+                <w:i w:val="0"/>
+                <w:sz w:val="20"/>
+              </w:rPr>
+              <w:t xml:space="preserve">  —  따뜻한</w:t>
+            </w:r>
+          </w:p>
+        </w:tc>
+      </w:tr>
+      <w:tr>
+        <w:tc>
+          <w:tcPr>
+            <w:tcW w:type="dxa" w:w="1500"/>
+            <w:tcBorders>
+              <w:top w:val="single" w:color="BFBFBF" w:sz="4"/>
+              <w:left w:val="single" w:color="BFBFBF" w:sz="4"/>
+              <w:bottom w:val="single" w:color="BFBFBF" w:sz="4"/>
+              <w:right w:val="single" w:color="BFBFBF" w:sz="4"/>
+            </w:tcBorders>
+            <w:shd w:fill="DEEAF6" w:color="auto" w:val="clear"/>
+          </w:tcPr>
+          <w:p>
+            <w:r>
+              <w:rPr>
+                <w:rFonts w:ascii="Malgun Gothic" w:hAnsi="Malgun Gothic" w:cs="Malgun Gothic" w:eastAsia="Malgun Gothic"/>
+                <w:b/>
+                <w:i w:val="0"/>
+                <w:color w:val="1F3864"/>
+                <w:sz w:val="20"/>
+              </w:rPr>
+              <w:t>문법</w:t>
+            </w:r>
+          </w:p>
+        </w:tc>
+        <w:tc>
+          <w:tcPr>
+            <w:tcW w:type="dxa" w:w="8138"/>
+            <w:tcBorders>
+              <w:top w:val="single" w:color="BFBFBF" w:sz="4"/>
+              <w:left w:val="single" w:color="BFBFBF" w:sz="4"/>
+              <w:bottom w:val="single" w:color="BFBFBF" w:sz="4"/>
+              <w:right w:val="single" w:color="BFBFBF" w:sz="4"/>
+            </w:tcBorders>
+          </w:tcPr>
+          <w:p>
+            <w:pPr>
+              <w:spacing w:after="40"/>
+            </w:pPr>
+            <w:r>
+              <w:rPr>
+                <w:rFonts w:ascii="Malgun Gothic" w:hAnsi="Malgun Gothic" w:cs="Malgun Gothic" w:eastAsia="Malgun Gothic"/>
+                <w:b w:val="0"/>
+                <w:i w:val="0"/>
+                <w:sz w:val="20"/>
+              </w:rPr>
+              <w:t>merk dir meinen Grundsatz는 sich merken의 du 명령형입니다. Jede Zahl ist ein Mensch mit Namen에서 mit Namen은 무관사 복수 3격입니다.</w:t>
+            </w:r>
+          </w:p>
+        </w:tc>
+      </w:tr>
+      <w:tr>
+        <w:tc>
+          <w:tcPr>
+            <w:tcW w:type="dxa" w:w="1500"/>
+            <w:tcBorders>
+              <w:top w:val="single" w:color="BFBFBF" w:sz="4"/>
+              <w:left w:val="single" w:color="BFBFBF" w:sz="4"/>
+              <w:bottom w:val="single" w:color="BFBFBF" w:sz="4"/>
+              <w:right w:val="single" w:color="BFBFBF" w:sz="4"/>
+            </w:tcBorders>
+            <w:shd w:fill="DEEAF6" w:color="auto" w:val="clear"/>
+          </w:tcPr>
+          <w:p>
+            <w:r>
+              <w:rPr>
+                <w:rFonts w:ascii="Malgun Gothic" w:hAnsi="Malgun Gothic" w:cs="Malgun Gothic" w:eastAsia="Malgun Gothic"/>
+                <w:b/>
+                <w:i w:val="0"/>
+                <w:color w:val="1F3864"/>
+                <w:sz w:val="20"/>
+              </w:rPr>
+              <w:t>표현</w:t>
+            </w:r>
+          </w:p>
+        </w:tc>
+        <w:tc>
+          <w:tcPr>
+            <w:tcW w:type="dxa" w:w="8138"/>
+            <w:tcBorders>
+              <w:top w:val="single" w:color="BFBFBF" w:sz="4"/>
+              <w:left w:val="single" w:color="BFBFBF" w:sz="4"/>
+              <w:bottom w:val="single" w:color="BFBFBF" w:sz="4"/>
+              <w:right w:val="single" w:color="BFBFBF" w:sz="4"/>
+            </w:tcBorders>
+          </w:tcPr>
+          <w:p>
+            <w:pPr>
+              <w:spacing w:after="40"/>
+            </w:pPr>
+            <w:r>
+              <w:rPr>
+                <w:rFonts w:ascii="Malgun Gothic" w:hAnsi="Malgun Gothic" w:cs="Malgun Gothic" w:eastAsia="Malgun Gothic"/>
+                <w:b w:val="0"/>
+                <w:i w:val="0"/>
+                <w:sz w:val="20"/>
+              </w:rPr>
+              <w:t>Dann bleibt die Statistik warm에서 bleiben + 형용사가 쓰입니다.</w:t>
+            </w:r>
+          </w:p>
+        </w:tc>
+      </w:tr>
+      <w:tr>
+        <w:tc>
+          <w:tcPr>
+            <w:tcW w:type="dxa" w:w="1500"/>
+            <w:tcBorders>
+              <w:top w:val="single" w:color="BFBFBF" w:sz="4"/>
+              <w:left w:val="single" w:color="BFBFBF" w:sz="4"/>
+              <w:bottom w:val="single" w:color="BFBFBF" w:sz="4"/>
+              <w:right w:val="single" w:color="BFBFBF" w:sz="4"/>
+            </w:tcBorders>
+            <w:shd w:fill="DEEAF6" w:color="auto" w:val="clear"/>
+          </w:tcPr>
+          <w:p>
+            <w:r>
+              <w:rPr>
+                <w:rFonts w:ascii="Malgun Gothic" w:hAnsi="Malgun Gothic" w:cs="Malgun Gothic" w:eastAsia="Malgun Gothic"/>
+                <w:b/>
+                <w:i w:val="0"/>
+                <w:color w:val="1F3864"/>
+                <w:sz w:val="20"/>
+              </w:rPr>
+              <w:t>시제</w:t>
+            </w:r>
+          </w:p>
+        </w:tc>
+        <w:tc>
+          <w:tcPr>
+            <w:tcW w:type="dxa" w:w="8138"/>
+            <w:tcBorders>
+              <w:top w:val="single" w:color="BFBFBF" w:sz="4"/>
+              <w:left w:val="single" w:color="BFBFBF" w:sz="4"/>
+              <w:bottom w:val="single" w:color="BFBFBF" w:sz="4"/>
+              <w:right w:val="single" w:color="BFBFBF" w:sz="4"/>
+            </w:tcBorders>
+          </w:tcPr>
+          <w:p>
+            <w:pPr>
+              <w:spacing w:after="40"/>
+            </w:pPr>
+            <w:r>
+              <w:rPr>
+                <w:rFonts w:ascii="Malgun Gothic" w:hAnsi="Malgun Gothic" w:cs="Malgun Gothic" w:eastAsia="Malgun Gothic"/>
+                <w:b w:val="0"/>
+                <w:i w:val="0"/>
+                <w:sz w:val="20"/>
+              </w:rPr>
+              <w:t>merk, Schreib는 명령형이고 ist, bleibt는 현재형입니다.</w:t>
+            </w:r>
+          </w:p>
+        </w:tc>
+      </w:tr>
+    </w:tbl>
+    <w:p>
+      <w:pPr>
+        <w:spacing w:after="0"/>
+      </w:pPr>
+    </w:p>
+    <w:p>
+      <w:pPr>
+        <w:keepNext/>
+        <w:spacing w:before="160"/>
+      </w:pPr>
+      <w:r>
+        <w:rPr>
+          <w:rFonts w:ascii="Arial" w:hAnsi="Arial" w:cs="Arial" w:eastAsia="Malgun Gothic"/>
+          <w:b/>
+          <w:i w:val="0"/>
+          <w:sz w:val="22"/>
+        </w:rPr>
+        <w:t>60. Jonas: Ich nicke und nehme den Tee. Zum ersten Mal an diesem Tag fühlt sich mein Kopf nicht wie eine Tabelle an, sondern wie ein Zimmer, in dem jemand ein Fenster geöffnet hat.</w:t>
+      </w:r>
+    </w:p>
+    <w:p>
+      <w:pPr>
+        <w:keepNext/>
+        <w:ind w:left="340"/>
+      </w:pPr>
+      <w:r>
+        <w:rPr>
+          <w:rFonts w:ascii="Malgun Gothic" w:hAnsi="Malgun Gothic" w:cs="Malgun Gothic" w:eastAsia="Malgun Gothic"/>
+          <w:b w:val="0"/>
+          <w:i/>
+          <w:color w:val="404040"/>
+          <w:sz w:val="20"/>
+        </w:rPr>
+        <w:t>고개를 끄덕이고 차를 받는다. 오늘 처음으로 머릿속이 표가 아니라 누군가 창문을 열어 놓은 방처럼 느껴진다.</w:t>
+      </w:r>
+    </w:p>
+    <w:tbl>
+      <w:tblPr>
+        <w:tblW w:type="auto" w:w="0"/>
+        <w:tblLayout w:type="fixed"/>
+        <w:tblLook w:firstColumn="1" w:firstRow="1" w:lastColumn="0" w:lastRow="0" w:noHBand="0" w:noVBand="1" w:val="04A0"/>
+      </w:tblPr>
+      <w:tblGrid>
+        <w:gridCol w:w="4819"/>
+        <w:gridCol w:w="4819"/>
+      </w:tblGrid>
+      <w:tr>
+        <w:tc>
+          <w:tcPr>
+            <w:tcW w:type="dxa" w:w="1500"/>
+            <w:tcBorders>
+              <w:top w:val="single" w:color="BFBFBF" w:sz="4"/>
+              <w:left w:val="single" w:color="BFBFBF" w:sz="4"/>
+              <w:bottom w:val="single" w:color="BFBFBF" w:sz="4"/>
+              <w:right w:val="single" w:color="BFBFBF" w:sz="4"/>
+            </w:tcBorders>
+            <w:shd w:fill="DEEAF6" w:color="auto" w:val="clear"/>
+          </w:tcPr>
+          <w:p>
+            <w:r>
+              <w:rPr>
+                <w:rFonts w:ascii="Malgun Gothic" w:hAnsi="Malgun Gothic" w:cs="Malgun Gothic" w:eastAsia="Malgun Gothic"/>
+                <w:b/>
+                <w:i w:val="0"/>
+                <w:color w:val="1F3864"/>
+                <w:sz w:val="20"/>
+              </w:rPr>
+              <w:t>주요 단어</w:t>
+            </w:r>
+          </w:p>
+        </w:tc>
+        <w:tc>
+          <w:tcPr>
+            <w:tcW w:type="dxa" w:w="8138"/>
+            <w:tcBorders>
+              <w:top w:val="single" w:color="BFBFBF" w:sz="4"/>
+              <w:left w:val="single" w:color="BFBFBF" w:sz="4"/>
+              <w:bottom w:val="single" w:color="BFBFBF" w:sz="4"/>
+              <w:right w:val="single" w:color="BFBFBF" w:sz="4"/>
+            </w:tcBorders>
+          </w:tcPr>
+          <w:p>
+            <w:pPr>
+              <w:spacing w:after="40"/>
+            </w:pPr>
+            <w:r>
+              <w:rPr>
+                <w:rFonts w:ascii="Arial" w:hAnsi="Arial" w:cs="Arial" w:eastAsia="Malgun Gothic"/>
+                <w:b/>
+                <w:i w:val="0"/>
+                <w:sz w:val="20"/>
+              </w:rPr>
+              <w:t>sich anfühlen</w:t>
+            </w:r>
+            <w:r>
+              <w:rPr>
+                <w:rFonts w:ascii="Malgun Gothic" w:hAnsi="Malgun Gothic" w:cs="Malgun Gothic" w:eastAsia="Malgun Gothic"/>
+                <w:b w:val="0"/>
+                <w:i w:val="0"/>
+                <w:sz w:val="20"/>
+              </w:rPr>
+              <w:t xml:space="preserve">  —  ~처럼 느껴지다</w:t>
+            </w:r>
+          </w:p>
+          <w:p>
+            <w:pPr>
+              <w:spacing w:after="40"/>
+            </w:pPr>
+            <w:r>
+              <w:rPr>
+                <w:rFonts w:ascii="Arial" w:hAnsi="Arial" w:cs="Arial" w:eastAsia="Malgun Gothic"/>
+                <w:b/>
+                <w:i w:val="0"/>
+                <w:sz w:val="20"/>
+              </w:rPr>
+              <w:t>das Fenster, -</w:t>
+            </w:r>
+            <w:r>
+              <w:rPr>
+                <w:rFonts w:ascii="Malgun Gothic" w:hAnsi="Malgun Gothic" w:cs="Malgun Gothic" w:eastAsia="Malgun Gothic"/>
+                <w:b w:val="0"/>
+                <w:i w:val="0"/>
+                <w:sz w:val="20"/>
+              </w:rPr>
+              <w:t xml:space="preserve">  —  창문</w:t>
+            </w:r>
+          </w:p>
+          <w:p>
+            <w:pPr>
+              <w:spacing w:after="40"/>
+            </w:pPr>
+            <w:r>
+              <w:rPr>
+                <w:rFonts w:ascii="Arial" w:hAnsi="Arial" w:cs="Arial" w:eastAsia="Malgun Gothic"/>
+                <w:b/>
+                <w:i w:val="0"/>
+                <w:sz w:val="20"/>
+              </w:rPr>
+              <w:t>öffnen</w:t>
+            </w:r>
+            <w:r>
+              <w:rPr>
+                <w:rFonts w:ascii="Malgun Gothic" w:hAnsi="Malgun Gothic" w:cs="Malgun Gothic" w:eastAsia="Malgun Gothic"/>
+                <w:b w:val="0"/>
+                <w:i w:val="0"/>
+                <w:sz w:val="20"/>
+              </w:rPr>
+              <w:t xml:space="preserve">  —  열다</w:t>
+            </w:r>
+          </w:p>
+        </w:tc>
+      </w:tr>
+      <w:tr>
+        <w:tc>
+          <w:tcPr>
+            <w:tcW w:type="dxa" w:w="1500"/>
+            <w:tcBorders>
+              <w:top w:val="single" w:color="BFBFBF" w:sz="4"/>
+              <w:left w:val="single" w:color="BFBFBF" w:sz="4"/>
+              <w:bottom w:val="single" w:color="BFBFBF" w:sz="4"/>
+              <w:right w:val="single" w:color="BFBFBF" w:sz="4"/>
+            </w:tcBorders>
+            <w:shd w:fill="DEEAF6" w:color="auto" w:val="clear"/>
+          </w:tcPr>
+          <w:p>
+            <w:r>
+              <w:rPr>
+                <w:rFonts w:ascii="Malgun Gothic" w:hAnsi="Malgun Gothic" w:cs="Malgun Gothic" w:eastAsia="Malgun Gothic"/>
+                <w:b/>
+                <w:i w:val="0"/>
+                <w:color w:val="1F3864"/>
+                <w:sz w:val="20"/>
+              </w:rPr>
+              <w:t>문법</w:t>
+            </w:r>
+          </w:p>
+        </w:tc>
+        <w:tc>
+          <w:tcPr>
+            <w:tcW w:type="dxa" w:w="8138"/>
+            <w:tcBorders>
+              <w:top w:val="single" w:color="BFBFBF" w:sz="4"/>
+              <w:left w:val="single" w:color="BFBFBF" w:sz="4"/>
+              <w:bottom w:val="single" w:color="BFBFBF" w:sz="4"/>
+              <w:right w:val="single" w:color="BFBFBF" w:sz="4"/>
+            </w:tcBorders>
+          </w:tcPr>
+          <w:p>
+            <w:pPr>
+              <w:spacing w:after="40"/>
+            </w:pPr>
+            <w:r>
+              <w:rPr>
+                <w:rFonts w:ascii="Malgun Gothic" w:hAnsi="Malgun Gothic" w:cs="Malgun Gothic" w:eastAsia="Malgun Gothic"/>
+                <w:b w:val="0"/>
+                <w:i w:val="0"/>
+                <w:sz w:val="20"/>
+              </w:rPr>
+              <w:t>fühlt sich ... nicht wie eine Tabelle an, sondern wie ein Zimmer는 대비 구문입니다. ein Zimmer, in dem jemand ein Fenster geöffnet hat에서 관계절의 hat이 끝에 옵니다.</w:t>
+            </w:r>
+          </w:p>
+        </w:tc>
+      </w:tr>
+      <w:tr>
+        <w:tc>
+          <w:tcPr>
+            <w:tcW w:type="dxa" w:w="1500"/>
+            <w:tcBorders>
+              <w:top w:val="single" w:color="BFBFBF" w:sz="4"/>
+              <w:left w:val="single" w:color="BFBFBF" w:sz="4"/>
+              <w:bottom w:val="single" w:color="BFBFBF" w:sz="4"/>
+              <w:right w:val="single" w:color="BFBFBF" w:sz="4"/>
+            </w:tcBorders>
+            <w:shd w:fill="DEEAF6" w:color="auto" w:val="clear"/>
+          </w:tcPr>
+          <w:p>
+            <w:r>
+              <w:rPr>
+                <w:rFonts w:ascii="Malgun Gothic" w:hAnsi="Malgun Gothic" w:cs="Malgun Gothic" w:eastAsia="Malgun Gothic"/>
+                <w:b/>
+                <w:i w:val="0"/>
+                <w:color w:val="1F3864"/>
+                <w:sz w:val="20"/>
+              </w:rPr>
+              <w:t>표현</w:t>
+            </w:r>
+          </w:p>
+        </w:tc>
+        <w:tc>
+          <w:tcPr>
+            <w:tcW w:type="dxa" w:w="8138"/>
+            <w:tcBorders>
+              <w:top w:val="single" w:color="BFBFBF" w:sz="4"/>
+              <w:left w:val="single" w:color="BFBFBF" w:sz="4"/>
+              <w:bottom w:val="single" w:color="BFBFBF" w:sz="4"/>
+              <w:right w:val="single" w:color="BFBFBF" w:sz="4"/>
+            </w:tcBorders>
+          </w:tcPr>
+          <w:p>
+            <w:pPr>
+              <w:spacing w:after="40"/>
+            </w:pPr>
+            <w:r>
+              <w:rPr>
+                <w:rFonts w:ascii="Malgun Gothic" w:hAnsi="Malgun Gothic" w:cs="Malgun Gothic" w:eastAsia="Malgun Gothic"/>
+                <w:b w:val="0"/>
+                <w:i w:val="0"/>
+                <w:sz w:val="20"/>
+              </w:rPr>
+              <w:t>Zum ersten Mal an diesem Tag는 시간 부사구입니다.</w:t>
+            </w:r>
+          </w:p>
+        </w:tc>
+      </w:tr>
+      <w:tr>
+        <w:tc>
+          <w:tcPr>
+            <w:tcW w:type="dxa" w:w="1500"/>
+            <w:tcBorders>
+              <w:top w:val="single" w:color="BFBFBF" w:sz="4"/>
+              <w:left w:val="single" w:color="BFBFBF" w:sz="4"/>
+              <w:bottom w:val="single" w:color="BFBFBF" w:sz="4"/>
+              <w:right w:val="single" w:color="BFBFBF" w:sz="4"/>
+            </w:tcBorders>
+            <w:shd w:fill="DEEAF6" w:color="auto" w:val="clear"/>
+          </w:tcPr>
+          <w:p>
+            <w:r>
+              <w:rPr>
+                <w:rFonts w:ascii="Malgun Gothic" w:hAnsi="Malgun Gothic" w:cs="Malgun Gothic" w:eastAsia="Malgun Gothic"/>
+                <w:b/>
+                <w:i w:val="0"/>
+                <w:color w:val="1F3864"/>
+                <w:sz w:val="20"/>
+              </w:rPr>
+              <w:t>시제</w:t>
+            </w:r>
+          </w:p>
+        </w:tc>
+        <w:tc>
+          <w:tcPr>
+            <w:tcW w:type="dxa" w:w="8138"/>
+            <w:tcBorders>
+              <w:top w:val="single" w:color="BFBFBF" w:sz="4"/>
+              <w:left w:val="single" w:color="BFBFBF" w:sz="4"/>
+              <w:bottom w:val="single" w:color="BFBFBF" w:sz="4"/>
+              <w:right w:val="single" w:color="BFBFBF" w:sz="4"/>
+            </w:tcBorders>
+          </w:tcPr>
+          <w:p>
+            <w:pPr>
+              <w:spacing w:after="40"/>
+            </w:pPr>
+            <w:r>
+              <w:rPr>
+                <w:rFonts w:ascii="Malgun Gothic" w:hAnsi="Malgun Gothic" w:cs="Malgun Gothic" w:eastAsia="Malgun Gothic"/>
+                <w:b w:val="0"/>
+                <w:i w:val="0"/>
+                <w:sz w:val="20"/>
+              </w:rPr>
+              <w:t>nicke, nehme, fühlt ... an은 현재형이고 geöffnet hat은 현재완료입니다.</w:t>
+            </w:r>
+          </w:p>
+        </w:tc>
+      </w:tr>
+    </w:tbl>
+    <w:p>
+      <w:pPr>
+        <w:spacing w:after="0"/>
+      </w:pPr>
+    </w:p>
+    <w:p>
+      <w:pPr>
+        <w:keepNext/>
+        <w:spacing w:before="160"/>
+      </w:pPr>
+      <w:r>
+        <w:rPr>
+          <w:rFonts w:ascii="Arial" w:hAnsi="Arial" w:cs="Arial" w:eastAsia="Malgun Gothic"/>
+          <w:b/>
+          <w:i w:val="0"/>
+          <w:sz w:val="22"/>
+        </w:rPr>
+        <w:t>61. Dennis: Ich habe heute Post vom Arbeitsgericht bekommen. Der Kammertermin ist am sechzehnten Mai, um neun Uhr dreißig. Saal 117.</w:t>
+      </w:r>
+    </w:p>
+    <w:p>
+      <w:pPr>
+        <w:keepNext/>
+        <w:ind w:left="340"/>
+      </w:pPr>
+      <w:r>
+        <w:rPr>
+          <w:rFonts w:ascii="Malgun Gothic" w:hAnsi="Malgun Gothic" w:cs="Malgun Gothic" w:eastAsia="Malgun Gothic"/>
+          <w:b w:val="0"/>
+          <w:i/>
+          <w:color w:val="404040"/>
+          <w:sz w:val="20"/>
+        </w:rPr>
+        <w:t>오늘 노동법원에서 우편이 왔어요. 변론 기일은 5월 16일 아침 아홉 시 반, 117호 법정이에요.</w:t>
+      </w:r>
+    </w:p>
+    <w:tbl>
+      <w:tblPr>
+        <w:tblW w:type="auto" w:w="0"/>
+        <w:tblLayout w:type="fixed"/>
+        <w:tblLook w:firstColumn="1" w:firstRow="1" w:lastColumn="0" w:lastRow="0" w:noHBand="0" w:noVBand="1" w:val="04A0"/>
+      </w:tblPr>
+      <w:tblGrid>
+        <w:gridCol w:w="4819"/>
+        <w:gridCol w:w="4819"/>
+      </w:tblGrid>
+      <w:tr>
+        <w:tc>
+          <w:tcPr>
+            <w:tcW w:type="dxa" w:w="1500"/>
+            <w:tcBorders>
+              <w:top w:val="single" w:color="BFBFBF" w:sz="4"/>
+              <w:left w:val="single" w:color="BFBFBF" w:sz="4"/>
+              <w:bottom w:val="single" w:color="BFBFBF" w:sz="4"/>
+              <w:right w:val="single" w:color="BFBFBF" w:sz="4"/>
+            </w:tcBorders>
+            <w:shd w:fill="DEEAF6" w:color="auto" w:val="clear"/>
+          </w:tcPr>
+          <w:p>
+            <w:r>
+              <w:rPr>
+                <w:rFonts w:ascii="Malgun Gothic" w:hAnsi="Malgun Gothic" w:cs="Malgun Gothic" w:eastAsia="Malgun Gothic"/>
+                <w:b/>
+                <w:i w:val="0"/>
+                <w:color w:val="1F3864"/>
+                <w:sz w:val="20"/>
+              </w:rPr>
+              <w:t>주요 단어</w:t>
+            </w:r>
+          </w:p>
+        </w:tc>
+        <w:tc>
+          <w:tcPr>
+            <w:tcW w:type="dxa" w:w="8138"/>
+            <w:tcBorders>
+              <w:top w:val="single" w:color="BFBFBF" w:sz="4"/>
+              <w:left w:val="single" w:color="BFBFBF" w:sz="4"/>
+              <w:bottom w:val="single" w:color="BFBFBF" w:sz="4"/>
+              <w:right w:val="single" w:color="BFBFBF" w:sz="4"/>
+            </w:tcBorders>
+          </w:tcPr>
+          <w:p>
+            <w:pPr>
+              <w:spacing w:after="40"/>
+            </w:pPr>
+            <w:r>
+              <w:rPr>
+                <w:rFonts w:ascii="Arial" w:hAnsi="Arial" w:cs="Arial" w:eastAsia="Malgun Gothic"/>
+                <w:b/>
+                <w:i w:val="0"/>
+                <w:sz w:val="20"/>
+              </w:rPr>
+              <w:t>der Kammertermin, -e</w:t>
+            </w:r>
+            <w:r>
+              <w:rPr>
+                <w:rFonts w:ascii="Malgun Gothic" w:hAnsi="Malgun Gothic" w:cs="Malgun Gothic" w:eastAsia="Malgun Gothic"/>
+                <w:b w:val="0"/>
+                <w:i w:val="0"/>
+                <w:sz w:val="20"/>
+              </w:rPr>
+              <w:t xml:space="preserve">  —  변론 기일</w:t>
+            </w:r>
+          </w:p>
+          <w:p>
+            <w:pPr>
+              <w:spacing w:after="40"/>
+            </w:pPr>
+            <w:r>
+              <w:rPr>
+                <w:rFonts w:ascii="Arial" w:hAnsi="Arial" w:cs="Arial" w:eastAsia="Malgun Gothic"/>
+                <w:b/>
+                <w:i w:val="0"/>
+                <w:sz w:val="20"/>
+              </w:rPr>
+              <w:t>die Post (단수)</w:t>
+            </w:r>
+            <w:r>
+              <w:rPr>
+                <w:rFonts w:ascii="Malgun Gothic" w:hAnsi="Malgun Gothic" w:cs="Malgun Gothic" w:eastAsia="Malgun Gothic"/>
+                <w:b w:val="0"/>
+                <w:i w:val="0"/>
+                <w:sz w:val="20"/>
+              </w:rPr>
+              <w:t xml:space="preserve">  —  우편</w:t>
+            </w:r>
+          </w:p>
+          <w:p>
+            <w:pPr>
+              <w:spacing w:after="40"/>
+            </w:pPr>
+            <w:r>
+              <w:rPr>
+                <w:rFonts w:ascii="Arial" w:hAnsi="Arial" w:cs="Arial" w:eastAsia="Malgun Gothic"/>
+                <w:b/>
+                <w:i w:val="0"/>
+                <w:sz w:val="20"/>
+              </w:rPr>
+              <w:t>bekommen</w:t>
+            </w:r>
+            <w:r>
+              <w:rPr>
+                <w:rFonts w:ascii="Malgun Gothic" w:hAnsi="Malgun Gothic" w:cs="Malgun Gothic" w:eastAsia="Malgun Gothic"/>
+                <w:b w:val="0"/>
+                <w:i w:val="0"/>
+                <w:sz w:val="20"/>
+              </w:rPr>
+              <w:t xml:space="preserve">  —  받다</w:t>
+            </w:r>
+          </w:p>
+        </w:tc>
+      </w:tr>
+      <w:tr>
+        <w:tc>
+          <w:tcPr>
+            <w:tcW w:type="dxa" w:w="1500"/>
+            <w:tcBorders>
+              <w:top w:val="single" w:color="BFBFBF" w:sz="4"/>
+              <w:left w:val="single" w:color="BFBFBF" w:sz="4"/>
+              <w:bottom w:val="single" w:color="BFBFBF" w:sz="4"/>
+              <w:right w:val="single" w:color="BFBFBF" w:sz="4"/>
+            </w:tcBorders>
+            <w:shd w:fill="DEEAF6" w:color="auto" w:val="clear"/>
+          </w:tcPr>
+          <w:p>
+            <w:r>
+              <w:rPr>
+                <w:rFonts w:ascii="Malgun Gothic" w:hAnsi="Malgun Gothic" w:cs="Malgun Gothic" w:eastAsia="Malgun Gothic"/>
+                <w:b/>
+                <w:i w:val="0"/>
+                <w:color w:val="1F3864"/>
+                <w:sz w:val="20"/>
+              </w:rPr>
+              <w:t>문법</w:t>
+            </w:r>
+          </w:p>
+        </w:tc>
+        <w:tc>
+          <w:tcPr>
+            <w:tcW w:type="dxa" w:w="8138"/>
+            <w:tcBorders>
+              <w:top w:val="single" w:color="BFBFBF" w:sz="4"/>
+              <w:left w:val="single" w:color="BFBFBF" w:sz="4"/>
+              <w:bottom w:val="single" w:color="BFBFBF" w:sz="4"/>
+              <w:right w:val="single" w:color="BFBFBF" w:sz="4"/>
+            </w:tcBorders>
+          </w:tcPr>
+          <w:p>
+            <w:pPr>
+              <w:spacing w:after="40"/>
+            </w:pPr>
+            <w:r>
+              <w:rPr>
+                <w:rFonts w:ascii="Malgun Gothic" w:hAnsi="Malgun Gothic" w:cs="Malgun Gothic" w:eastAsia="Malgun Gothic"/>
+                <w:b w:val="0"/>
+                <w:i w:val="0"/>
+                <w:sz w:val="20"/>
+              </w:rPr>
+              <w:t>Ich habe ... Post ... bekommen은 현재완료입니다. Der Kammertermin ist am sechzehnten Mai는 날짜를 나타내는 am + 서수 표현입니다.</w:t>
+            </w:r>
+          </w:p>
+        </w:tc>
+      </w:tr>
+      <w:tr>
+        <w:tc>
+          <w:tcPr>
+            <w:tcW w:type="dxa" w:w="1500"/>
+            <w:tcBorders>
+              <w:top w:val="single" w:color="BFBFBF" w:sz="4"/>
+              <w:left w:val="single" w:color="BFBFBF" w:sz="4"/>
+              <w:bottom w:val="single" w:color="BFBFBF" w:sz="4"/>
+              <w:right w:val="single" w:color="BFBFBF" w:sz="4"/>
+            </w:tcBorders>
+            <w:shd w:fill="DEEAF6" w:color="auto" w:val="clear"/>
+          </w:tcPr>
+          <w:p>
+            <w:r>
+              <w:rPr>
+                <w:rFonts w:ascii="Malgun Gothic" w:hAnsi="Malgun Gothic" w:cs="Malgun Gothic" w:eastAsia="Malgun Gothic"/>
+                <w:b/>
+                <w:i w:val="0"/>
+                <w:color w:val="1F3864"/>
+                <w:sz w:val="20"/>
+              </w:rPr>
+              <w:t>표현</w:t>
+            </w:r>
+          </w:p>
+        </w:tc>
+        <w:tc>
+          <w:tcPr>
+            <w:tcW w:type="dxa" w:w="8138"/>
+            <w:tcBorders>
+              <w:top w:val="single" w:color="BFBFBF" w:sz="4"/>
+              <w:left w:val="single" w:color="BFBFBF" w:sz="4"/>
+              <w:bottom w:val="single" w:color="BFBFBF" w:sz="4"/>
+              <w:right w:val="single" w:color="BFBFBF" w:sz="4"/>
+            </w:tcBorders>
+          </w:tcPr>
+          <w:p>
+            <w:pPr>
+              <w:spacing w:after="40"/>
+            </w:pPr>
+            <w:r>
+              <w:rPr>
+                <w:rFonts w:ascii="Malgun Gothic" w:hAnsi="Malgun Gothic" w:cs="Malgun Gothic" w:eastAsia="Malgun Gothic"/>
+                <w:b w:val="0"/>
+                <w:i w:val="0"/>
+                <w:sz w:val="20"/>
+              </w:rPr>
+              <w:t>Saal 117은 동사 없는 생략문입니다.</w:t>
+            </w:r>
+          </w:p>
+        </w:tc>
+      </w:tr>
+      <w:tr>
+        <w:tc>
+          <w:tcPr>
+            <w:tcW w:type="dxa" w:w="1500"/>
+            <w:tcBorders>
+              <w:top w:val="single" w:color="BFBFBF" w:sz="4"/>
+              <w:left w:val="single" w:color="BFBFBF" w:sz="4"/>
+              <w:bottom w:val="single" w:color="BFBFBF" w:sz="4"/>
+              <w:right w:val="single" w:color="BFBFBF" w:sz="4"/>
+            </w:tcBorders>
+            <w:shd w:fill="DEEAF6" w:color="auto" w:val="clear"/>
+          </w:tcPr>
+          <w:p>
+            <w:r>
+              <w:rPr>
+                <w:rFonts w:ascii="Malgun Gothic" w:hAnsi="Malgun Gothic" w:cs="Malgun Gothic" w:eastAsia="Malgun Gothic"/>
+                <w:b/>
+                <w:i w:val="0"/>
+                <w:color w:val="1F3864"/>
+                <w:sz w:val="20"/>
+              </w:rPr>
+              <w:t>시제</w:t>
+            </w:r>
+          </w:p>
+        </w:tc>
+        <w:tc>
+          <w:tcPr>
+            <w:tcW w:type="dxa" w:w="8138"/>
+            <w:tcBorders>
+              <w:top w:val="single" w:color="BFBFBF" w:sz="4"/>
+              <w:left w:val="single" w:color="BFBFBF" w:sz="4"/>
+              <w:bottom w:val="single" w:color="BFBFBF" w:sz="4"/>
+              <w:right w:val="single" w:color="BFBFBF" w:sz="4"/>
+            </w:tcBorders>
+          </w:tcPr>
+          <w:p>
+            <w:pPr>
+              <w:spacing w:after="40"/>
+            </w:pPr>
+            <w:r>
+              <w:rPr>
+                <w:rFonts w:ascii="Malgun Gothic" w:hAnsi="Malgun Gothic" w:cs="Malgun Gothic" w:eastAsia="Malgun Gothic"/>
+                <w:b w:val="0"/>
+                <w:i w:val="0"/>
+                <w:sz w:val="20"/>
+              </w:rPr>
+              <w:t>habe ... bekommen은 현재완료이고 ist는 현재형입니다.</w:t>
+            </w:r>
+          </w:p>
+        </w:tc>
+      </w:tr>
+    </w:tbl>
+    <w:p>
+      <w:pPr>
+        <w:spacing w:after="0"/>
+      </w:pPr>
+    </w:p>
+    <w:p>
+      <w:pPr>
+        <w:keepNext/>
+        <w:spacing w:before="160"/>
+      </w:pPr>
+      <w:r>
+        <w:rPr>
+          <w:rFonts w:ascii="Arial" w:hAnsi="Arial" w:cs="Arial" w:eastAsia="Malgun Gothic"/>
+          <w:b/>
+          <w:i w:val="0"/>
+          <w:sz w:val="22"/>
+        </w:rPr>
+        <w:t>62. Hanna: Gut. Dann haben wir noch sechs Wochen, um die Expertise zu schreiben, die Beweisanträge vorzubereiten und Sie, Herr Wagner, auf die Befragung zu trainieren.</w:t>
+      </w:r>
+    </w:p>
+    <w:p>
+      <w:pPr>
+        <w:keepNext/>
+        <w:ind w:left="340"/>
+      </w:pPr>
+      <w:r>
+        <w:rPr>
+          <w:rFonts w:ascii="Malgun Gothic" w:hAnsi="Malgun Gothic" w:cs="Malgun Gothic" w:eastAsia="Malgun Gothic"/>
+          <w:b w:val="0"/>
+          <w:i/>
+          <w:color w:val="404040"/>
+          <w:sz w:val="20"/>
+        </w:rPr>
+        <w:t>좋습니다. 그럼 전문가 의견서를 쓰고 증거 신청서를 준비하고 바그너 씨를 신문에 대비시킬 시간이 육 주 남았어요.</w:t>
+      </w:r>
+    </w:p>
+    <w:tbl>
+      <w:tblPr>
+        <w:tblW w:type="auto" w:w="0"/>
+        <w:tblLayout w:type="fixed"/>
+        <w:tblLook w:firstColumn="1" w:firstRow="1" w:lastColumn="0" w:lastRow="0" w:noHBand="0" w:noVBand="1" w:val="04A0"/>
+      </w:tblPr>
+      <w:tblGrid>
+        <w:gridCol w:w="4819"/>
+        <w:gridCol w:w="4819"/>
+      </w:tblGrid>
+      <w:tr>
+        <w:tc>
+          <w:tcPr>
+            <w:tcW w:type="dxa" w:w="1500"/>
+            <w:tcBorders>
+              <w:top w:val="single" w:color="BFBFBF" w:sz="4"/>
+              <w:left w:val="single" w:color="BFBFBF" w:sz="4"/>
+              <w:bottom w:val="single" w:color="BFBFBF" w:sz="4"/>
+              <w:right w:val="single" w:color="BFBFBF" w:sz="4"/>
+            </w:tcBorders>
+            <w:shd w:fill="DEEAF6" w:color="auto" w:val="clear"/>
+          </w:tcPr>
+          <w:p>
+            <w:r>
+              <w:rPr>
+                <w:rFonts w:ascii="Malgun Gothic" w:hAnsi="Malgun Gothic" w:cs="Malgun Gothic" w:eastAsia="Malgun Gothic"/>
+                <w:b/>
+                <w:i w:val="0"/>
+                <w:color w:val="1F3864"/>
+                <w:sz w:val="20"/>
+              </w:rPr>
+              <w:t>주요 단어</w:t>
+            </w:r>
+          </w:p>
+        </w:tc>
+        <w:tc>
+          <w:tcPr>
+            <w:tcW w:type="dxa" w:w="8138"/>
+            <w:tcBorders>
+              <w:top w:val="single" w:color="BFBFBF" w:sz="4"/>
+              <w:left w:val="single" w:color="BFBFBF" w:sz="4"/>
+              <w:bottom w:val="single" w:color="BFBFBF" w:sz="4"/>
+              <w:right w:val="single" w:color="BFBFBF" w:sz="4"/>
+            </w:tcBorders>
+          </w:tcPr>
+          <w:p>
+            <w:pPr>
+              <w:spacing w:after="40"/>
+            </w:pPr>
+            <w:r>
+              <w:rPr>
+                <w:rFonts w:ascii="Arial" w:hAnsi="Arial" w:cs="Arial" w:eastAsia="Malgun Gothic"/>
+                <w:b/>
+                <w:i w:val="0"/>
+                <w:sz w:val="20"/>
+              </w:rPr>
+              <w:t>der Beweisantrag, -träge</w:t>
+            </w:r>
+            <w:r>
+              <w:rPr>
+                <w:rFonts w:ascii="Malgun Gothic" w:hAnsi="Malgun Gothic" w:cs="Malgun Gothic" w:eastAsia="Malgun Gothic"/>
+                <w:b w:val="0"/>
+                <w:i w:val="0"/>
+                <w:sz w:val="20"/>
+              </w:rPr>
+              <w:t xml:space="preserve">  —  증거 신청</w:t>
+            </w:r>
+          </w:p>
+          <w:p>
+            <w:pPr>
+              <w:spacing w:after="40"/>
+            </w:pPr>
+            <w:r>
+              <w:rPr>
+                <w:rFonts w:ascii="Arial" w:hAnsi="Arial" w:cs="Arial" w:eastAsia="Malgun Gothic"/>
+                <w:b/>
+                <w:i w:val="0"/>
+                <w:sz w:val="20"/>
+              </w:rPr>
+              <w:t>trainieren</w:t>
+            </w:r>
+            <w:r>
+              <w:rPr>
+                <w:rFonts w:ascii="Malgun Gothic" w:hAnsi="Malgun Gothic" w:cs="Malgun Gothic" w:eastAsia="Malgun Gothic"/>
+                <w:b w:val="0"/>
+                <w:i w:val="0"/>
+                <w:sz w:val="20"/>
+              </w:rPr>
+              <w:t xml:space="preserve">  —  훈련하다</w:t>
+            </w:r>
+          </w:p>
+          <w:p>
+            <w:pPr>
+              <w:spacing w:after="40"/>
+            </w:pPr>
+            <w:r>
+              <w:rPr>
+                <w:rFonts w:ascii="Arial" w:hAnsi="Arial" w:cs="Arial" w:eastAsia="Malgun Gothic"/>
+                <w:b/>
+                <w:i w:val="0"/>
+                <w:sz w:val="20"/>
+              </w:rPr>
+              <w:t>die Befragung, -en</w:t>
+            </w:r>
+            <w:r>
+              <w:rPr>
+                <w:rFonts w:ascii="Malgun Gothic" w:hAnsi="Malgun Gothic" w:cs="Malgun Gothic" w:eastAsia="Malgun Gothic"/>
+                <w:b w:val="0"/>
+                <w:i w:val="0"/>
+                <w:sz w:val="20"/>
+              </w:rPr>
+              <w:t xml:space="preserve">  —  신문</w:t>
+            </w:r>
+          </w:p>
+        </w:tc>
+      </w:tr>
+      <w:tr>
+        <w:tc>
+          <w:tcPr>
+            <w:tcW w:type="dxa" w:w="1500"/>
+            <w:tcBorders>
+              <w:top w:val="single" w:color="BFBFBF" w:sz="4"/>
+              <w:left w:val="single" w:color="BFBFBF" w:sz="4"/>
+              <w:bottom w:val="single" w:color="BFBFBF" w:sz="4"/>
+              <w:right w:val="single" w:color="BFBFBF" w:sz="4"/>
+            </w:tcBorders>
+            <w:shd w:fill="DEEAF6" w:color="auto" w:val="clear"/>
+          </w:tcPr>
+          <w:p>
+            <w:r>
+              <w:rPr>
+                <w:rFonts w:ascii="Malgun Gothic" w:hAnsi="Malgun Gothic" w:cs="Malgun Gothic" w:eastAsia="Malgun Gothic"/>
+                <w:b/>
+                <w:i w:val="0"/>
+                <w:color w:val="1F3864"/>
+                <w:sz w:val="20"/>
+              </w:rPr>
+              <w:t>문법</w:t>
+            </w:r>
+          </w:p>
+        </w:tc>
+        <w:tc>
+          <w:tcPr>
+            <w:tcW w:type="dxa" w:w="8138"/>
+            <w:tcBorders>
+              <w:top w:val="single" w:color="BFBFBF" w:sz="4"/>
+              <w:left w:val="single" w:color="BFBFBF" w:sz="4"/>
+              <w:bottom w:val="single" w:color="BFBFBF" w:sz="4"/>
+              <w:right w:val="single" w:color="BFBFBF" w:sz="4"/>
+            </w:tcBorders>
+          </w:tcPr>
+          <w:p>
+            <w:pPr>
+              <w:spacing w:after="40"/>
+            </w:pPr>
+            <w:r>
+              <w:rPr>
+                <w:rFonts w:ascii="Malgun Gothic" w:hAnsi="Malgun Gothic" w:cs="Malgun Gothic" w:eastAsia="Malgun Gothic"/>
+                <w:b w:val="0"/>
+                <w:i w:val="0"/>
+                <w:sz w:val="20"/>
+              </w:rPr>
+              <w:t>um die Expertise zu schreiben, die Beweisanträge vorzubereiten und Sie ... zu trainieren에서 um ... zu 구문이 병렬됩니다. noch sechs Wochen은 시간 4격입니다.</w:t>
+            </w:r>
+          </w:p>
+        </w:tc>
+      </w:tr>
+      <w:tr>
+        <w:tc>
+          <w:tcPr>
+            <w:tcW w:type="dxa" w:w="1500"/>
+            <w:tcBorders>
+              <w:top w:val="single" w:color="BFBFBF" w:sz="4"/>
+              <w:left w:val="single" w:color="BFBFBF" w:sz="4"/>
+              <w:bottom w:val="single" w:color="BFBFBF" w:sz="4"/>
+              <w:right w:val="single" w:color="BFBFBF" w:sz="4"/>
+            </w:tcBorders>
+            <w:shd w:fill="DEEAF6" w:color="auto" w:val="clear"/>
+          </w:tcPr>
+          <w:p>
+            <w:r>
+              <w:rPr>
+                <w:rFonts w:ascii="Malgun Gothic" w:hAnsi="Malgun Gothic" w:cs="Malgun Gothic" w:eastAsia="Malgun Gothic"/>
+                <w:b/>
+                <w:i w:val="0"/>
+                <w:color w:val="1F3864"/>
+                <w:sz w:val="20"/>
+              </w:rPr>
+              <w:t>표현</w:t>
+            </w:r>
+          </w:p>
+        </w:tc>
+        <w:tc>
+          <w:tcPr>
+            <w:tcW w:type="dxa" w:w="8138"/>
+            <w:tcBorders>
+              <w:top w:val="single" w:color="BFBFBF" w:sz="4"/>
+              <w:left w:val="single" w:color="BFBFBF" w:sz="4"/>
+              <w:bottom w:val="single" w:color="BFBFBF" w:sz="4"/>
+              <w:right w:val="single" w:color="BFBFBF" w:sz="4"/>
+            </w:tcBorders>
+          </w:tcPr>
+          <w:p>
+            <w:pPr>
+              <w:spacing w:after="40"/>
+            </w:pPr>
+            <w:r>
+              <w:rPr>
+                <w:rFonts w:ascii="Malgun Gothic" w:hAnsi="Malgun Gothic" w:cs="Malgun Gothic" w:eastAsia="Malgun Gothic"/>
+                <w:b w:val="0"/>
+                <w:i w:val="0"/>
+                <w:sz w:val="20"/>
+              </w:rPr>
+              <w:t>auf die Befragung trainieren은 신문에 대비해 훈련한다는 표현입니다.</w:t>
+            </w:r>
+          </w:p>
+        </w:tc>
+      </w:tr>
+      <w:tr>
+        <w:tc>
+          <w:tcPr>
+            <w:tcW w:type="dxa" w:w="1500"/>
+            <w:tcBorders>
+              <w:top w:val="single" w:color="BFBFBF" w:sz="4"/>
+              <w:left w:val="single" w:color="BFBFBF" w:sz="4"/>
+              <w:bottom w:val="single" w:color="BFBFBF" w:sz="4"/>
+              <w:right w:val="single" w:color="BFBFBF" w:sz="4"/>
+            </w:tcBorders>
+            <w:shd w:fill="DEEAF6" w:color="auto" w:val="clear"/>
+          </w:tcPr>
+          <w:p>
+            <w:r>
+              <w:rPr>
+                <w:rFonts w:ascii="Malgun Gothic" w:hAnsi="Malgun Gothic" w:cs="Malgun Gothic" w:eastAsia="Malgun Gothic"/>
+                <w:b/>
+                <w:i w:val="0"/>
+                <w:color w:val="1F3864"/>
+                <w:sz w:val="20"/>
+              </w:rPr>
+              <w:t>시제</w:t>
+            </w:r>
+          </w:p>
+        </w:tc>
+        <w:tc>
+          <w:tcPr>
+            <w:tcW w:type="dxa" w:w="8138"/>
+            <w:tcBorders>
+              <w:top w:val="single" w:color="BFBFBF" w:sz="4"/>
+              <w:left w:val="single" w:color="BFBFBF" w:sz="4"/>
+              <w:bottom w:val="single" w:color="BFBFBF" w:sz="4"/>
+              <w:right w:val="single" w:color="BFBFBF" w:sz="4"/>
+            </w:tcBorders>
+          </w:tcPr>
+          <w:p>
+            <w:pPr>
+              <w:spacing w:after="40"/>
+            </w:pPr>
+            <w:r>
+              <w:rPr>
+                <w:rFonts w:ascii="Malgun Gothic" w:hAnsi="Malgun Gothic" w:cs="Malgun Gothic" w:eastAsia="Malgun Gothic"/>
+                <w:b w:val="0"/>
+                <w:i w:val="0"/>
+                <w:sz w:val="20"/>
+              </w:rPr>
+              <w:t>haben은 현재형입니다.</w:t>
+            </w:r>
+          </w:p>
+        </w:tc>
+      </w:tr>
+    </w:tbl>
+    <w:p>
+      <w:pPr>
+        <w:spacing w:after="0"/>
+      </w:pPr>
+    </w:p>
+    <w:p>
+      <w:pPr>
+        <w:keepNext/>
+        <w:spacing w:before="160"/>
+      </w:pPr>
+      <w:r>
+        <w:rPr>
+          <w:rFonts w:ascii="Arial" w:hAnsi="Arial" w:cs="Arial" w:eastAsia="Malgun Gothic"/>
+          <w:b/>
+          <w:i w:val="0"/>
+          <w:sz w:val="22"/>
+        </w:rPr>
+        <w:t>63. Dennis: Trainieren? Ich dachte, ich erzähle einfach, was passiert ist.</w:t>
+      </w:r>
+    </w:p>
+    <w:p>
+      <w:pPr>
+        <w:keepNext/>
+        <w:ind w:left="340"/>
+      </w:pPr>
+      <w:r>
+        <w:rPr>
+          <w:rFonts w:ascii="Malgun Gothic" w:hAnsi="Malgun Gothic" w:cs="Malgun Gothic" w:eastAsia="Malgun Gothic"/>
+          <w:b w:val="0"/>
+          <w:i/>
+          <w:color w:val="404040"/>
+          <w:sz w:val="20"/>
+        </w:rPr>
+        <w:t>훈련이요? 그냥 있었던 일을 말하면 되는 줄 알았어요.</w:t>
+      </w:r>
+    </w:p>
+    <w:tbl>
+      <w:tblPr>
+        <w:tblW w:type="auto" w:w="0"/>
+        <w:tblLayout w:type="fixed"/>
+        <w:tblLook w:firstColumn="1" w:firstRow="1" w:lastColumn="0" w:lastRow="0" w:noHBand="0" w:noVBand="1" w:val="04A0"/>
+      </w:tblPr>
+      <w:tblGrid>
+        <w:gridCol w:w="4819"/>
+        <w:gridCol w:w="4819"/>
+      </w:tblGrid>
+      <w:tr>
+        <w:tc>
+          <w:tcPr>
+            <w:tcW w:type="dxa" w:w="1500"/>
+            <w:tcBorders>
+              <w:top w:val="single" w:color="BFBFBF" w:sz="4"/>
+              <w:left w:val="single" w:color="BFBFBF" w:sz="4"/>
+              <w:bottom w:val="single" w:color="BFBFBF" w:sz="4"/>
+              <w:right w:val="single" w:color="BFBFBF" w:sz="4"/>
+            </w:tcBorders>
+            <w:shd w:fill="DEEAF6" w:color="auto" w:val="clear"/>
+          </w:tcPr>
+          <w:p>
+            <w:r>
+              <w:rPr>
+                <w:rFonts w:ascii="Malgun Gothic" w:hAnsi="Malgun Gothic" w:cs="Malgun Gothic" w:eastAsia="Malgun Gothic"/>
+                <w:b/>
+                <w:i w:val="0"/>
+                <w:color w:val="1F3864"/>
+                <w:sz w:val="20"/>
+              </w:rPr>
+              <w:t>주요 단어</w:t>
+            </w:r>
+          </w:p>
+        </w:tc>
+        <w:tc>
+          <w:tcPr>
+            <w:tcW w:type="dxa" w:w="8138"/>
+            <w:tcBorders>
+              <w:top w:val="single" w:color="BFBFBF" w:sz="4"/>
+              <w:left w:val="single" w:color="BFBFBF" w:sz="4"/>
+              <w:bottom w:val="single" w:color="BFBFBF" w:sz="4"/>
+              <w:right w:val="single" w:color="BFBFBF" w:sz="4"/>
+            </w:tcBorders>
+          </w:tcPr>
+          <w:p>
+            <w:pPr>
+              <w:spacing w:after="40"/>
+            </w:pPr>
+            <w:r>
+              <w:rPr>
+                <w:rFonts w:ascii="Arial" w:hAnsi="Arial" w:cs="Arial" w:eastAsia="Malgun Gothic"/>
+                <w:b/>
+                <w:i w:val="0"/>
+                <w:sz w:val="20"/>
+              </w:rPr>
+              <w:t>erzählen</w:t>
+            </w:r>
+            <w:r>
+              <w:rPr>
+                <w:rFonts w:ascii="Malgun Gothic" w:hAnsi="Malgun Gothic" w:cs="Malgun Gothic" w:eastAsia="Malgun Gothic"/>
+                <w:b w:val="0"/>
+                <w:i w:val="0"/>
+                <w:sz w:val="20"/>
+              </w:rPr>
+              <w:t xml:space="preserve">  —  이야기하다</w:t>
+            </w:r>
+          </w:p>
+          <w:p>
+            <w:pPr>
+              <w:spacing w:after="40"/>
+            </w:pPr>
+            <w:r>
+              <w:rPr>
+                <w:rFonts w:ascii="Arial" w:hAnsi="Arial" w:cs="Arial" w:eastAsia="Malgun Gothic"/>
+                <w:b/>
+                <w:i w:val="0"/>
+                <w:sz w:val="20"/>
+              </w:rPr>
+              <w:t>einfach</w:t>
+            </w:r>
+            <w:r>
+              <w:rPr>
+                <w:rFonts w:ascii="Malgun Gothic" w:hAnsi="Malgun Gothic" w:cs="Malgun Gothic" w:eastAsia="Malgun Gothic"/>
+                <w:b w:val="0"/>
+                <w:i w:val="0"/>
+                <w:sz w:val="20"/>
+              </w:rPr>
+              <w:t xml:space="preserve">  —  그냥</w:t>
+            </w:r>
+          </w:p>
+          <w:p>
+            <w:pPr>
+              <w:spacing w:after="40"/>
+            </w:pPr>
+            <w:r>
+              <w:rPr>
+                <w:rFonts w:ascii="Arial" w:hAnsi="Arial" w:cs="Arial" w:eastAsia="Malgun Gothic"/>
+                <w:b/>
+                <w:i w:val="0"/>
+                <w:sz w:val="20"/>
+              </w:rPr>
+              <w:t>passieren</w:t>
+            </w:r>
+            <w:r>
+              <w:rPr>
+                <w:rFonts w:ascii="Malgun Gothic" w:hAnsi="Malgun Gothic" w:cs="Malgun Gothic" w:eastAsia="Malgun Gothic"/>
+                <w:b w:val="0"/>
+                <w:i w:val="0"/>
+                <w:sz w:val="20"/>
+              </w:rPr>
+              <w:t xml:space="preserve">  —  일어나다</w:t>
+            </w:r>
+          </w:p>
+        </w:tc>
+      </w:tr>
+      <w:tr>
+        <w:tc>
+          <w:tcPr>
+            <w:tcW w:type="dxa" w:w="1500"/>
+            <w:tcBorders>
+              <w:top w:val="single" w:color="BFBFBF" w:sz="4"/>
+              <w:left w:val="single" w:color="BFBFBF" w:sz="4"/>
+              <w:bottom w:val="single" w:color="BFBFBF" w:sz="4"/>
+              <w:right w:val="single" w:color="BFBFBF" w:sz="4"/>
+            </w:tcBorders>
+            <w:shd w:fill="DEEAF6" w:color="auto" w:val="clear"/>
+          </w:tcPr>
+          <w:p>
+            <w:r>
+              <w:rPr>
+                <w:rFonts w:ascii="Malgun Gothic" w:hAnsi="Malgun Gothic" w:cs="Malgun Gothic" w:eastAsia="Malgun Gothic"/>
+                <w:b/>
+                <w:i w:val="0"/>
+                <w:color w:val="1F3864"/>
+                <w:sz w:val="20"/>
+              </w:rPr>
+              <w:t>문법</w:t>
+            </w:r>
+          </w:p>
+        </w:tc>
+        <w:tc>
+          <w:tcPr>
+            <w:tcW w:type="dxa" w:w="8138"/>
+            <w:tcBorders>
+              <w:top w:val="single" w:color="BFBFBF" w:sz="4"/>
+              <w:left w:val="single" w:color="BFBFBF" w:sz="4"/>
+              <w:bottom w:val="single" w:color="BFBFBF" w:sz="4"/>
+              <w:right w:val="single" w:color="BFBFBF" w:sz="4"/>
+            </w:tcBorders>
+          </w:tcPr>
+          <w:p>
+            <w:pPr>
+              <w:spacing w:after="40"/>
+            </w:pPr>
+            <w:r>
+              <w:rPr>
+                <w:rFonts w:ascii="Malgun Gothic" w:hAnsi="Malgun Gothic" w:cs="Malgun Gothic" w:eastAsia="Malgun Gothic"/>
+                <w:b w:val="0"/>
+                <w:i w:val="0"/>
+                <w:sz w:val="20"/>
+              </w:rPr>
+              <w:t>Ich dachte, ich erzähle einfach, was passiert ist에서 dass가 생략되었고 was절의 passiert ist가 끝에 옵니다.</w:t>
+            </w:r>
+          </w:p>
+        </w:tc>
+      </w:tr>
+      <w:tr>
+        <w:tc>
+          <w:tcPr>
+            <w:tcW w:type="dxa" w:w="1500"/>
+            <w:tcBorders>
+              <w:top w:val="single" w:color="BFBFBF" w:sz="4"/>
+              <w:left w:val="single" w:color="BFBFBF" w:sz="4"/>
+              <w:bottom w:val="single" w:color="BFBFBF" w:sz="4"/>
+              <w:right w:val="single" w:color="BFBFBF" w:sz="4"/>
+            </w:tcBorders>
+            <w:shd w:fill="DEEAF6" w:color="auto" w:val="clear"/>
+          </w:tcPr>
+          <w:p>
+            <w:r>
+              <w:rPr>
+                <w:rFonts w:ascii="Malgun Gothic" w:hAnsi="Malgun Gothic" w:cs="Malgun Gothic" w:eastAsia="Malgun Gothic"/>
+                <w:b/>
+                <w:i w:val="0"/>
+                <w:color w:val="1F3864"/>
+                <w:sz w:val="20"/>
+              </w:rPr>
+              <w:t>표현</w:t>
+            </w:r>
+          </w:p>
+        </w:tc>
+        <w:tc>
+          <w:tcPr>
+            <w:tcW w:type="dxa" w:w="8138"/>
+            <w:tcBorders>
+              <w:top w:val="single" w:color="BFBFBF" w:sz="4"/>
+              <w:left w:val="single" w:color="BFBFBF" w:sz="4"/>
+              <w:bottom w:val="single" w:color="BFBFBF" w:sz="4"/>
+              <w:right w:val="single" w:color="BFBFBF" w:sz="4"/>
+            </w:tcBorders>
+          </w:tcPr>
+          <w:p>
+            <w:pPr>
+              <w:spacing w:after="40"/>
+            </w:pPr>
+            <w:r>
+              <w:rPr>
+                <w:rFonts w:ascii="Malgun Gothic" w:hAnsi="Malgun Gothic" w:cs="Malgun Gothic" w:eastAsia="Malgun Gothic"/>
+                <w:b w:val="0"/>
+                <w:i w:val="0"/>
+                <w:sz w:val="20"/>
+              </w:rPr>
+              <w:t>Trainieren?는 놀라움을 나타내는 반문입니다.</w:t>
+            </w:r>
+          </w:p>
+        </w:tc>
+      </w:tr>
+      <w:tr>
+        <w:tc>
+          <w:tcPr>
+            <w:tcW w:type="dxa" w:w="1500"/>
+            <w:tcBorders>
+              <w:top w:val="single" w:color="BFBFBF" w:sz="4"/>
+              <w:left w:val="single" w:color="BFBFBF" w:sz="4"/>
+              <w:bottom w:val="single" w:color="BFBFBF" w:sz="4"/>
+              <w:right w:val="single" w:color="BFBFBF" w:sz="4"/>
+            </w:tcBorders>
+            <w:shd w:fill="DEEAF6" w:color="auto" w:val="clear"/>
+          </w:tcPr>
+          <w:p>
+            <w:r>
+              <w:rPr>
+                <w:rFonts w:ascii="Malgun Gothic" w:hAnsi="Malgun Gothic" w:cs="Malgun Gothic" w:eastAsia="Malgun Gothic"/>
+                <w:b/>
+                <w:i w:val="0"/>
+                <w:color w:val="1F3864"/>
+                <w:sz w:val="20"/>
+              </w:rPr>
+              <w:t>시제</w:t>
+            </w:r>
+          </w:p>
+        </w:tc>
+        <w:tc>
+          <w:tcPr>
+            <w:tcW w:type="dxa" w:w="8138"/>
+            <w:tcBorders>
+              <w:top w:val="single" w:color="BFBFBF" w:sz="4"/>
+              <w:left w:val="single" w:color="BFBFBF" w:sz="4"/>
+              <w:bottom w:val="single" w:color="BFBFBF" w:sz="4"/>
+              <w:right w:val="single" w:color="BFBFBF" w:sz="4"/>
+            </w:tcBorders>
+          </w:tcPr>
+          <w:p>
+            <w:pPr>
+              <w:spacing w:after="40"/>
+            </w:pPr>
+            <w:r>
+              <w:rPr>
+                <w:rFonts w:ascii="Malgun Gothic" w:hAnsi="Malgun Gothic" w:cs="Malgun Gothic" w:eastAsia="Malgun Gothic"/>
+                <w:b w:val="0"/>
+                <w:i w:val="0"/>
+                <w:sz w:val="20"/>
+              </w:rPr>
+              <w:t>dachte는 과거형이고 erzähle는 현재형, passiert ist는 현재완료입니다.</w:t>
+            </w:r>
+          </w:p>
+        </w:tc>
+      </w:tr>
+    </w:tbl>
+    <w:p>
+      <w:pPr>
+        <w:spacing w:after="0"/>
+      </w:pPr>
+    </w:p>
+    <w:p>
+      <w:pPr>
+        <w:keepNext/>
+        <w:spacing w:before="160"/>
+      </w:pPr>
+      <w:r>
+        <w:rPr>
+          <w:rFonts w:ascii="Arial" w:hAnsi="Arial" w:cs="Arial" w:eastAsia="Malgun Gothic"/>
+          <w:b/>
+          <w:i w:val="0"/>
+          <w:sz w:val="22"/>
+        </w:rPr>
+        <w:t>64. Hanna: Das sollen Sie auch. Aber vor Gericht gibt es drei Fallen: Sie reden zu viel, Sie reden zu emotional, oder Sie reden gar nicht mehr. Wir üben alle drei.</w:t>
+      </w:r>
+    </w:p>
+    <w:p>
+      <w:pPr>
+        <w:keepNext/>
+        <w:ind w:left="340"/>
+      </w:pPr>
+      <w:r>
+        <w:rPr>
+          <w:rFonts w:ascii="Malgun Gothic" w:hAnsi="Malgun Gothic" w:cs="Malgun Gothic" w:eastAsia="Malgun Gothic"/>
+          <w:b w:val="0"/>
+          <w:i/>
+          <w:color w:val="404040"/>
+          <w:sz w:val="20"/>
+        </w:rPr>
+        <w:t>그렇게 하셔야죠. 하지만 법정에는 함정이 세 가지 있습니다. 너무 많이 말하거나, 너무 감정적으로 말하거나, 아예 말을 못 하게 되는 거예요. 셋 모두 연습합니다.</w:t>
+      </w:r>
+    </w:p>
+    <w:tbl>
+      <w:tblPr>
+        <w:tblW w:type="auto" w:w="0"/>
+        <w:tblLayout w:type="fixed"/>
+        <w:tblLook w:firstColumn="1" w:firstRow="1" w:lastColumn="0" w:lastRow="0" w:noHBand="0" w:noVBand="1" w:val="04A0"/>
+      </w:tblPr>
+      <w:tblGrid>
+        <w:gridCol w:w="4819"/>
+        <w:gridCol w:w="4819"/>
+      </w:tblGrid>
+      <w:tr>
+        <w:tc>
+          <w:tcPr>
+            <w:tcW w:type="dxa" w:w="1500"/>
+            <w:tcBorders>
+              <w:top w:val="single" w:color="BFBFBF" w:sz="4"/>
+              <w:left w:val="single" w:color="BFBFBF" w:sz="4"/>
+              <w:bottom w:val="single" w:color="BFBFBF" w:sz="4"/>
+              <w:right w:val="single" w:color="BFBFBF" w:sz="4"/>
+            </w:tcBorders>
+            <w:shd w:fill="DEEAF6" w:color="auto" w:val="clear"/>
+          </w:tcPr>
+          <w:p>
+            <w:r>
+              <w:rPr>
+                <w:rFonts w:ascii="Malgun Gothic" w:hAnsi="Malgun Gothic" w:cs="Malgun Gothic" w:eastAsia="Malgun Gothic"/>
+                <w:b/>
+                <w:i w:val="0"/>
+                <w:color w:val="1F3864"/>
+                <w:sz w:val="20"/>
+              </w:rPr>
+              <w:t>주요 단어</w:t>
+            </w:r>
+          </w:p>
+        </w:tc>
+        <w:tc>
+          <w:tcPr>
+            <w:tcW w:type="dxa" w:w="8138"/>
+            <w:tcBorders>
+              <w:top w:val="single" w:color="BFBFBF" w:sz="4"/>
+              <w:left w:val="single" w:color="BFBFBF" w:sz="4"/>
+              <w:bottom w:val="single" w:color="BFBFBF" w:sz="4"/>
+              <w:right w:val="single" w:color="BFBFBF" w:sz="4"/>
+            </w:tcBorders>
+          </w:tcPr>
+          <w:p>
+            <w:pPr>
+              <w:spacing w:after="40"/>
+            </w:pPr>
+            <w:r>
+              <w:rPr>
+                <w:rFonts w:ascii="Arial" w:hAnsi="Arial" w:cs="Arial" w:eastAsia="Malgun Gothic"/>
+                <w:b/>
+                <w:i w:val="0"/>
+                <w:sz w:val="20"/>
+              </w:rPr>
+              <w:t>die Falle, -n</w:t>
+            </w:r>
+            <w:r>
+              <w:rPr>
+                <w:rFonts w:ascii="Malgun Gothic" w:hAnsi="Malgun Gothic" w:cs="Malgun Gothic" w:eastAsia="Malgun Gothic"/>
+                <w:b w:val="0"/>
+                <w:i w:val="0"/>
+                <w:sz w:val="20"/>
+              </w:rPr>
+              <w:t xml:space="preserve">  —  함정</w:t>
+            </w:r>
+          </w:p>
+          <w:p>
+            <w:pPr>
+              <w:spacing w:after="40"/>
+            </w:pPr>
+            <w:r>
+              <w:rPr>
+                <w:rFonts w:ascii="Arial" w:hAnsi="Arial" w:cs="Arial" w:eastAsia="Malgun Gothic"/>
+                <w:b/>
+                <w:i w:val="0"/>
+                <w:sz w:val="20"/>
+              </w:rPr>
+              <w:t>emotional</w:t>
+            </w:r>
+            <w:r>
+              <w:rPr>
+                <w:rFonts w:ascii="Malgun Gothic" w:hAnsi="Malgun Gothic" w:cs="Malgun Gothic" w:eastAsia="Malgun Gothic"/>
+                <w:b w:val="0"/>
+                <w:i w:val="0"/>
+                <w:sz w:val="20"/>
+              </w:rPr>
+              <w:t xml:space="preserve">  —  감정적으로</w:t>
+            </w:r>
+          </w:p>
+          <w:p>
+            <w:pPr>
+              <w:spacing w:after="40"/>
+            </w:pPr>
+            <w:r>
+              <w:rPr>
+                <w:rFonts w:ascii="Arial" w:hAnsi="Arial" w:cs="Arial" w:eastAsia="Malgun Gothic"/>
+                <w:b/>
+                <w:i w:val="0"/>
+                <w:sz w:val="20"/>
+              </w:rPr>
+              <w:t>üben</w:t>
+            </w:r>
+            <w:r>
+              <w:rPr>
+                <w:rFonts w:ascii="Malgun Gothic" w:hAnsi="Malgun Gothic" w:cs="Malgun Gothic" w:eastAsia="Malgun Gothic"/>
+                <w:b w:val="0"/>
+                <w:i w:val="0"/>
+                <w:sz w:val="20"/>
+              </w:rPr>
+              <w:t xml:space="preserve">  —  연습하다</w:t>
+            </w:r>
+          </w:p>
+        </w:tc>
+      </w:tr>
+      <w:tr>
+        <w:tc>
+          <w:tcPr>
+            <w:tcW w:type="dxa" w:w="1500"/>
+            <w:tcBorders>
+              <w:top w:val="single" w:color="BFBFBF" w:sz="4"/>
+              <w:left w:val="single" w:color="BFBFBF" w:sz="4"/>
+              <w:bottom w:val="single" w:color="BFBFBF" w:sz="4"/>
+              <w:right w:val="single" w:color="BFBFBF" w:sz="4"/>
+            </w:tcBorders>
+            <w:shd w:fill="DEEAF6" w:color="auto" w:val="clear"/>
+          </w:tcPr>
+          <w:p>
+            <w:r>
+              <w:rPr>
+                <w:rFonts w:ascii="Malgun Gothic" w:hAnsi="Malgun Gothic" w:cs="Malgun Gothic" w:eastAsia="Malgun Gothic"/>
+                <w:b/>
+                <w:i w:val="0"/>
+                <w:color w:val="1F3864"/>
+                <w:sz w:val="20"/>
+              </w:rPr>
+              <w:t>문법</w:t>
+            </w:r>
+          </w:p>
+        </w:tc>
+        <w:tc>
+          <w:tcPr>
+            <w:tcW w:type="dxa" w:w="8138"/>
+            <w:tcBorders>
+              <w:top w:val="single" w:color="BFBFBF" w:sz="4"/>
+              <w:left w:val="single" w:color="BFBFBF" w:sz="4"/>
+              <w:bottom w:val="single" w:color="BFBFBF" w:sz="4"/>
+              <w:right w:val="single" w:color="BFBFBF" w:sz="4"/>
+            </w:tcBorders>
+          </w:tcPr>
+          <w:p>
+            <w:pPr>
+              <w:spacing w:after="40"/>
+            </w:pPr>
+            <w:r>
+              <w:rPr>
+                <w:rFonts w:ascii="Malgun Gothic" w:hAnsi="Malgun Gothic" w:cs="Malgun Gothic" w:eastAsia="Malgun Gothic"/>
+                <w:b w:val="0"/>
+                <w:i w:val="0"/>
+                <w:sz w:val="20"/>
+              </w:rPr>
+              <w:t>Das sollen Sie auch에서 sollen은 의무를 나타냅니다. Sie reden zu viel, Sie reden zu emotional, oder Sie reden gar nicht mehr는 세 문장의 병렬입니다.</w:t>
+            </w:r>
+          </w:p>
+        </w:tc>
+      </w:tr>
+      <w:tr>
+        <w:tc>
+          <w:tcPr>
+            <w:tcW w:type="dxa" w:w="1500"/>
+            <w:tcBorders>
+              <w:top w:val="single" w:color="BFBFBF" w:sz="4"/>
+              <w:left w:val="single" w:color="BFBFBF" w:sz="4"/>
+              <w:bottom w:val="single" w:color="BFBFBF" w:sz="4"/>
+              <w:right w:val="single" w:color="BFBFBF" w:sz="4"/>
+            </w:tcBorders>
+            <w:shd w:fill="DEEAF6" w:color="auto" w:val="clear"/>
+          </w:tcPr>
+          <w:p>
+            <w:r>
+              <w:rPr>
+                <w:rFonts w:ascii="Malgun Gothic" w:hAnsi="Malgun Gothic" w:cs="Malgun Gothic" w:eastAsia="Malgun Gothic"/>
+                <w:b/>
+                <w:i w:val="0"/>
+                <w:color w:val="1F3864"/>
+                <w:sz w:val="20"/>
+              </w:rPr>
+              <w:t>표현</w:t>
+            </w:r>
+          </w:p>
+        </w:tc>
+        <w:tc>
+          <w:tcPr>
+            <w:tcW w:type="dxa" w:w="8138"/>
+            <w:tcBorders>
+              <w:top w:val="single" w:color="BFBFBF" w:sz="4"/>
+              <w:left w:val="single" w:color="BFBFBF" w:sz="4"/>
+              <w:bottom w:val="single" w:color="BFBFBF" w:sz="4"/>
+              <w:right w:val="single" w:color="BFBFBF" w:sz="4"/>
+            </w:tcBorders>
+          </w:tcPr>
+          <w:p>
+            <w:pPr>
+              <w:spacing w:after="40"/>
+            </w:pPr>
+            <w:r>
+              <w:rPr>
+                <w:rFonts w:ascii="Malgun Gothic" w:hAnsi="Malgun Gothic" w:cs="Malgun Gothic" w:eastAsia="Malgun Gothic"/>
+                <w:b w:val="0"/>
+                <w:i w:val="0"/>
+                <w:sz w:val="20"/>
+              </w:rPr>
+              <w:t>gar nicht mehr는 아예 더 이상 ~않다입니다.</w:t>
+            </w:r>
+          </w:p>
+        </w:tc>
+      </w:tr>
+      <w:tr>
+        <w:tc>
+          <w:tcPr>
+            <w:tcW w:type="dxa" w:w="1500"/>
+            <w:tcBorders>
+              <w:top w:val="single" w:color="BFBFBF" w:sz="4"/>
+              <w:left w:val="single" w:color="BFBFBF" w:sz="4"/>
+              <w:bottom w:val="single" w:color="BFBFBF" w:sz="4"/>
+              <w:right w:val="single" w:color="BFBFBF" w:sz="4"/>
+            </w:tcBorders>
+            <w:shd w:fill="DEEAF6" w:color="auto" w:val="clear"/>
+          </w:tcPr>
+          <w:p>
+            <w:r>
+              <w:rPr>
+                <w:rFonts w:ascii="Malgun Gothic" w:hAnsi="Malgun Gothic" w:cs="Malgun Gothic" w:eastAsia="Malgun Gothic"/>
+                <w:b/>
+                <w:i w:val="0"/>
+                <w:color w:val="1F3864"/>
+                <w:sz w:val="20"/>
+              </w:rPr>
+              <w:t>시제</w:t>
+            </w:r>
+          </w:p>
+        </w:tc>
+        <w:tc>
+          <w:tcPr>
+            <w:tcW w:type="dxa" w:w="8138"/>
+            <w:tcBorders>
+              <w:top w:val="single" w:color="BFBFBF" w:sz="4"/>
+              <w:left w:val="single" w:color="BFBFBF" w:sz="4"/>
+              <w:bottom w:val="single" w:color="BFBFBF" w:sz="4"/>
+              <w:right w:val="single" w:color="BFBFBF" w:sz="4"/>
+            </w:tcBorders>
+          </w:tcPr>
+          <w:p>
+            <w:pPr>
+              <w:spacing w:after="40"/>
+            </w:pPr>
+            <w:r>
+              <w:rPr>
+                <w:rFonts w:ascii="Malgun Gothic" w:hAnsi="Malgun Gothic" w:cs="Malgun Gothic" w:eastAsia="Malgun Gothic"/>
+                <w:b w:val="0"/>
+                <w:i w:val="0"/>
+                <w:sz w:val="20"/>
+              </w:rPr>
+              <w:t>sollen, gibt, reden, üben은 현재형입니다.</w:t>
+            </w:r>
+          </w:p>
+        </w:tc>
+      </w:tr>
+    </w:tbl>
+    <w:p>
+      <w:pPr>
+        <w:spacing w:after="0"/>
+      </w:pPr>
+    </w:p>
+    <w:p>
+      <w:pPr>
+        <w:keepNext/>
+        <w:spacing w:before="160"/>
+      </w:pPr>
+      <w:r>
+        <w:rPr>
+          <w:rFonts w:ascii="Arial" w:hAnsi="Arial" w:cs="Arial" w:eastAsia="Malgun Gothic"/>
+          <w:b/>
+          <w:i w:val="0"/>
+          <w:sz w:val="22"/>
+        </w:rPr>
+        <w:t>65. Dennis: Und was ist, wenn ich zittere? Wenn meine Stimme wegbricht?</w:t>
+      </w:r>
+    </w:p>
+    <w:p>
+      <w:pPr>
+        <w:keepNext/>
+        <w:ind w:left="340"/>
+      </w:pPr>
+      <w:r>
+        <w:rPr>
+          <w:rFonts w:ascii="Malgun Gothic" w:hAnsi="Malgun Gothic" w:cs="Malgun Gothic" w:eastAsia="Malgun Gothic"/>
+          <w:b w:val="0"/>
+          <w:i/>
+          <w:color w:val="404040"/>
+          <w:sz w:val="20"/>
+        </w:rPr>
+        <w:t>그리고 제가 떨면요? 목소리가 끊기면요?</w:t>
+      </w:r>
+    </w:p>
+    <w:tbl>
+      <w:tblPr>
+        <w:tblW w:type="auto" w:w="0"/>
+        <w:tblLayout w:type="fixed"/>
+        <w:tblLook w:firstColumn="1" w:firstRow="1" w:lastColumn="0" w:lastRow="0" w:noHBand="0" w:noVBand="1" w:val="04A0"/>
+      </w:tblPr>
+      <w:tblGrid>
+        <w:gridCol w:w="4819"/>
+        <w:gridCol w:w="4819"/>
+      </w:tblGrid>
+      <w:tr>
+        <w:tc>
+          <w:tcPr>
+            <w:tcW w:type="dxa" w:w="1500"/>
+            <w:tcBorders>
+              <w:top w:val="single" w:color="BFBFBF" w:sz="4"/>
+              <w:left w:val="single" w:color="BFBFBF" w:sz="4"/>
+              <w:bottom w:val="single" w:color="BFBFBF" w:sz="4"/>
+              <w:right w:val="single" w:color="BFBFBF" w:sz="4"/>
+            </w:tcBorders>
+            <w:shd w:fill="DEEAF6" w:color="auto" w:val="clear"/>
+          </w:tcPr>
+          <w:p>
+            <w:r>
+              <w:rPr>
+                <w:rFonts w:ascii="Malgun Gothic" w:hAnsi="Malgun Gothic" w:cs="Malgun Gothic" w:eastAsia="Malgun Gothic"/>
+                <w:b/>
+                <w:i w:val="0"/>
+                <w:color w:val="1F3864"/>
+                <w:sz w:val="20"/>
+              </w:rPr>
+              <w:t>주요 단어</w:t>
+            </w:r>
+          </w:p>
+        </w:tc>
+        <w:tc>
+          <w:tcPr>
+            <w:tcW w:type="dxa" w:w="8138"/>
+            <w:tcBorders>
+              <w:top w:val="single" w:color="BFBFBF" w:sz="4"/>
+              <w:left w:val="single" w:color="BFBFBF" w:sz="4"/>
+              <w:bottom w:val="single" w:color="BFBFBF" w:sz="4"/>
+              <w:right w:val="single" w:color="BFBFBF" w:sz="4"/>
+            </w:tcBorders>
+          </w:tcPr>
+          <w:p>
+            <w:pPr>
+              <w:spacing w:after="40"/>
+            </w:pPr>
+            <w:r>
+              <w:rPr>
+                <w:rFonts w:ascii="Arial" w:hAnsi="Arial" w:cs="Arial" w:eastAsia="Malgun Gothic"/>
+                <w:b/>
+                <w:i w:val="0"/>
+                <w:sz w:val="20"/>
+              </w:rPr>
+              <w:t>zittern</w:t>
+            </w:r>
+            <w:r>
+              <w:rPr>
+                <w:rFonts w:ascii="Malgun Gothic" w:hAnsi="Malgun Gothic" w:cs="Malgun Gothic" w:eastAsia="Malgun Gothic"/>
+                <w:b w:val="0"/>
+                <w:i w:val="0"/>
+                <w:sz w:val="20"/>
+              </w:rPr>
+              <w:t xml:space="preserve">  —  떨다</w:t>
+            </w:r>
+          </w:p>
+          <w:p>
+            <w:pPr>
+              <w:spacing w:after="40"/>
+            </w:pPr>
+            <w:r>
+              <w:rPr>
+                <w:rFonts w:ascii="Arial" w:hAnsi="Arial" w:cs="Arial" w:eastAsia="Malgun Gothic"/>
+                <w:b/>
+                <w:i w:val="0"/>
+                <w:sz w:val="20"/>
+              </w:rPr>
+              <w:t>wegbrechen</w:t>
+            </w:r>
+            <w:r>
+              <w:rPr>
+                <w:rFonts w:ascii="Malgun Gothic" w:hAnsi="Malgun Gothic" w:cs="Malgun Gothic" w:eastAsia="Malgun Gothic"/>
+                <w:b w:val="0"/>
+                <w:i w:val="0"/>
+                <w:sz w:val="20"/>
+              </w:rPr>
+              <w:t xml:space="preserve">  —  끊기다</w:t>
+            </w:r>
+          </w:p>
+          <w:p>
+            <w:pPr>
+              <w:spacing w:after="40"/>
+            </w:pPr>
+            <w:r>
+              <w:rPr>
+                <w:rFonts w:ascii="Arial" w:hAnsi="Arial" w:cs="Arial" w:eastAsia="Malgun Gothic"/>
+                <w:b/>
+                <w:i w:val="0"/>
+                <w:sz w:val="20"/>
+              </w:rPr>
+              <w:t>die Stimme, -n</w:t>
+            </w:r>
+            <w:r>
+              <w:rPr>
+                <w:rFonts w:ascii="Malgun Gothic" w:hAnsi="Malgun Gothic" w:cs="Malgun Gothic" w:eastAsia="Malgun Gothic"/>
+                <w:b w:val="0"/>
+                <w:i w:val="0"/>
+                <w:sz w:val="20"/>
+              </w:rPr>
+              <w:t xml:space="preserve">  —  목소리</w:t>
+            </w:r>
+          </w:p>
+        </w:tc>
+      </w:tr>
+      <w:tr>
+        <w:tc>
+          <w:tcPr>
+            <w:tcW w:type="dxa" w:w="1500"/>
+            <w:tcBorders>
+              <w:top w:val="single" w:color="BFBFBF" w:sz="4"/>
+              <w:left w:val="single" w:color="BFBFBF" w:sz="4"/>
+              <w:bottom w:val="single" w:color="BFBFBF" w:sz="4"/>
+              <w:right w:val="single" w:color="BFBFBF" w:sz="4"/>
+            </w:tcBorders>
+            <w:shd w:fill="DEEAF6" w:color="auto" w:val="clear"/>
+          </w:tcPr>
+          <w:p>
+            <w:r>
+              <w:rPr>
+                <w:rFonts w:ascii="Malgun Gothic" w:hAnsi="Malgun Gothic" w:cs="Malgun Gothic" w:eastAsia="Malgun Gothic"/>
+                <w:b/>
+                <w:i w:val="0"/>
+                <w:color w:val="1F3864"/>
+                <w:sz w:val="20"/>
+              </w:rPr>
+              <w:t>문법</w:t>
+            </w:r>
+          </w:p>
+        </w:tc>
+        <w:tc>
+          <w:tcPr>
+            <w:tcW w:type="dxa" w:w="8138"/>
+            <w:tcBorders>
+              <w:top w:val="single" w:color="BFBFBF" w:sz="4"/>
+              <w:left w:val="single" w:color="BFBFBF" w:sz="4"/>
+              <w:bottom w:val="single" w:color="BFBFBF" w:sz="4"/>
+              <w:right w:val="single" w:color="BFBFBF" w:sz="4"/>
+            </w:tcBorders>
+          </w:tcPr>
+          <w:p>
+            <w:pPr>
+              <w:spacing w:after="40"/>
+            </w:pPr>
+            <w:r>
+              <w:rPr>
+                <w:rFonts w:ascii="Malgun Gothic" w:hAnsi="Malgun Gothic" w:cs="Malgun Gothic" w:eastAsia="Malgun Gothic"/>
+                <w:b w:val="0"/>
+                <w:i w:val="0"/>
+                <w:sz w:val="20"/>
+              </w:rPr>
+              <w:t>Und was ist, wenn ich zittere?는 가정을 묻는 의문문입니다. Wenn meine Stimme wegbricht에서 wegbricht가 끝에서 붙습니다.</w:t>
+            </w:r>
+          </w:p>
+        </w:tc>
+      </w:tr>
+      <w:tr>
+        <w:tc>
+          <w:tcPr>
+            <w:tcW w:type="dxa" w:w="1500"/>
+            <w:tcBorders>
+              <w:top w:val="single" w:color="BFBFBF" w:sz="4"/>
+              <w:left w:val="single" w:color="BFBFBF" w:sz="4"/>
+              <w:bottom w:val="single" w:color="BFBFBF" w:sz="4"/>
+              <w:right w:val="single" w:color="BFBFBF" w:sz="4"/>
+            </w:tcBorders>
+            <w:shd w:fill="DEEAF6" w:color="auto" w:val="clear"/>
+          </w:tcPr>
+          <w:p>
+            <w:r>
+              <w:rPr>
+                <w:rFonts w:ascii="Malgun Gothic" w:hAnsi="Malgun Gothic" w:cs="Malgun Gothic" w:eastAsia="Malgun Gothic"/>
+                <w:b/>
+                <w:i w:val="0"/>
+                <w:color w:val="1F3864"/>
+                <w:sz w:val="20"/>
+              </w:rPr>
+              <w:t>표현</w:t>
+            </w:r>
+          </w:p>
+        </w:tc>
+        <w:tc>
+          <w:tcPr>
+            <w:tcW w:type="dxa" w:w="8138"/>
+            <w:tcBorders>
+              <w:top w:val="single" w:color="BFBFBF" w:sz="4"/>
+              <w:left w:val="single" w:color="BFBFBF" w:sz="4"/>
+              <w:bottom w:val="single" w:color="BFBFBF" w:sz="4"/>
+              <w:right w:val="single" w:color="BFBFBF" w:sz="4"/>
+            </w:tcBorders>
+          </w:tcPr>
+          <w:p>
+            <w:pPr>
+              <w:spacing w:after="40"/>
+            </w:pPr>
+            <w:r>
+              <w:rPr>
+                <w:rFonts w:ascii="Malgun Gothic" w:hAnsi="Malgun Gothic" w:cs="Malgun Gothic" w:eastAsia="Malgun Gothic"/>
+                <w:b w:val="0"/>
+                <w:i w:val="0"/>
+                <w:sz w:val="20"/>
+              </w:rPr>
+              <w:t>Wenn ...로 시작하는 생략 의문문입니다.</w:t>
+            </w:r>
+          </w:p>
+        </w:tc>
+      </w:tr>
+      <w:tr>
+        <w:tc>
+          <w:tcPr>
+            <w:tcW w:type="dxa" w:w="1500"/>
+            <w:tcBorders>
+              <w:top w:val="single" w:color="BFBFBF" w:sz="4"/>
+              <w:left w:val="single" w:color="BFBFBF" w:sz="4"/>
+              <w:bottom w:val="single" w:color="BFBFBF" w:sz="4"/>
+              <w:right w:val="single" w:color="BFBFBF" w:sz="4"/>
+            </w:tcBorders>
+            <w:shd w:fill="DEEAF6" w:color="auto" w:val="clear"/>
+          </w:tcPr>
+          <w:p>
+            <w:r>
+              <w:rPr>
+                <w:rFonts w:ascii="Malgun Gothic" w:hAnsi="Malgun Gothic" w:cs="Malgun Gothic" w:eastAsia="Malgun Gothic"/>
+                <w:b/>
+                <w:i w:val="0"/>
+                <w:color w:val="1F3864"/>
+                <w:sz w:val="20"/>
+              </w:rPr>
+              <w:t>시제</w:t>
+            </w:r>
+          </w:p>
+        </w:tc>
+        <w:tc>
+          <w:tcPr>
+            <w:tcW w:type="dxa" w:w="8138"/>
+            <w:tcBorders>
+              <w:top w:val="single" w:color="BFBFBF" w:sz="4"/>
+              <w:left w:val="single" w:color="BFBFBF" w:sz="4"/>
+              <w:bottom w:val="single" w:color="BFBFBF" w:sz="4"/>
+              <w:right w:val="single" w:color="BFBFBF" w:sz="4"/>
+            </w:tcBorders>
+          </w:tcPr>
+          <w:p>
+            <w:pPr>
+              <w:spacing w:after="40"/>
+            </w:pPr>
+            <w:r>
+              <w:rPr>
+                <w:rFonts w:ascii="Malgun Gothic" w:hAnsi="Malgun Gothic" w:cs="Malgun Gothic" w:eastAsia="Malgun Gothic"/>
+                <w:b w:val="0"/>
+                <w:i w:val="0"/>
+                <w:sz w:val="20"/>
+              </w:rPr>
+              <w:t>ist, zittere, wegbricht는 현재형입니다.</w:t>
+            </w:r>
+          </w:p>
+        </w:tc>
+      </w:tr>
+    </w:tbl>
+    <w:p>
+      <w:pPr>
+        <w:spacing w:after="0"/>
+      </w:pPr>
+    </w:p>
+    <w:p>
+      <w:pPr>
+        <w:keepNext/>
+        <w:spacing w:before="160"/>
+      </w:pPr>
+      <w:r>
+        <w:rPr>
+          <w:rFonts w:ascii="Arial" w:hAnsi="Arial" w:cs="Arial" w:eastAsia="Malgun Gothic"/>
+          <w:b/>
+          <w:i w:val="0"/>
+          <w:sz w:val="22"/>
+        </w:rPr>
+        <w:t>66. Hanna: Dann zittern Sie, und die Stimme bricht weg. Richter sind Menschen. Eine gebrochene Stimme überzeugt manchmal mehr als drei geschliffene Absätze.</w:t>
+      </w:r>
+    </w:p>
+    <w:p>
+      <w:pPr>
+        <w:keepNext/>
+        <w:ind w:left="340"/>
+      </w:pPr>
+      <w:r>
+        <w:rPr>
+          <w:rFonts w:ascii="Malgun Gothic" w:hAnsi="Malgun Gothic" w:cs="Malgun Gothic" w:eastAsia="Malgun Gothic"/>
+          <w:b w:val="0"/>
+          <w:i/>
+          <w:color w:val="404040"/>
+          <w:sz w:val="20"/>
+        </w:rPr>
+        <w:t>그럼 떨고 목소리가 끊기면 됩니다. 판사도 사람이에요. 끊긴 목소리가 때로는 다듬어진 세 단락보다 더 설득력이 있습니다.</w:t>
+      </w:r>
+    </w:p>
+    <w:tbl>
+      <w:tblPr>
+        <w:tblW w:type="auto" w:w="0"/>
+        <w:tblLayout w:type="fixed"/>
+        <w:tblLook w:firstColumn="1" w:firstRow="1" w:lastColumn="0" w:lastRow="0" w:noHBand="0" w:noVBand="1" w:val="04A0"/>
+      </w:tblPr>
+      <w:tblGrid>
+        <w:gridCol w:w="4819"/>
+        <w:gridCol w:w="4819"/>
+      </w:tblGrid>
+      <w:tr>
+        <w:tc>
+          <w:tcPr>
+            <w:tcW w:type="dxa" w:w="1500"/>
+            <w:tcBorders>
+              <w:top w:val="single" w:color="BFBFBF" w:sz="4"/>
+              <w:left w:val="single" w:color="BFBFBF" w:sz="4"/>
+              <w:bottom w:val="single" w:color="BFBFBF" w:sz="4"/>
+              <w:right w:val="single" w:color="BFBFBF" w:sz="4"/>
+            </w:tcBorders>
+            <w:shd w:fill="DEEAF6" w:color="auto" w:val="clear"/>
+          </w:tcPr>
+          <w:p>
+            <w:r>
+              <w:rPr>
+                <w:rFonts w:ascii="Malgun Gothic" w:hAnsi="Malgun Gothic" w:cs="Malgun Gothic" w:eastAsia="Malgun Gothic"/>
+                <w:b/>
+                <w:i w:val="0"/>
+                <w:color w:val="1F3864"/>
+                <w:sz w:val="20"/>
+              </w:rPr>
+              <w:t>주요 단어</w:t>
+            </w:r>
+          </w:p>
+        </w:tc>
+        <w:tc>
+          <w:tcPr>
+            <w:tcW w:type="dxa" w:w="8138"/>
+            <w:tcBorders>
+              <w:top w:val="single" w:color="BFBFBF" w:sz="4"/>
+              <w:left w:val="single" w:color="BFBFBF" w:sz="4"/>
+              <w:bottom w:val="single" w:color="BFBFBF" w:sz="4"/>
+              <w:right w:val="single" w:color="BFBFBF" w:sz="4"/>
+            </w:tcBorders>
+          </w:tcPr>
+          <w:p>
+            <w:pPr>
+              <w:spacing w:after="40"/>
+            </w:pPr>
+            <w:r>
+              <w:rPr>
+                <w:rFonts w:ascii="Arial" w:hAnsi="Arial" w:cs="Arial" w:eastAsia="Malgun Gothic"/>
+                <w:b/>
+                <w:i w:val="0"/>
+                <w:sz w:val="20"/>
+              </w:rPr>
+              <w:t>überzeugen</w:t>
+            </w:r>
+            <w:r>
+              <w:rPr>
+                <w:rFonts w:ascii="Malgun Gothic" w:hAnsi="Malgun Gothic" w:cs="Malgun Gothic" w:eastAsia="Malgun Gothic"/>
+                <w:b w:val="0"/>
+                <w:i w:val="0"/>
+                <w:sz w:val="20"/>
+              </w:rPr>
+              <w:t xml:space="preserve">  —  설득하다</w:t>
+            </w:r>
+          </w:p>
+          <w:p>
+            <w:pPr>
+              <w:spacing w:after="40"/>
+            </w:pPr>
+            <w:r>
+              <w:rPr>
+                <w:rFonts w:ascii="Arial" w:hAnsi="Arial" w:cs="Arial" w:eastAsia="Malgun Gothic"/>
+                <w:b/>
+                <w:i w:val="0"/>
+                <w:sz w:val="20"/>
+              </w:rPr>
+              <w:t>geschliffen</w:t>
+            </w:r>
+            <w:r>
+              <w:rPr>
+                <w:rFonts w:ascii="Malgun Gothic" w:hAnsi="Malgun Gothic" w:cs="Malgun Gothic" w:eastAsia="Malgun Gothic"/>
+                <w:b w:val="0"/>
+                <w:i w:val="0"/>
+                <w:sz w:val="20"/>
+              </w:rPr>
+              <w:t xml:space="preserve">  —  다듬어진</w:t>
+            </w:r>
+          </w:p>
+          <w:p>
+            <w:pPr>
+              <w:spacing w:after="40"/>
+            </w:pPr>
+            <w:r>
+              <w:rPr>
+                <w:rFonts w:ascii="Arial" w:hAnsi="Arial" w:cs="Arial" w:eastAsia="Malgun Gothic"/>
+                <w:b/>
+                <w:i w:val="0"/>
+                <w:sz w:val="20"/>
+              </w:rPr>
+              <w:t>der Absatz, -sätze</w:t>
+            </w:r>
+            <w:r>
+              <w:rPr>
+                <w:rFonts w:ascii="Malgun Gothic" w:hAnsi="Malgun Gothic" w:cs="Malgun Gothic" w:eastAsia="Malgun Gothic"/>
+                <w:b w:val="0"/>
+                <w:i w:val="0"/>
+                <w:sz w:val="20"/>
+              </w:rPr>
+              <w:t xml:space="preserve">  —  단락</w:t>
+            </w:r>
+          </w:p>
+        </w:tc>
+      </w:tr>
+      <w:tr>
+        <w:tc>
+          <w:tcPr>
+            <w:tcW w:type="dxa" w:w="1500"/>
+            <w:tcBorders>
+              <w:top w:val="single" w:color="BFBFBF" w:sz="4"/>
+              <w:left w:val="single" w:color="BFBFBF" w:sz="4"/>
+              <w:bottom w:val="single" w:color="BFBFBF" w:sz="4"/>
+              <w:right w:val="single" w:color="BFBFBF" w:sz="4"/>
+            </w:tcBorders>
+            <w:shd w:fill="DEEAF6" w:color="auto" w:val="clear"/>
+          </w:tcPr>
+          <w:p>
+            <w:r>
+              <w:rPr>
+                <w:rFonts w:ascii="Malgun Gothic" w:hAnsi="Malgun Gothic" w:cs="Malgun Gothic" w:eastAsia="Malgun Gothic"/>
+                <w:b/>
+                <w:i w:val="0"/>
+                <w:color w:val="1F3864"/>
+                <w:sz w:val="20"/>
+              </w:rPr>
+              <w:t>문법</w:t>
+            </w:r>
+          </w:p>
+        </w:tc>
+        <w:tc>
+          <w:tcPr>
+            <w:tcW w:type="dxa" w:w="8138"/>
+            <w:tcBorders>
+              <w:top w:val="single" w:color="BFBFBF" w:sz="4"/>
+              <w:left w:val="single" w:color="BFBFBF" w:sz="4"/>
+              <w:bottom w:val="single" w:color="BFBFBF" w:sz="4"/>
+              <w:right w:val="single" w:color="BFBFBF" w:sz="4"/>
+            </w:tcBorders>
+          </w:tcPr>
+          <w:p>
+            <w:pPr>
+              <w:spacing w:after="40"/>
+            </w:pPr>
+            <w:r>
+              <w:rPr>
+                <w:rFonts w:ascii="Malgun Gothic" w:hAnsi="Malgun Gothic" w:cs="Malgun Gothic" w:eastAsia="Malgun Gothic"/>
+                <w:b w:val="0"/>
+                <w:i w:val="0"/>
+                <w:sz w:val="20"/>
+              </w:rPr>
+              <w:t>Eine gebrochene Stimme überzeugt manchmal mehr als drei geschliffene Absätze에서 mehr als는 비교 구문입니다. gebrochen과 geschliffen은 과거분사 형용사입니다.</w:t>
+            </w:r>
+          </w:p>
+        </w:tc>
+      </w:tr>
+      <w:tr>
+        <w:tc>
+          <w:tcPr>
+            <w:tcW w:type="dxa" w:w="1500"/>
+            <w:tcBorders>
+              <w:top w:val="single" w:color="BFBFBF" w:sz="4"/>
+              <w:left w:val="single" w:color="BFBFBF" w:sz="4"/>
+              <w:bottom w:val="single" w:color="BFBFBF" w:sz="4"/>
+              <w:right w:val="single" w:color="BFBFBF" w:sz="4"/>
+            </w:tcBorders>
+            <w:shd w:fill="DEEAF6" w:color="auto" w:val="clear"/>
+          </w:tcPr>
+          <w:p>
+            <w:r>
+              <w:rPr>
+                <w:rFonts w:ascii="Malgun Gothic" w:hAnsi="Malgun Gothic" w:cs="Malgun Gothic" w:eastAsia="Malgun Gothic"/>
+                <w:b/>
+                <w:i w:val="0"/>
+                <w:color w:val="1F3864"/>
+                <w:sz w:val="20"/>
+              </w:rPr>
+              <w:t>표현</w:t>
+            </w:r>
+          </w:p>
+        </w:tc>
+        <w:tc>
+          <w:tcPr>
+            <w:tcW w:type="dxa" w:w="8138"/>
+            <w:tcBorders>
+              <w:top w:val="single" w:color="BFBFBF" w:sz="4"/>
+              <w:left w:val="single" w:color="BFBFBF" w:sz="4"/>
+              <w:bottom w:val="single" w:color="BFBFBF" w:sz="4"/>
+              <w:right w:val="single" w:color="BFBFBF" w:sz="4"/>
+            </w:tcBorders>
+          </w:tcPr>
+          <w:p>
+            <w:pPr>
+              <w:spacing w:after="40"/>
+            </w:pPr>
+            <w:r>
+              <w:rPr>
+                <w:rFonts w:ascii="Malgun Gothic" w:hAnsi="Malgun Gothic" w:cs="Malgun Gothic" w:eastAsia="Malgun Gothic"/>
+                <w:b w:val="0"/>
+                <w:i w:val="0"/>
+                <w:sz w:val="20"/>
+              </w:rPr>
+              <w:t>Richter sind Menschen는 평범한 사실을 강조합니다.</w:t>
+            </w:r>
+          </w:p>
+        </w:tc>
+      </w:tr>
+      <w:tr>
+        <w:tc>
+          <w:tcPr>
+            <w:tcW w:type="dxa" w:w="1500"/>
+            <w:tcBorders>
+              <w:top w:val="single" w:color="BFBFBF" w:sz="4"/>
+              <w:left w:val="single" w:color="BFBFBF" w:sz="4"/>
+              <w:bottom w:val="single" w:color="BFBFBF" w:sz="4"/>
+              <w:right w:val="single" w:color="BFBFBF" w:sz="4"/>
+            </w:tcBorders>
+            <w:shd w:fill="DEEAF6" w:color="auto" w:val="clear"/>
+          </w:tcPr>
+          <w:p>
+            <w:r>
+              <w:rPr>
+                <w:rFonts w:ascii="Malgun Gothic" w:hAnsi="Malgun Gothic" w:cs="Malgun Gothic" w:eastAsia="Malgun Gothic"/>
+                <w:b/>
+                <w:i w:val="0"/>
+                <w:color w:val="1F3864"/>
+                <w:sz w:val="20"/>
+              </w:rPr>
+              <w:t>시제</w:t>
+            </w:r>
+          </w:p>
+        </w:tc>
+        <w:tc>
+          <w:tcPr>
+            <w:tcW w:type="dxa" w:w="8138"/>
+            <w:tcBorders>
+              <w:top w:val="single" w:color="BFBFBF" w:sz="4"/>
+              <w:left w:val="single" w:color="BFBFBF" w:sz="4"/>
+              <w:bottom w:val="single" w:color="BFBFBF" w:sz="4"/>
+              <w:right w:val="single" w:color="BFBFBF" w:sz="4"/>
+            </w:tcBorders>
+          </w:tcPr>
+          <w:p>
+            <w:pPr>
+              <w:spacing w:after="40"/>
+            </w:pPr>
+            <w:r>
+              <w:rPr>
+                <w:rFonts w:ascii="Malgun Gothic" w:hAnsi="Malgun Gothic" w:cs="Malgun Gothic" w:eastAsia="Malgun Gothic"/>
+                <w:b w:val="0"/>
+                <w:i w:val="0"/>
+                <w:sz w:val="20"/>
+              </w:rPr>
+              <w:t>zittern, bricht ... weg, sind, überzeugt는 현재형입니다.</w:t>
+            </w:r>
+          </w:p>
+        </w:tc>
+      </w:tr>
+    </w:tbl>
+    <w:p>
+      <w:pPr>
+        <w:spacing w:after="0"/>
+      </w:pPr>
+    </w:p>
+    <w:p>
+      <w:pPr>
+        <w:keepNext/>
+        <w:spacing w:before="160"/>
+      </w:pPr>
+      <w:r>
+        <w:rPr>
+          <w:rFonts w:ascii="Arial" w:hAnsi="Arial" w:cs="Arial" w:eastAsia="Malgun Gothic"/>
+          <w:b/>
+          <w:i w:val="0"/>
+          <w:sz w:val="22"/>
+        </w:rPr>
+        <w:t>67. Karim: Wenn du willst, begleiten wir dich alle. Fünfzig Fahrer im Zuschauerraum, schweigend, in Regenjacken. Kein Plakat, kein Wort. Nur da sein.</w:t>
+      </w:r>
+    </w:p>
+    <w:p>
+      <w:pPr>
+        <w:keepNext/>
+        <w:ind w:left="340"/>
+      </w:pPr>
+      <w:r>
+        <w:rPr>
+          <w:rFonts w:ascii="Malgun Gothic" w:hAnsi="Malgun Gothic" w:cs="Malgun Gothic" w:eastAsia="Malgun Gothic"/>
+          <w:b w:val="0"/>
+          <w:i/>
+          <w:color w:val="404040"/>
+          <w:sz w:val="20"/>
+        </w:rPr>
+        <w:t>원하면 우리 모두 따라갈게요. 방청석에 배달원 오십 명이 말없이 비옷을 입고 앉아 있는 거예요. 현수막도 말도 없이 그냥 있기만 하는 거죠.</w:t>
+      </w:r>
+    </w:p>
+    <w:tbl>
+      <w:tblPr>
+        <w:tblW w:type="auto" w:w="0"/>
+        <w:tblLayout w:type="fixed"/>
+        <w:tblLook w:firstColumn="1" w:firstRow="1" w:lastColumn="0" w:lastRow="0" w:noHBand="0" w:noVBand="1" w:val="04A0"/>
+      </w:tblPr>
+      <w:tblGrid>
+        <w:gridCol w:w="4819"/>
+        <w:gridCol w:w="4819"/>
+      </w:tblGrid>
+      <w:tr>
+        <w:tc>
+          <w:tcPr>
+            <w:tcW w:type="dxa" w:w="1500"/>
+            <w:tcBorders>
+              <w:top w:val="single" w:color="BFBFBF" w:sz="4"/>
+              <w:left w:val="single" w:color="BFBFBF" w:sz="4"/>
+              <w:bottom w:val="single" w:color="BFBFBF" w:sz="4"/>
+              <w:right w:val="single" w:color="BFBFBF" w:sz="4"/>
+            </w:tcBorders>
+            <w:shd w:fill="DEEAF6" w:color="auto" w:val="clear"/>
+          </w:tcPr>
+          <w:p>
+            <w:r>
+              <w:rPr>
+                <w:rFonts w:ascii="Malgun Gothic" w:hAnsi="Malgun Gothic" w:cs="Malgun Gothic" w:eastAsia="Malgun Gothic"/>
+                <w:b/>
+                <w:i w:val="0"/>
+                <w:color w:val="1F3864"/>
+                <w:sz w:val="20"/>
+              </w:rPr>
+              <w:t>주요 단어</w:t>
+            </w:r>
+          </w:p>
+        </w:tc>
+        <w:tc>
+          <w:tcPr>
+            <w:tcW w:type="dxa" w:w="8138"/>
+            <w:tcBorders>
+              <w:top w:val="single" w:color="BFBFBF" w:sz="4"/>
+              <w:left w:val="single" w:color="BFBFBF" w:sz="4"/>
+              <w:bottom w:val="single" w:color="BFBFBF" w:sz="4"/>
+              <w:right w:val="single" w:color="BFBFBF" w:sz="4"/>
+            </w:tcBorders>
+          </w:tcPr>
+          <w:p>
+            <w:pPr>
+              <w:spacing w:after="40"/>
+            </w:pPr>
+            <w:r>
+              <w:rPr>
+                <w:rFonts w:ascii="Arial" w:hAnsi="Arial" w:cs="Arial" w:eastAsia="Malgun Gothic"/>
+                <w:b/>
+                <w:i w:val="0"/>
+                <w:sz w:val="20"/>
+              </w:rPr>
+              <w:t>der Zuschauerraum, -räume</w:t>
+            </w:r>
+            <w:r>
+              <w:rPr>
+                <w:rFonts w:ascii="Malgun Gothic" w:hAnsi="Malgun Gothic" w:cs="Malgun Gothic" w:eastAsia="Malgun Gothic"/>
+                <w:b w:val="0"/>
+                <w:i w:val="0"/>
+                <w:sz w:val="20"/>
+              </w:rPr>
+              <w:t xml:space="preserve">  —  방청석</w:t>
+            </w:r>
+          </w:p>
+          <w:p>
+            <w:pPr>
+              <w:spacing w:after="40"/>
+            </w:pPr>
+            <w:r>
+              <w:rPr>
+                <w:rFonts w:ascii="Arial" w:hAnsi="Arial" w:cs="Arial" w:eastAsia="Malgun Gothic"/>
+                <w:b/>
+                <w:i w:val="0"/>
+                <w:sz w:val="20"/>
+              </w:rPr>
+              <w:t>schweigend</w:t>
+            </w:r>
+            <w:r>
+              <w:rPr>
+                <w:rFonts w:ascii="Malgun Gothic" w:hAnsi="Malgun Gothic" w:cs="Malgun Gothic" w:eastAsia="Malgun Gothic"/>
+                <w:b w:val="0"/>
+                <w:i w:val="0"/>
+                <w:sz w:val="20"/>
+              </w:rPr>
+              <w:t xml:space="preserve">  —  말없이</w:t>
+            </w:r>
+          </w:p>
+          <w:p>
+            <w:pPr>
+              <w:spacing w:after="40"/>
+            </w:pPr>
+            <w:r>
+              <w:rPr>
+                <w:rFonts w:ascii="Arial" w:hAnsi="Arial" w:cs="Arial" w:eastAsia="Malgun Gothic"/>
+                <w:b/>
+                <w:i w:val="0"/>
+                <w:sz w:val="20"/>
+              </w:rPr>
+              <w:t>das Plakat, -e</w:t>
+            </w:r>
+            <w:r>
+              <w:rPr>
+                <w:rFonts w:ascii="Malgun Gothic" w:hAnsi="Malgun Gothic" w:cs="Malgun Gothic" w:eastAsia="Malgun Gothic"/>
+                <w:b w:val="0"/>
+                <w:i w:val="0"/>
+                <w:sz w:val="20"/>
+              </w:rPr>
+              <w:t xml:space="preserve">  —  현수막</w:t>
+            </w:r>
+          </w:p>
+        </w:tc>
+      </w:tr>
+      <w:tr>
+        <w:tc>
+          <w:tcPr>
+            <w:tcW w:type="dxa" w:w="1500"/>
+            <w:tcBorders>
+              <w:top w:val="single" w:color="BFBFBF" w:sz="4"/>
+              <w:left w:val="single" w:color="BFBFBF" w:sz="4"/>
+              <w:bottom w:val="single" w:color="BFBFBF" w:sz="4"/>
+              <w:right w:val="single" w:color="BFBFBF" w:sz="4"/>
+            </w:tcBorders>
+            <w:shd w:fill="DEEAF6" w:color="auto" w:val="clear"/>
+          </w:tcPr>
+          <w:p>
+            <w:r>
+              <w:rPr>
+                <w:rFonts w:ascii="Malgun Gothic" w:hAnsi="Malgun Gothic" w:cs="Malgun Gothic" w:eastAsia="Malgun Gothic"/>
+                <w:b/>
+                <w:i w:val="0"/>
+                <w:color w:val="1F3864"/>
+                <w:sz w:val="20"/>
+              </w:rPr>
+              <w:t>문법</w:t>
+            </w:r>
+          </w:p>
+        </w:tc>
+        <w:tc>
+          <w:tcPr>
+            <w:tcW w:type="dxa" w:w="8138"/>
+            <w:tcBorders>
+              <w:top w:val="single" w:color="BFBFBF" w:sz="4"/>
+              <w:left w:val="single" w:color="BFBFBF" w:sz="4"/>
+              <w:bottom w:val="single" w:color="BFBFBF" w:sz="4"/>
+              <w:right w:val="single" w:color="BFBFBF" w:sz="4"/>
+            </w:tcBorders>
+          </w:tcPr>
+          <w:p>
+            <w:pPr>
+              <w:spacing w:after="40"/>
+            </w:pPr>
+            <w:r>
+              <w:rPr>
+                <w:rFonts w:ascii="Malgun Gothic" w:hAnsi="Malgun Gothic" w:cs="Malgun Gothic" w:eastAsia="Malgun Gothic"/>
+                <w:b w:val="0"/>
+                <w:i w:val="0"/>
+                <w:sz w:val="20"/>
+              </w:rPr>
+              <w:t>Wenn du willst, begleiten wir dich alle에서 wenn절의 willst가 끝에 옵니다. Fünfzig Fahrer im Zuschauerraum은 동사 없는 묘사입니다.</w:t>
+            </w:r>
+          </w:p>
+        </w:tc>
+      </w:tr>
+      <w:tr>
+        <w:tc>
+          <w:tcPr>
+            <w:tcW w:type="dxa" w:w="1500"/>
+            <w:tcBorders>
+              <w:top w:val="single" w:color="BFBFBF" w:sz="4"/>
+              <w:left w:val="single" w:color="BFBFBF" w:sz="4"/>
+              <w:bottom w:val="single" w:color="BFBFBF" w:sz="4"/>
+              <w:right w:val="single" w:color="BFBFBF" w:sz="4"/>
+            </w:tcBorders>
+            <w:shd w:fill="DEEAF6" w:color="auto" w:val="clear"/>
+          </w:tcPr>
+          <w:p>
+            <w:r>
+              <w:rPr>
+                <w:rFonts w:ascii="Malgun Gothic" w:hAnsi="Malgun Gothic" w:cs="Malgun Gothic" w:eastAsia="Malgun Gothic"/>
+                <w:b/>
+                <w:i w:val="0"/>
+                <w:color w:val="1F3864"/>
+                <w:sz w:val="20"/>
+              </w:rPr>
+              <w:t>표현</w:t>
+            </w:r>
+          </w:p>
+        </w:tc>
+        <w:tc>
+          <w:tcPr>
+            <w:tcW w:type="dxa" w:w="8138"/>
+            <w:tcBorders>
+              <w:top w:val="single" w:color="BFBFBF" w:sz="4"/>
+              <w:left w:val="single" w:color="BFBFBF" w:sz="4"/>
+              <w:bottom w:val="single" w:color="BFBFBF" w:sz="4"/>
+              <w:right w:val="single" w:color="BFBFBF" w:sz="4"/>
+            </w:tcBorders>
+          </w:tcPr>
+          <w:p>
+            <w:pPr>
+              <w:spacing w:after="40"/>
+            </w:pPr>
+            <w:r>
+              <w:rPr>
+                <w:rFonts w:ascii="Malgun Gothic" w:hAnsi="Malgun Gothic" w:cs="Malgun Gothic" w:eastAsia="Malgun Gothic"/>
+                <w:b w:val="0"/>
+                <w:i w:val="0"/>
+                <w:sz w:val="20"/>
+              </w:rPr>
+              <w:t>Nur da sein은 부정형을 이용한 짧은 표현입니다.</w:t>
+            </w:r>
+          </w:p>
+        </w:tc>
+      </w:tr>
+      <w:tr>
+        <w:tc>
+          <w:tcPr>
+            <w:tcW w:type="dxa" w:w="1500"/>
+            <w:tcBorders>
+              <w:top w:val="single" w:color="BFBFBF" w:sz="4"/>
+              <w:left w:val="single" w:color="BFBFBF" w:sz="4"/>
+              <w:bottom w:val="single" w:color="BFBFBF" w:sz="4"/>
+              <w:right w:val="single" w:color="BFBFBF" w:sz="4"/>
+            </w:tcBorders>
+            <w:shd w:fill="DEEAF6" w:color="auto" w:val="clear"/>
+          </w:tcPr>
+          <w:p>
+            <w:r>
+              <w:rPr>
+                <w:rFonts w:ascii="Malgun Gothic" w:hAnsi="Malgun Gothic" w:cs="Malgun Gothic" w:eastAsia="Malgun Gothic"/>
+                <w:b/>
+                <w:i w:val="0"/>
+                <w:color w:val="1F3864"/>
+                <w:sz w:val="20"/>
+              </w:rPr>
+              <w:t>시제</w:t>
+            </w:r>
+          </w:p>
+        </w:tc>
+        <w:tc>
+          <w:tcPr>
+            <w:tcW w:type="dxa" w:w="8138"/>
+            <w:tcBorders>
+              <w:top w:val="single" w:color="BFBFBF" w:sz="4"/>
+              <w:left w:val="single" w:color="BFBFBF" w:sz="4"/>
+              <w:bottom w:val="single" w:color="BFBFBF" w:sz="4"/>
+              <w:right w:val="single" w:color="BFBFBF" w:sz="4"/>
+            </w:tcBorders>
+          </w:tcPr>
+          <w:p>
+            <w:pPr>
+              <w:spacing w:after="40"/>
+            </w:pPr>
+            <w:r>
+              <w:rPr>
+                <w:rFonts w:ascii="Malgun Gothic" w:hAnsi="Malgun Gothic" w:cs="Malgun Gothic" w:eastAsia="Malgun Gothic"/>
+                <w:b w:val="0"/>
+                <w:i w:val="0"/>
+                <w:sz w:val="20"/>
+              </w:rPr>
+              <w:t>willst, begleiten은 현재형입니다.</w:t>
+            </w:r>
+          </w:p>
+        </w:tc>
+      </w:tr>
+    </w:tbl>
+    <w:p>
+      <w:pPr>
+        <w:spacing w:after="0"/>
+      </w:pPr>
+    </w:p>
+    <w:p>
+      <w:pPr>
+        <w:keepNext/>
+        <w:spacing w:before="160"/>
+      </w:pPr>
+      <w:r>
+        <w:rPr>
+          <w:rFonts w:ascii="Arial" w:hAnsi="Arial" w:cs="Arial" w:eastAsia="Malgun Gothic"/>
+          <w:b/>
+          <w:i w:val="0"/>
+          <w:sz w:val="22"/>
+        </w:rPr>
+        <w:t>68. Hanna: Ein schweigender Zuschauerraum ist die lauteste Form des Protests. Aber ich warne vor Kameras und Transparenten. Das Gericht lässt sich nicht beeindrucken, nur informieren.</w:t>
+      </w:r>
+    </w:p>
+    <w:p>
+      <w:pPr>
+        <w:keepNext/>
+        <w:ind w:left="340"/>
+      </w:pPr>
+      <w:r>
+        <w:rPr>
+          <w:rFonts w:ascii="Malgun Gothic" w:hAnsi="Malgun Gothic" w:cs="Malgun Gothic" w:eastAsia="Malgun Gothic"/>
+          <w:b w:val="0"/>
+          <w:i/>
+          <w:color w:val="404040"/>
+          <w:sz w:val="20"/>
+        </w:rPr>
+        <w:t>말없는 방청석은 가장 큰 목소리의 항의 형태입니다. 하지만 카메라와 현수막은 경고합니다. 법원은 감명받지 않고 정보만 받아들여요.</w:t>
+      </w:r>
+    </w:p>
+    <w:tbl>
+      <w:tblPr>
+        <w:tblW w:type="auto" w:w="0"/>
+        <w:tblLayout w:type="fixed"/>
+        <w:tblLook w:firstColumn="1" w:firstRow="1" w:lastColumn="0" w:lastRow="0" w:noHBand="0" w:noVBand="1" w:val="04A0"/>
+      </w:tblPr>
+      <w:tblGrid>
+        <w:gridCol w:w="4819"/>
+        <w:gridCol w:w="4819"/>
+      </w:tblGrid>
+      <w:tr>
+        <w:tc>
+          <w:tcPr>
+            <w:tcW w:type="dxa" w:w="1500"/>
+            <w:tcBorders>
+              <w:top w:val="single" w:color="BFBFBF" w:sz="4"/>
+              <w:left w:val="single" w:color="BFBFBF" w:sz="4"/>
+              <w:bottom w:val="single" w:color="BFBFBF" w:sz="4"/>
+              <w:right w:val="single" w:color="BFBFBF" w:sz="4"/>
+            </w:tcBorders>
+            <w:shd w:fill="DEEAF6" w:color="auto" w:val="clear"/>
+          </w:tcPr>
+          <w:p>
+            <w:r>
+              <w:rPr>
+                <w:rFonts w:ascii="Malgun Gothic" w:hAnsi="Malgun Gothic" w:cs="Malgun Gothic" w:eastAsia="Malgun Gothic"/>
+                <w:b/>
+                <w:i w:val="0"/>
+                <w:color w:val="1F3864"/>
+                <w:sz w:val="20"/>
+              </w:rPr>
+              <w:t>주요 단어</w:t>
+            </w:r>
+          </w:p>
+        </w:tc>
+        <w:tc>
+          <w:tcPr>
+            <w:tcW w:type="dxa" w:w="8138"/>
+            <w:tcBorders>
+              <w:top w:val="single" w:color="BFBFBF" w:sz="4"/>
+              <w:left w:val="single" w:color="BFBFBF" w:sz="4"/>
+              <w:bottom w:val="single" w:color="BFBFBF" w:sz="4"/>
+              <w:right w:val="single" w:color="BFBFBF" w:sz="4"/>
+            </w:tcBorders>
+          </w:tcPr>
+          <w:p>
+            <w:pPr>
+              <w:spacing w:after="40"/>
+            </w:pPr>
+            <w:r>
+              <w:rPr>
+                <w:rFonts w:ascii="Arial" w:hAnsi="Arial" w:cs="Arial" w:eastAsia="Malgun Gothic"/>
+                <w:b/>
+                <w:i w:val="0"/>
+                <w:sz w:val="20"/>
+              </w:rPr>
+              <w:t>der Protest, -e</w:t>
+            </w:r>
+            <w:r>
+              <w:rPr>
+                <w:rFonts w:ascii="Malgun Gothic" w:hAnsi="Malgun Gothic" w:cs="Malgun Gothic" w:eastAsia="Malgun Gothic"/>
+                <w:b w:val="0"/>
+                <w:i w:val="0"/>
+                <w:sz w:val="20"/>
+              </w:rPr>
+              <w:t xml:space="preserve">  —  항의</w:t>
+            </w:r>
+          </w:p>
+          <w:p>
+            <w:pPr>
+              <w:spacing w:after="40"/>
+            </w:pPr>
+            <w:r>
+              <w:rPr>
+                <w:rFonts w:ascii="Arial" w:hAnsi="Arial" w:cs="Arial" w:eastAsia="Malgun Gothic"/>
+                <w:b/>
+                <w:i w:val="0"/>
+                <w:sz w:val="20"/>
+              </w:rPr>
+              <w:t>warnen vor</w:t>
+            </w:r>
+            <w:r>
+              <w:rPr>
+                <w:rFonts w:ascii="Malgun Gothic" w:hAnsi="Malgun Gothic" w:cs="Malgun Gothic" w:eastAsia="Malgun Gothic"/>
+                <w:b w:val="0"/>
+                <w:i w:val="0"/>
+                <w:sz w:val="20"/>
+              </w:rPr>
+              <w:t xml:space="preserve">  —  경고하다</w:t>
+            </w:r>
+          </w:p>
+          <w:p>
+            <w:pPr>
+              <w:spacing w:after="40"/>
+            </w:pPr>
+            <w:r>
+              <w:rPr>
+                <w:rFonts w:ascii="Arial" w:hAnsi="Arial" w:cs="Arial" w:eastAsia="Malgun Gothic"/>
+                <w:b/>
+                <w:i w:val="0"/>
+                <w:sz w:val="20"/>
+              </w:rPr>
+              <w:t>beeindrucken</w:t>
+            </w:r>
+            <w:r>
+              <w:rPr>
+                <w:rFonts w:ascii="Malgun Gothic" w:hAnsi="Malgun Gothic" w:cs="Malgun Gothic" w:eastAsia="Malgun Gothic"/>
+                <w:b w:val="0"/>
+                <w:i w:val="0"/>
+                <w:sz w:val="20"/>
+              </w:rPr>
+              <w:t xml:space="preserve">  —  감명을 주다</w:t>
+            </w:r>
+          </w:p>
+        </w:tc>
+      </w:tr>
+      <w:tr>
+        <w:tc>
+          <w:tcPr>
+            <w:tcW w:type="dxa" w:w="1500"/>
+            <w:tcBorders>
+              <w:top w:val="single" w:color="BFBFBF" w:sz="4"/>
+              <w:left w:val="single" w:color="BFBFBF" w:sz="4"/>
+              <w:bottom w:val="single" w:color="BFBFBF" w:sz="4"/>
+              <w:right w:val="single" w:color="BFBFBF" w:sz="4"/>
+            </w:tcBorders>
+            <w:shd w:fill="DEEAF6" w:color="auto" w:val="clear"/>
+          </w:tcPr>
+          <w:p>
+            <w:r>
+              <w:rPr>
+                <w:rFonts w:ascii="Malgun Gothic" w:hAnsi="Malgun Gothic" w:cs="Malgun Gothic" w:eastAsia="Malgun Gothic"/>
+                <w:b/>
+                <w:i w:val="0"/>
+                <w:color w:val="1F3864"/>
+                <w:sz w:val="20"/>
+              </w:rPr>
+              <w:t>문법</w:t>
+            </w:r>
+          </w:p>
+        </w:tc>
+        <w:tc>
+          <w:tcPr>
+            <w:tcW w:type="dxa" w:w="8138"/>
+            <w:tcBorders>
+              <w:top w:val="single" w:color="BFBFBF" w:sz="4"/>
+              <w:left w:val="single" w:color="BFBFBF" w:sz="4"/>
+              <w:bottom w:val="single" w:color="BFBFBF" w:sz="4"/>
+              <w:right w:val="single" w:color="BFBFBF" w:sz="4"/>
+            </w:tcBorders>
+          </w:tcPr>
+          <w:p>
+            <w:pPr>
+              <w:spacing w:after="40"/>
+            </w:pPr>
+            <w:r>
+              <w:rPr>
+                <w:rFonts w:ascii="Malgun Gothic" w:hAnsi="Malgun Gothic" w:cs="Malgun Gothic" w:eastAsia="Malgun Gothic"/>
+                <w:b w:val="0"/>
+                <w:i w:val="0"/>
+                <w:sz w:val="20"/>
+              </w:rPr>
+              <w:t>Ein schweigender Zuschauerraum ist die lauteste Form des Protests에서 lauteste는 최상급입니다. Das Gericht lässt sich nicht beeindrucken은 lassen + sich + 부정형입니다.</w:t>
+            </w:r>
+          </w:p>
+        </w:tc>
+      </w:tr>
+      <w:tr>
+        <w:tc>
+          <w:tcPr>
+            <w:tcW w:type="dxa" w:w="1500"/>
+            <w:tcBorders>
+              <w:top w:val="single" w:color="BFBFBF" w:sz="4"/>
+              <w:left w:val="single" w:color="BFBFBF" w:sz="4"/>
+              <w:bottom w:val="single" w:color="BFBFBF" w:sz="4"/>
+              <w:right w:val="single" w:color="BFBFBF" w:sz="4"/>
+            </w:tcBorders>
+            <w:shd w:fill="DEEAF6" w:color="auto" w:val="clear"/>
+          </w:tcPr>
+          <w:p>
+            <w:r>
+              <w:rPr>
+                <w:rFonts w:ascii="Malgun Gothic" w:hAnsi="Malgun Gothic" w:cs="Malgun Gothic" w:eastAsia="Malgun Gothic"/>
+                <w:b/>
+                <w:i w:val="0"/>
+                <w:color w:val="1F3864"/>
+                <w:sz w:val="20"/>
+              </w:rPr>
+              <w:t>표현</w:t>
+            </w:r>
+          </w:p>
+        </w:tc>
+        <w:tc>
+          <w:tcPr>
+            <w:tcW w:type="dxa" w:w="8138"/>
+            <w:tcBorders>
+              <w:top w:val="single" w:color="BFBFBF" w:sz="4"/>
+              <w:left w:val="single" w:color="BFBFBF" w:sz="4"/>
+              <w:bottom w:val="single" w:color="BFBFBF" w:sz="4"/>
+              <w:right w:val="single" w:color="BFBFBF" w:sz="4"/>
+            </w:tcBorders>
+          </w:tcPr>
+          <w:p>
+            <w:pPr>
+              <w:spacing w:after="40"/>
+            </w:pPr>
+            <w:r>
+              <w:rPr>
+                <w:rFonts w:ascii="Malgun Gothic" w:hAnsi="Malgun Gothic" w:cs="Malgun Gothic" w:eastAsia="Malgun Gothic"/>
+                <w:b w:val="0"/>
+                <w:i w:val="0"/>
+                <w:sz w:val="20"/>
+              </w:rPr>
+              <w:t>nur informieren은 오직 정보만이라는 표현입니다.</w:t>
+            </w:r>
+          </w:p>
+        </w:tc>
+      </w:tr>
+      <w:tr>
+        <w:tc>
+          <w:tcPr>
+            <w:tcW w:type="dxa" w:w="1500"/>
+            <w:tcBorders>
+              <w:top w:val="single" w:color="BFBFBF" w:sz="4"/>
+              <w:left w:val="single" w:color="BFBFBF" w:sz="4"/>
+              <w:bottom w:val="single" w:color="BFBFBF" w:sz="4"/>
+              <w:right w:val="single" w:color="BFBFBF" w:sz="4"/>
+            </w:tcBorders>
+            <w:shd w:fill="DEEAF6" w:color="auto" w:val="clear"/>
+          </w:tcPr>
+          <w:p>
+            <w:r>
+              <w:rPr>
+                <w:rFonts w:ascii="Malgun Gothic" w:hAnsi="Malgun Gothic" w:cs="Malgun Gothic" w:eastAsia="Malgun Gothic"/>
+                <w:b/>
+                <w:i w:val="0"/>
+                <w:color w:val="1F3864"/>
+                <w:sz w:val="20"/>
+              </w:rPr>
+              <w:t>시제</w:t>
+            </w:r>
+          </w:p>
+        </w:tc>
+        <w:tc>
+          <w:tcPr>
+            <w:tcW w:type="dxa" w:w="8138"/>
+            <w:tcBorders>
+              <w:top w:val="single" w:color="BFBFBF" w:sz="4"/>
+              <w:left w:val="single" w:color="BFBFBF" w:sz="4"/>
+              <w:bottom w:val="single" w:color="BFBFBF" w:sz="4"/>
+              <w:right w:val="single" w:color="BFBFBF" w:sz="4"/>
+            </w:tcBorders>
+          </w:tcPr>
+          <w:p>
+            <w:pPr>
+              <w:spacing w:after="40"/>
+            </w:pPr>
+            <w:r>
+              <w:rPr>
+                <w:rFonts w:ascii="Malgun Gothic" w:hAnsi="Malgun Gothic" w:cs="Malgun Gothic" w:eastAsia="Malgun Gothic"/>
+                <w:b w:val="0"/>
+                <w:i w:val="0"/>
+                <w:sz w:val="20"/>
+              </w:rPr>
+              <w:t>ist, warne, lässt sich ... beeindrucken은 현재형입니다.</w:t>
+            </w:r>
+          </w:p>
+        </w:tc>
+      </w:tr>
+    </w:tbl>
+    <w:p>
+      <w:pPr>
+        <w:spacing w:after="0"/>
+      </w:pPr>
+    </w:p>
+    <w:p>
+      <w:pPr>
+        <w:keepNext/>
+        <w:spacing w:before="160"/>
+      </w:pPr>
+      <w:r>
+        <w:rPr>
+          <w:rFonts w:ascii="Arial" w:hAnsi="Arial" w:cs="Arial" w:eastAsia="Malgun Gothic"/>
+          <w:b/>
+          <w:i w:val="0"/>
+          <w:sz w:val="22"/>
+        </w:rPr>
+        <w:t>69. Dennis: Dann kommen wir zu fünfzigst, ohne ein Wort. Ich sehe es schon vor mir: dreißig, vierzig, fünfzig Gesichter, die mich ansehen und wissen, dass ich nicht allein bin.</w:t>
+      </w:r>
+    </w:p>
+    <w:p>
+      <w:pPr>
+        <w:keepNext/>
+        <w:ind w:left="340"/>
+      </w:pPr>
+      <w:r>
+        <w:rPr>
+          <w:rFonts w:ascii="Malgun Gothic" w:hAnsi="Malgun Gothic" w:cs="Malgun Gothic" w:eastAsia="Malgun Gothic"/>
+          <w:b w:val="0"/>
+          <w:i/>
+          <w:color w:val="404040"/>
+          <w:sz w:val="20"/>
+        </w:rPr>
+        <w:t>그럼 오십 명이 말없이 갑시다. 벌써 눈에 선해요. 서른, 마흔, 쉰 개의 얼굴이 나를 보며 내가 혼자가 아니라는 걸 알려 주는 모습이요.</w:t>
+      </w:r>
+    </w:p>
+    <w:tbl>
+      <w:tblPr>
+        <w:tblW w:type="auto" w:w="0"/>
+        <w:tblLayout w:type="fixed"/>
+        <w:tblLook w:firstColumn="1" w:firstRow="1" w:lastColumn="0" w:lastRow="0" w:noHBand="0" w:noVBand="1" w:val="04A0"/>
+      </w:tblPr>
+      <w:tblGrid>
+        <w:gridCol w:w="4819"/>
+        <w:gridCol w:w="4819"/>
+      </w:tblGrid>
+      <w:tr>
+        <w:tc>
+          <w:tcPr>
+            <w:tcW w:type="dxa" w:w="1500"/>
+            <w:tcBorders>
+              <w:top w:val="single" w:color="BFBFBF" w:sz="4"/>
+              <w:left w:val="single" w:color="BFBFBF" w:sz="4"/>
+              <w:bottom w:val="single" w:color="BFBFBF" w:sz="4"/>
+              <w:right w:val="single" w:color="BFBFBF" w:sz="4"/>
+            </w:tcBorders>
+            <w:shd w:fill="DEEAF6" w:color="auto" w:val="clear"/>
+          </w:tcPr>
+          <w:p>
+            <w:r>
+              <w:rPr>
+                <w:rFonts w:ascii="Malgun Gothic" w:hAnsi="Malgun Gothic" w:cs="Malgun Gothic" w:eastAsia="Malgun Gothic"/>
+                <w:b/>
+                <w:i w:val="0"/>
+                <w:color w:val="1F3864"/>
+                <w:sz w:val="20"/>
+              </w:rPr>
+              <w:t>주요 단어</w:t>
+            </w:r>
+          </w:p>
+        </w:tc>
+        <w:tc>
+          <w:tcPr>
+            <w:tcW w:type="dxa" w:w="8138"/>
+            <w:tcBorders>
+              <w:top w:val="single" w:color="BFBFBF" w:sz="4"/>
+              <w:left w:val="single" w:color="BFBFBF" w:sz="4"/>
+              <w:bottom w:val="single" w:color="BFBFBF" w:sz="4"/>
+              <w:right w:val="single" w:color="BFBFBF" w:sz="4"/>
+            </w:tcBorders>
+          </w:tcPr>
+          <w:p>
+            <w:pPr>
+              <w:spacing w:after="40"/>
+            </w:pPr>
+            <w:r>
+              <w:rPr>
+                <w:rFonts w:ascii="Arial" w:hAnsi="Arial" w:cs="Arial" w:eastAsia="Malgun Gothic"/>
+                <w:b/>
+                <w:i w:val="0"/>
+                <w:sz w:val="20"/>
+              </w:rPr>
+              <w:t>ansehen</w:t>
+            </w:r>
+            <w:r>
+              <w:rPr>
+                <w:rFonts w:ascii="Malgun Gothic" w:hAnsi="Malgun Gothic" w:cs="Malgun Gothic" w:eastAsia="Malgun Gothic"/>
+                <w:b w:val="0"/>
+                <w:i w:val="0"/>
+                <w:sz w:val="20"/>
+              </w:rPr>
+              <w:t xml:space="preserve">  —  바라보다</w:t>
+            </w:r>
+          </w:p>
+          <w:p>
+            <w:pPr>
+              <w:spacing w:after="40"/>
+            </w:pPr>
+            <w:r>
+              <w:rPr>
+                <w:rFonts w:ascii="Arial" w:hAnsi="Arial" w:cs="Arial" w:eastAsia="Malgun Gothic"/>
+                <w:b/>
+                <w:i w:val="0"/>
+                <w:sz w:val="20"/>
+              </w:rPr>
+              <w:t>wissen</w:t>
+            </w:r>
+            <w:r>
+              <w:rPr>
+                <w:rFonts w:ascii="Malgun Gothic" w:hAnsi="Malgun Gothic" w:cs="Malgun Gothic" w:eastAsia="Malgun Gothic"/>
+                <w:b w:val="0"/>
+                <w:i w:val="0"/>
+                <w:sz w:val="20"/>
+              </w:rPr>
+              <w:t xml:space="preserve">  —  알다</w:t>
+            </w:r>
+          </w:p>
+          <w:p>
+            <w:pPr>
+              <w:spacing w:after="40"/>
+            </w:pPr>
+            <w:r>
+              <w:rPr>
+                <w:rFonts w:ascii="Arial" w:hAnsi="Arial" w:cs="Arial" w:eastAsia="Malgun Gothic"/>
+                <w:b/>
+                <w:i w:val="0"/>
+                <w:sz w:val="20"/>
+              </w:rPr>
+              <w:t>allein</w:t>
+            </w:r>
+            <w:r>
+              <w:rPr>
+                <w:rFonts w:ascii="Malgun Gothic" w:hAnsi="Malgun Gothic" w:cs="Malgun Gothic" w:eastAsia="Malgun Gothic"/>
+                <w:b w:val="0"/>
+                <w:i w:val="0"/>
+                <w:sz w:val="20"/>
+              </w:rPr>
+              <w:t xml:space="preserve">  —  혼자</w:t>
+            </w:r>
+          </w:p>
+        </w:tc>
+      </w:tr>
+      <w:tr>
+        <w:tc>
+          <w:tcPr>
+            <w:tcW w:type="dxa" w:w="1500"/>
+            <w:tcBorders>
+              <w:top w:val="single" w:color="BFBFBF" w:sz="4"/>
+              <w:left w:val="single" w:color="BFBFBF" w:sz="4"/>
+              <w:bottom w:val="single" w:color="BFBFBF" w:sz="4"/>
+              <w:right w:val="single" w:color="BFBFBF" w:sz="4"/>
+            </w:tcBorders>
+            <w:shd w:fill="DEEAF6" w:color="auto" w:val="clear"/>
+          </w:tcPr>
+          <w:p>
+            <w:r>
+              <w:rPr>
+                <w:rFonts w:ascii="Malgun Gothic" w:hAnsi="Malgun Gothic" w:cs="Malgun Gothic" w:eastAsia="Malgun Gothic"/>
+                <w:b/>
+                <w:i w:val="0"/>
+                <w:color w:val="1F3864"/>
+                <w:sz w:val="20"/>
+              </w:rPr>
+              <w:t>문법</w:t>
+            </w:r>
+          </w:p>
+        </w:tc>
+        <w:tc>
+          <w:tcPr>
+            <w:tcW w:type="dxa" w:w="8138"/>
+            <w:tcBorders>
+              <w:top w:val="single" w:color="BFBFBF" w:sz="4"/>
+              <w:left w:val="single" w:color="BFBFBF" w:sz="4"/>
+              <w:bottom w:val="single" w:color="BFBFBF" w:sz="4"/>
+              <w:right w:val="single" w:color="BFBFBF" w:sz="4"/>
+            </w:tcBorders>
+          </w:tcPr>
+          <w:p>
+            <w:pPr>
+              <w:spacing w:after="40"/>
+            </w:pPr>
+            <w:r>
+              <w:rPr>
+                <w:rFonts w:ascii="Malgun Gothic" w:hAnsi="Malgun Gothic" w:cs="Malgun Gothic" w:eastAsia="Malgun Gothic"/>
+                <w:b w:val="0"/>
+                <w:i w:val="0"/>
+                <w:sz w:val="20"/>
+              </w:rPr>
+              <w:t>Gesichter, die mich ansehen und wissen, dass ich nicht allein bin에서 관계절의 두 동사와 dass절이 겹칩니다. ohne ein Wort는 ohne + 4격입니다.</w:t>
+            </w:r>
+          </w:p>
+        </w:tc>
+      </w:tr>
+      <w:tr>
+        <w:tc>
+          <w:tcPr>
+            <w:tcW w:type="dxa" w:w="1500"/>
+            <w:tcBorders>
+              <w:top w:val="single" w:color="BFBFBF" w:sz="4"/>
+              <w:left w:val="single" w:color="BFBFBF" w:sz="4"/>
+              <w:bottom w:val="single" w:color="BFBFBF" w:sz="4"/>
+              <w:right w:val="single" w:color="BFBFBF" w:sz="4"/>
+            </w:tcBorders>
+            <w:shd w:fill="DEEAF6" w:color="auto" w:val="clear"/>
+          </w:tcPr>
+          <w:p>
+            <w:r>
+              <w:rPr>
+                <w:rFonts w:ascii="Malgun Gothic" w:hAnsi="Malgun Gothic" w:cs="Malgun Gothic" w:eastAsia="Malgun Gothic"/>
+                <w:b/>
+                <w:i w:val="0"/>
+                <w:color w:val="1F3864"/>
+                <w:sz w:val="20"/>
+              </w:rPr>
+              <w:t>표현</w:t>
+            </w:r>
+          </w:p>
+        </w:tc>
+        <w:tc>
+          <w:tcPr>
+            <w:tcW w:type="dxa" w:w="8138"/>
+            <w:tcBorders>
+              <w:top w:val="single" w:color="BFBFBF" w:sz="4"/>
+              <w:left w:val="single" w:color="BFBFBF" w:sz="4"/>
+              <w:bottom w:val="single" w:color="BFBFBF" w:sz="4"/>
+              <w:right w:val="single" w:color="BFBFBF" w:sz="4"/>
+            </w:tcBorders>
+          </w:tcPr>
+          <w:p>
+            <w:pPr>
+              <w:spacing w:after="40"/>
+            </w:pPr>
+            <w:r>
+              <w:rPr>
+                <w:rFonts w:ascii="Malgun Gothic" w:hAnsi="Malgun Gothic" w:cs="Malgun Gothic" w:eastAsia="Malgun Gothic"/>
+                <w:b w:val="0"/>
+                <w:i w:val="0"/>
+                <w:sz w:val="20"/>
+              </w:rPr>
+              <w:t>vor mir sehen은 눈앞에 그려 본다는 표현입니다.</w:t>
+            </w:r>
+          </w:p>
+        </w:tc>
+      </w:tr>
+      <w:tr>
+        <w:tc>
+          <w:tcPr>
+            <w:tcW w:type="dxa" w:w="1500"/>
+            <w:tcBorders>
+              <w:top w:val="single" w:color="BFBFBF" w:sz="4"/>
+              <w:left w:val="single" w:color="BFBFBF" w:sz="4"/>
+              <w:bottom w:val="single" w:color="BFBFBF" w:sz="4"/>
+              <w:right w:val="single" w:color="BFBFBF" w:sz="4"/>
+            </w:tcBorders>
+            <w:shd w:fill="DEEAF6" w:color="auto" w:val="clear"/>
+          </w:tcPr>
+          <w:p>
+            <w:r>
+              <w:rPr>
+                <w:rFonts w:ascii="Malgun Gothic" w:hAnsi="Malgun Gothic" w:cs="Malgun Gothic" w:eastAsia="Malgun Gothic"/>
+                <w:b/>
+                <w:i w:val="0"/>
+                <w:color w:val="1F3864"/>
+                <w:sz w:val="20"/>
+              </w:rPr>
+              <w:t>시제</w:t>
+            </w:r>
+          </w:p>
+        </w:tc>
+        <w:tc>
+          <w:tcPr>
+            <w:tcW w:type="dxa" w:w="8138"/>
+            <w:tcBorders>
+              <w:top w:val="single" w:color="BFBFBF" w:sz="4"/>
+              <w:left w:val="single" w:color="BFBFBF" w:sz="4"/>
+              <w:bottom w:val="single" w:color="BFBFBF" w:sz="4"/>
+              <w:right w:val="single" w:color="BFBFBF" w:sz="4"/>
+            </w:tcBorders>
+          </w:tcPr>
+          <w:p>
+            <w:pPr>
+              <w:spacing w:after="40"/>
+            </w:pPr>
+            <w:r>
+              <w:rPr>
+                <w:rFonts w:ascii="Malgun Gothic" w:hAnsi="Malgun Gothic" w:cs="Malgun Gothic" w:eastAsia="Malgun Gothic"/>
+                <w:b w:val="0"/>
+                <w:i w:val="0"/>
+                <w:sz w:val="20"/>
+              </w:rPr>
+              <w:t>kommen, sehe, ansehen, wissen, bin은 현재형입니다.</w:t>
+            </w:r>
+          </w:p>
+        </w:tc>
+      </w:tr>
+    </w:tbl>
+    <w:p>
+      <w:pPr>
+        <w:spacing w:after="0"/>
+      </w:pPr>
+    </w:p>
+    <w:p>
+      <w:pPr>
+        <w:keepNext/>
+        <w:spacing w:before="160"/>
+      </w:pPr>
+      <w:r>
+        <w:rPr>
+          <w:rFonts w:ascii="Arial" w:hAnsi="Arial" w:cs="Arial" w:eastAsia="Malgun Gothic"/>
+          <w:b/>
+          <w:i w:val="0"/>
+          <w:sz w:val="22"/>
+        </w:rPr>
+        <w:t>70. Jonas: Ich wende mich ab, weil mir plötzlich die Augen brennen. Ich denke an den Zettel in meiner Jackentasche, an das Gebet aus drei Zahlen, und merke, dass wir es schon geschafft haben.</w:t>
+      </w:r>
+    </w:p>
+    <w:p>
+      <w:pPr>
+        <w:keepNext/>
+        <w:ind w:left="340"/>
+      </w:pPr>
+      <w:r>
+        <w:rPr>
+          <w:rFonts w:ascii="Malgun Gothic" w:hAnsi="Malgun Gothic" w:cs="Malgun Gothic" w:eastAsia="Malgun Gothic"/>
+          <w:b w:val="0"/>
+          <w:i/>
+          <w:color w:val="404040"/>
+          <w:sz w:val="20"/>
+        </w:rPr>
+        <w:t>갑자기 눈이 따가워져 고개를 돌린다. 재킷 주머니 속 쪽지, 세 숫자로 된 기도문을 떠올리며 우리가 이미 해냈다는 걸 깨닫는다.</w:t>
+      </w:r>
+    </w:p>
+    <w:tbl>
+      <w:tblPr>
+        <w:tblW w:type="auto" w:w="0"/>
+        <w:tblLayout w:type="fixed"/>
+        <w:tblLook w:firstColumn="1" w:firstRow="1" w:lastColumn="0" w:lastRow="0" w:noHBand="0" w:noVBand="1" w:val="04A0"/>
+      </w:tblPr>
+      <w:tblGrid>
+        <w:gridCol w:w="4819"/>
+        <w:gridCol w:w="4819"/>
+      </w:tblGrid>
+      <w:tr>
+        <w:tc>
+          <w:tcPr>
+            <w:tcW w:type="dxa" w:w="1500"/>
+            <w:tcBorders>
+              <w:top w:val="single" w:color="BFBFBF" w:sz="4"/>
+              <w:left w:val="single" w:color="BFBFBF" w:sz="4"/>
+              <w:bottom w:val="single" w:color="BFBFBF" w:sz="4"/>
+              <w:right w:val="single" w:color="BFBFBF" w:sz="4"/>
+            </w:tcBorders>
+            <w:shd w:fill="DEEAF6" w:color="auto" w:val="clear"/>
+          </w:tcPr>
+          <w:p>
+            <w:r>
+              <w:rPr>
+                <w:rFonts w:ascii="Malgun Gothic" w:hAnsi="Malgun Gothic" w:cs="Malgun Gothic" w:eastAsia="Malgun Gothic"/>
+                <w:b/>
+                <w:i w:val="0"/>
+                <w:color w:val="1F3864"/>
+                <w:sz w:val="20"/>
+              </w:rPr>
+              <w:t>주요 단어</w:t>
+            </w:r>
+          </w:p>
+        </w:tc>
+        <w:tc>
+          <w:tcPr>
+            <w:tcW w:type="dxa" w:w="8138"/>
+            <w:tcBorders>
+              <w:top w:val="single" w:color="BFBFBF" w:sz="4"/>
+              <w:left w:val="single" w:color="BFBFBF" w:sz="4"/>
+              <w:bottom w:val="single" w:color="BFBFBF" w:sz="4"/>
+              <w:right w:val="single" w:color="BFBFBF" w:sz="4"/>
+            </w:tcBorders>
+          </w:tcPr>
+          <w:p>
+            <w:pPr>
+              <w:spacing w:after="40"/>
+            </w:pPr>
+            <w:r>
+              <w:rPr>
+                <w:rFonts w:ascii="Arial" w:hAnsi="Arial" w:cs="Arial" w:eastAsia="Malgun Gothic"/>
+                <w:b/>
+                <w:i w:val="0"/>
+                <w:sz w:val="20"/>
+              </w:rPr>
+              <w:t>sich abwenden</w:t>
+            </w:r>
+            <w:r>
+              <w:rPr>
+                <w:rFonts w:ascii="Malgun Gothic" w:hAnsi="Malgun Gothic" w:cs="Malgun Gothic" w:eastAsia="Malgun Gothic"/>
+                <w:b w:val="0"/>
+                <w:i w:val="0"/>
+                <w:sz w:val="20"/>
+              </w:rPr>
+              <w:t xml:space="preserve">  —  고개를 돌리다</w:t>
+            </w:r>
+          </w:p>
+          <w:p>
+            <w:pPr>
+              <w:spacing w:after="40"/>
+            </w:pPr>
+            <w:r>
+              <w:rPr>
+                <w:rFonts w:ascii="Arial" w:hAnsi="Arial" w:cs="Arial" w:eastAsia="Malgun Gothic"/>
+                <w:b/>
+                <w:i w:val="0"/>
+                <w:sz w:val="20"/>
+              </w:rPr>
+              <w:t>brennen</w:t>
+            </w:r>
+            <w:r>
+              <w:rPr>
+                <w:rFonts w:ascii="Malgun Gothic" w:hAnsi="Malgun Gothic" w:cs="Malgun Gothic" w:eastAsia="Malgun Gothic"/>
+                <w:b w:val="0"/>
+                <w:i w:val="0"/>
+                <w:sz w:val="20"/>
+              </w:rPr>
+              <w:t xml:space="preserve">  —  따갑다</w:t>
+            </w:r>
+          </w:p>
+          <w:p>
+            <w:pPr>
+              <w:spacing w:after="40"/>
+            </w:pPr>
+            <w:r>
+              <w:rPr>
+                <w:rFonts w:ascii="Arial" w:hAnsi="Arial" w:cs="Arial" w:eastAsia="Malgun Gothic"/>
+                <w:b/>
+                <w:i w:val="0"/>
+                <w:sz w:val="20"/>
+              </w:rPr>
+              <w:t>schaffen</w:t>
+            </w:r>
+            <w:r>
+              <w:rPr>
+                <w:rFonts w:ascii="Malgun Gothic" w:hAnsi="Malgun Gothic" w:cs="Malgun Gothic" w:eastAsia="Malgun Gothic"/>
+                <w:b w:val="0"/>
+                <w:i w:val="0"/>
+                <w:sz w:val="20"/>
+              </w:rPr>
+              <w:t xml:space="preserve">  —  해내다</w:t>
+            </w:r>
+          </w:p>
+        </w:tc>
+      </w:tr>
+      <w:tr>
+        <w:tc>
+          <w:tcPr>
+            <w:tcW w:type="dxa" w:w="1500"/>
+            <w:tcBorders>
+              <w:top w:val="single" w:color="BFBFBF" w:sz="4"/>
+              <w:left w:val="single" w:color="BFBFBF" w:sz="4"/>
+              <w:bottom w:val="single" w:color="BFBFBF" w:sz="4"/>
+              <w:right w:val="single" w:color="BFBFBF" w:sz="4"/>
+            </w:tcBorders>
+            <w:shd w:fill="DEEAF6" w:color="auto" w:val="clear"/>
+          </w:tcPr>
+          <w:p>
+            <w:r>
+              <w:rPr>
+                <w:rFonts w:ascii="Malgun Gothic" w:hAnsi="Malgun Gothic" w:cs="Malgun Gothic" w:eastAsia="Malgun Gothic"/>
+                <w:b/>
+                <w:i w:val="0"/>
+                <w:color w:val="1F3864"/>
+                <w:sz w:val="20"/>
+              </w:rPr>
+              <w:t>문법</w:t>
+            </w:r>
+          </w:p>
+        </w:tc>
+        <w:tc>
+          <w:tcPr>
+            <w:tcW w:type="dxa" w:w="8138"/>
+            <w:tcBorders>
+              <w:top w:val="single" w:color="BFBFBF" w:sz="4"/>
+              <w:left w:val="single" w:color="BFBFBF" w:sz="4"/>
+              <w:bottom w:val="single" w:color="BFBFBF" w:sz="4"/>
+              <w:right w:val="single" w:color="BFBFBF" w:sz="4"/>
+            </w:tcBorders>
+          </w:tcPr>
+          <w:p>
+            <w:pPr>
+              <w:spacing w:after="40"/>
+            </w:pPr>
+            <w:r>
+              <w:rPr>
+                <w:rFonts w:ascii="Malgun Gothic" w:hAnsi="Malgun Gothic" w:cs="Malgun Gothic" w:eastAsia="Malgun Gothic"/>
+                <w:b w:val="0"/>
+                <w:i w:val="0"/>
+                <w:sz w:val="20"/>
+              </w:rPr>
+              <w:t>weil mir plötzlich die Augen brennen에서 weil절의 brennen이 끝에 옵니다. merke, dass wir es schon geschafft haben에서 dass절의 haben이 끝에 옵니다.</w:t>
+            </w:r>
+          </w:p>
+        </w:tc>
+      </w:tr>
+      <w:tr>
+        <w:tc>
+          <w:tcPr>
+            <w:tcW w:type="dxa" w:w="1500"/>
+            <w:tcBorders>
+              <w:top w:val="single" w:color="BFBFBF" w:sz="4"/>
+              <w:left w:val="single" w:color="BFBFBF" w:sz="4"/>
+              <w:bottom w:val="single" w:color="BFBFBF" w:sz="4"/>
+              <w:right w:val="single" w:color="BFBFBF" w:sz="4"/>
+            </w:tcBorders>
+            <w:shd w:fill="DEEAF6" w:color="auto" w:val="clear"/>
+          </w:tcPr>
+          <w:p>
+            <w:r>
+              <w:rPr>
+                <w:rFonts w:ascii="Malgun Gothic" w:hAnsi="Malgun Gothic" w:cs="Malgun Gothic" w:eastAsia="Malgun Gothic"/>
+                <w:b/>
+                <w:i w:val="0"/>
+                <w:color w:val="1F3864"/>
+                <w:sz w:val="20"/>
+              </w:rPr>
+              <w:t>표현</w:t>
+            </w:r>
+          </w:p>
+        </w:tc>
+        <w:tc>
+          <w:tcPr>
+            <w:tcW w:type="dxa" w:w="8138"/>
+            <w:tcBorders>
+              <w:top w:val="single" w:color="BFBFBF" w:sz="4"/>
+              <w:left w:val="single" w:color="BFBFBF" w:sz="4"/>
+              <w:bottom w:val="single" w:color="BFBFBF" w:sz="4"/>
+              <w:right w:val="single" w:color="BFBFBF" w:sz="4"/>
+            </w:tcBorders>
+          </w:tcPr>
+          <w:p>
+            <w:pPr>
+              <w:spacing w:after="40"/>
+            </w:pPr>
+            <w:r>
+              <w:rPr>
+                <w:rFonts w:ascii="Malgun Gothic" w:hAnsi="Malgun Gothic" w:cs="Malgun Gothic" w:eastAsia="Malgun Gothic"/>
+                <w:b w:val="0"/>
+                <w:i w:val="0"/>
+                <w:sz w:val="20"/>
+              </w:rPr>
+              <w:t>denken an + 4격이 쓰입니다.</w:t>
+            </w:r>
+          </w:p>
+        </w:tc>
+      </w:tr>
+      <w:tr>
+        <w:tc>
+          <w:tcPr>
+            <w:tcW w:type="dxa" w:w="1500"/>
+            <w:tcBorders>
+              <w:top w:val="single" w:color="BFBFBF" w:sz="4"/>
+              <w:left w:val="single" w:color="BFBFBF" w:sz="4"/>
+              <w:bottom w:val="single" w:color="BFBFBF" w:sz="4"/>
+              <w:right w:val="single" w:color="BFBFBF" w:sz="4"/>
+            </w:tcBorders>
+            <w:shd w:fill="DEEAF6" w:color="auto" w:val="clear"/>
+          </w:tcPr>
+          <w:p>
+            <w:r>
+              <w:rPr>
+                <w:rFonts w:ascii="Malgun Gothic" w:hAnsi="Malgun Gothic" w:cs="Malgun Gothic" w:eastAsia="Malgun Gothic"/>
+                <w:b/>
+                <w:i w:val="0"/>
+                <w:color w:val="1F3864"/>
+                <w:sz w:val="20"/>
+              </w:rPr>
+              <w:t>시제</w:t>
+            </w:r>
+          </w:p>
+        </w:tc>
+        <w:tc>
+          <w:tcPr>
+            <w:tcW w:type="dxa" w:w="8138"/>
+            <w:tcBorders>
+              <w:top w:val="single" w:color="BFBFBF" w:sz="4"/>
+              <w:left w:val="single" w:color="BFBFBF" w:sz="4"/>
+              <w:bottom w:val="single" w:color="BFBFBF" w:sz="4"/>
+              <w:right w:val="single" w:color="BFBFBF" w:sz="4"/>
+            </w:tcBorders>
+          </w:tcPr>
+          <w:p>
+            <w:pPr>
+              <w:spacing w:after="40"/>
+            </w:pPr>
+            <w:r>
+              <w:rPr>
+                <w:rFonts w:ascii="Malgun Gothic" w:hAnsi="Malgun Gothic" w:cs="Malgun Gothic" w:eastAsia="Malgun Gothic"/>
+                <w:b w:val="0"/>
+                <w:i w:val="0"/>
+                <w:sz w:val="20"/>
+              </w:rPr>
+              <w:t>wende mich ab, denke, merke는 현재형이고 geschafft haben은 현재완료입니다.</w:t>
+            </w:r>
+          </w:p>
+        </w:tc>
+      </w:tr>
+    </w:tbl>
+    <w:p>
+      <w:pPr>
+        <w:spacing w:after="0"/>
+      </w:pPr>
+    </w:p>
+    <w:p>
+      <w:pPr>
+        <w:keepNext/>
+        <w:spacing w:before="160"/>
+      </w:pPr>
+      <w:r>
+        <w:rPr>
+          <w:rFonts w:ascii="Arial" w:hAnsi="Arial" w:cs="Arial" w:eastAsia="Malgun Gothic"/>
+          <w:b/>
+          <w:i w:val="0"/>
+          <w:sz w:val="22"/>
+        </w:rPr>
+        <w:t>71. Milans Onkel: Dann trinken wir darauf. Aber vorsichtig: Heißer Tee, heiße Hoffnung. Beides verbrennt die Zunge, wenn man zu gierig ist.</w:t>
       </w:r>
     </w:p>
     <w:p>
@@ -14117,7 +21767,7 @@
           <w:i w:val="0"/>
           <w:sz w:val="22"/>
         </w:rPr>
-        <w:t>47. Jonas: Wir heben die Gläser. Nicht laut, nicht pathetisch, nur mit einem kurzen Nicken zu allen. Hundertzwölf Menschen haben uns ihre Geschichte anvertraut.</w:t>
+        <w:t>72. Jonas: Wir heben die Gläser. Nicht laut, nicht pathetisch, nur mit einem kurzen Nicken zu allen. Hundertzwölf Menschen haben uns ihre Geschichte anvertraut.</w:t>
       </w:r>
     </w:p>
     <w:p>
@@ -14423,7 +22073,7 @@
           <w:i w:val="0"/>
           <w:sz w:val="22"/>
         </w:rPr>
-        <w:t>48. Jonas: Draußen vor der Tür fällt der erste Schnee des Februars. Ich denke an Frau Weber und ihren Mohnkuchen, an Piotr und seine Pierogi, und an alle, die noch keinen Namen für das haben, was ihnen passiert ist.</w:t>
+        <w:t>73. Jonas: Draußen vor der Tür fällt der erste Schnee des Februars. Ich denke an Frau Weber und ihren Mohnkuchen, an Piotr und seine Pierogi, und an alle, die noch keinen Namen für das haben, was ihnen passiert ist.</w:t>
       </w:r>
     </w:p>
     <w:p>
